--- a/apps/cv-portfolio/public/CV_Berdutin_Vsevolod_Senior_Frontend.docx
+++ b/apps/cv-portfolio/public/CV_Berdutin_Vsevolod_Senior_Frontend.docx
@@ -7,727 +7,991 @@
         <w:pStyle w:val="Default"/>
         <w:suppressAutoHyphens w:val="1"/>
         <w:spacing w:before="0" w:after="320" w:line="240" w:lineRule="auto"/>
+        <w:rPr>
+          <w:outline w:val="0"/>
+          <w:color w:val="0f1115"/>
+          <w:u w:color="0f1115"/>
+          <w:shd w:val="clear" w:color="auto" w:fill="ffffff"/>
+          <w14:textFill>
+            <w14:solidFill>
+              <w14:srgbClr w14:val="0F1115"/>
+            </w14:solidFill>
+          </w14:textFill>
+        </w:rPr>
+      </w:pPr>
+      <w:r>
+        <w:rPr>
+          <w:b w:val="1"/>
+          <w:bCs w:val="1"/>
+          <w:outline w:val="0"/>
+          <w:color w:val="0f1115"/>
+          <w:u w:color="0f1115"/>
+          <w:shd w:val="clear" w:color="auto" w:fill="ffffff"/>
+          <w:rtl w:val="0"/>
+          <w:lang w:val="en-US"/>
+          <w14:textFill>
+            <w14:solidFill>
+              <w14:srgbClr w14:val="0F1115"/>
+            </w14:solidFill>
+          </w14:textFill>
+        </w:rPr>
+        <w:t>VSEVOLOD BERDUTIN</w:t>
+      </w:r>
+      <w:r>
+        <w:rPr>
+          <w:outline w:val="0"/>
+          <w:color w:val="0f1115"/>
+          <w:u w:color="0f1115"/>
+          <w:shd w:val="clear" w:color="auto" w:fill="ffffff"/>
+          <w14:textFill>
+            <w14:solidFill>
+              <w14:srgbClr w14:val="0F1115"/>
+            </w14:solidFill>
+          </w14:textFill>
+        </w:rPr>
+        <w:br w:type="textWrapping"/>
+      </w:r>
+      <w:r>
+        <w:rPr>
+          <w:b w:val="1"/>
+          <w:bCs w:val="1"/>
+          <w:outline w:val="0"/>
+          <w:color w:val="0f1115"/>
+          <w:u w:color="0f1115"/>
+          <w:shd w:val="clear" w:color="auto" w:fill="ffffff"/>
+          <w:rtl w:val="0"/>
+          <w:lang w:val="en-US"/>
+          <w14:textFill>
+            <w14:solidFill>
+              <w14:srgbClr w14:val="0F1115"/>
+            </w14:solidFill>
+          </w14:textFill>
+        </w:rPr>
+        <w:t>Senior Frontend Engineer (React, TypeScript, Next.js)</w:t>
+      </w:r>
+    </w:p>
+    <w:p>
+      <w:pPr>
+        <w:pStyle w:val="Default"/>
+        <w:suppressAutoHyphens w:val="1"/>
+        <w:spacing w:before="0" w:after="320" w:line="240" w:lineRule="auto"/>
+        <w:rPr>
+          <w:rStyle w:val="None"/>
+          <w:outline w:val="0"/>
+          <w:color w:val="0f1115"/>
+          <w:u w:color="0f1115"/>
+          <w:shd w:val="clear" w:color="auto" w:fill="ffffff"/>
+          <w14:textFill>
+            <w14:solidFill>
+              <w14:srgbClr w14:val="0F1115"/>
+            </w14:solidFill>
+          </w14:textFill>
+        </w:rPr>
+      </w:pPr>
+      <w:r>
+        <w:rPr>
+          <w:b w:val="1"/>
+          <w:bCs w:val="1"/>
+          <w:outline w:val="0"/>
+          <w:color w:val="0f1115"/>
+          <w:u w:color="0f1115"/>
+          <w:shd w:val="clear" w:color="auto" w:fill="ffffff"/>
+          <w:rtl w:val="0"/>
+          <w:lang w:val="en-US"/>
+          <w14:textFill>
+            <w14:solidFill>
+              <w14:srgbClr w14:val="0F1115"/>
+            </w14:solidFill>
+          </w14:textFill>
+        </w:rPr>
+        <w:t>Phone:</w:t>
+      </w:r>
+      <w:r>
+        <w:rPr>
+          <w:outline w:val="0"/>
+          <w:color w:val="0f1115"/>
+          <w:u w:color="0f1115"/>
+          <w:shd w:val="clear" w:color="auto" w:fill="ffffff"/>
+          <w:rtl w:val="0"/>
+          <w:lang w:val="en-US"/>
+          <w14:textFill>
+            <w14:solidFill>
+              <w14:srgbClr w14:val="0F1115"/>
+            </w14:solidFill>
+          </w14:textFill>
+        </w:rPr>
+        <w:t> </w:t>
+      </w:r>
+      <w:r>
+        <w:rPr>
+          <w:outline w:val="0"/>
+          <w:color w:val="0f1115"/>
+          <w:u w:color="0f1115"/>
+          <w:shd w:val="clear" w:color="auto" w:fill="ffffff"/>
+          <w:rtl w:val="0"/>
+          <w:lang w:val="en-US"/>
+          <w14:textFill>
+            <w14:solidFill>
+              <w14:srgbClr w14:val="0F1115"/>
+            </w14:solidFill>
+          </w14:textFill>
+        </w:rPr>
+        <w:t>+972 555 07 8880</w:t>
+      </w:r>
+      <w:r>
+        <w:rPr>
+          <w:outline w:val="0"/>
+          <w:color w:val="0f1115"/>
+          <w:u w:color="0f1115"/>
+          <w:shd w:val="clear" w:color="auto" w:fill="ffffff"/>
+          <w14:textFill>
+            <w14:solidFill>
+              <w14:srgbClr w14:val="0F1115"/>
+            </w14:solidFill>
+          </w14:textFill>
+        </w:rPr>
+        <w:br w:type="textWrapping"/>
+      </w:r>
+      <w:r>
+        <w:rPr>
+          <w:b w:val="1"/>
+          <w:bCs w:val="1"/>
+          <w:outline w:val="0"/>
+          <w:color w:val="0f1115"/>
+          <w:u w:color="0f1115"/>
+          <w:shd w:val="clear" w:color="auto" w:fill="ffffff"/>
+          <w:rtl w:val="0"/>
+          <w:lang w:val="en-US"/>
+          <w14:textFill>
+            <w14:solidFill>
+              <w14:srgbClr w14:val="0F1115"/>
+            </w14:solidFill>
+          </w14:textFill>
+        </w:rPr>
+        <w:t>Email:</w:t>
+      </w:r>
+      <w:r>
+        <w:rPr>
+          <w:outline w:val="0"/>
+          <w:color w:val="0f1115"/>
+          <w:u w:color="0f1115"/>
+          <w:shd w:val="clear" w:color="auto" w:fill="ffffff"/>
+          <w:rtl w:val="0"/>
+          <w:lang w:val="en-US"/>
+          <w14:textFill>
+            <w14:solidFill>
+              <w14:srgbClr w14:val="0F1115"/>
+            </w14:solidFill>
+          </w14:textFill>
+        </w:rPr>
+        <w:t> </w:t>
+      </w:r>
+      <w:r>
+        <w:rPr>
+          <w:outline w:val="0"/>
+          <w:color w:val="0f1115"/>
+          <w:u w:color="0f1115"/>
+          <w:shd w:val="clear" w:color="auto" w:fill="ffffff"/>
+          <w:rtl w:val="0"/>
+          <w:lang w:val="en-US"/>
+          <w14:textFill>
+            <w14:solidFill>
+              <w14:srgbClr w14:val="0F1115"/>
+            </w14:solidFill>
+          </w14:textFill>
+        </w:rPr>
+        <w:t>vsevolodberdutin@gmail.com</w:t>
+      </w:r>
+      <w:r>
+        <w:rPr>
+          <w:outline w:val="0"/>
+          <w:color w:val="0f1115"/>
+          <w:u w:color="0f1115"/>
+          <w:shd w:val="clear" w:color="auto" w:fill="ffffff"/>
+          <w14:textFill>
+            <w14:solidFill>
+              <w14:srgbClr w14:val="0F1115"/>
+            </w14:solidFill>
+          </w14:textFill>
+        </w:rPr>
+        <w:br w:type="textWrapping"/>
+      </w:r>
+      <w:r>
+        <w:rPr>
+          <w:b w:val="1"/>
+          <w:bCs w:val="1"/>
+          <w:outline w:val="0"/>
+          <w:color w:val="0f1115"/>
+          <w:u w:color="0f1115"/>
+          <w:shd w:val="clear" w:color="auto" w:fill="ffffff"/>
+          <w:rtl w:val="0"/>
+          <w:lang w:val="en-US"/>
+          <w14:textFill>
+            <w14:solidFill>
+              <w14:srgbClr w14:val="0F1115"/>
+            </w14:solidFill>
+          </w14:textFill>
+        </w:rPr>
+        <w:t>LinkedIn:</w:t>
+      </w:r>
+      <w:r>
+        <w:rPr>
+          <w:outline w:val="0"/>
+          <w:color w:val="0f1115"/>
+          <w:u w:color="0f1115"/>
+          <w:shd w:val="clear" w:color="auto" w:fill="ffffff"/>
+          <w:rtl w:val="0"/>
+          <w:lang w:val="en-US"/>
+          <w14:textFill>
+            <w14:solidFill>
+              <w14:srgbClr w14:val="0F1115"/>
+            </w14:solidFill>
+          </w14:textFill>
+        </w:rPr>
+        <w:t> </w:t>
+      </w:r>
+      <w:r>
+        <w:rPr>
+          <w:rStyle w:val="Hyperlink.0"/>
+        </w:rPr>
+        <w:fldChar w:fldCharType="begin" w:fldLock="0"/>
+      </w:r>
+      <w:r>
+        <w:rPr>
+          <w:rStyle w:val="Hyperlink.0"/>
+        </w:rPr>
+        <w:instrText xml:space="preserve"> HYPERLINK "https://linkedin.com/in/vsevolodberdutin"</w:instrText>
+      </w:r>
+      <w:r>
+        <w:rPr>
+          <w:rStyle w:val="Hyperlink.0"/>
+        </w:rPr>
+        <w:fldChar w:fldCharType="separate" w:fldLock="0"/>
+      </w:r>
+      <w:r>
+        <w:rPr>
+          <w:rStyle w:val="Hyperlink.0"/>
+          <w:rtl w:val="0"/>
+          <w:lang w:val="en-US"/>
+        </w:rPr>
+        <w:t>linkedin.com/in/vsevolodberdutin</w:t>
+      </w:r>
+      <w:r>
+        <w:rPr/>
+        <w:fldChar w:fldCharType="end" w:fldLock="0"/>
+      </w:r>
+      <w:r>
+        <w:rPr>
+          <w:rStyle w:val="None"/>
+          <w:outline w:val="0"/>
+          <w:color w:val="0f1115"/>
+          <w:u w:color="0f1115"/>
+          <w:shd w:val="clear" w:color="auto" w:fill="ffffff"/>
+          <w14:textFill>
+            <w14:solidFill>
+              <w14:srgbClr w14:val="0F1115"/>
+            </w14:solidFill>
+          </w14:textFill>
+        </w:rPr>
+        <w:br w:type="textWrapping"/>
+      </w:r>
+      <w:r>
+        <w:rPr>
+          <w:rStyle w:val="None"/>
+          <w:b w:val="1"/>
+          <w:bCs w:val="1"/>
+          <w:outline w:val="0"/>
+          <w:color w:val="0f1115"/>
+          <w:u w:color="0f1115"/>
+          <w:shd w:val="clear" w:color="auto" w:fill="ffffff"/>
+          <w:rtl w:val="0"/>
+          <w:lang w:val="en-US"/>
+          <w14:textFill>
+            <w14:solidFill>
+              <w14:srgbClr w14:val="0F1115"/>
+            </w14:solidFill>
+          </w14:textFill>
+        </w:rPr>
+        <w:t>Telegram:</w:t>
+      </w:r>
+      <w:r>
+        <w:rPr>
+          <w:rStyle w:val="None"/>
+          <w:outline w:val="0"/>
+          <w:color w:val="0f1115"/>
+          <w:u w:color="0f1115"/>
+          <w:shd w:val="clear" w:color="auto" w:fill="ffffff"/>
+          <w:rtl w:val="0"/>
+          <w:lang w:val="en-US"/>
+          <w14:textFill>
+            <w14:solidFill>
+              <w14:srgbClr w14:val="0F1115"/>
+            </w14:solidFill>
+          </w14:textFill>
+        </w:rPr>
+        <w:t> </w:t>
+      </w:r>
+      <w:r>
+        <w:rPr>
+          <w:rStyle w:val="Hyperlink.0"/>
+        </w:rPr>
+        <w:fldChar w:fldCharType="begin" w:fldLock="0"/>
+      </w:r>
+      <w:r>
+        <w:rPr>
+          <w:rStyle w:val="Hyperlink.0"/>
+        </w:rPr>
+        <w:instrText xml:space="preserve"> HYPERLINK "https://t.me/vsevolodberdutin"</w:instrText>
+      </w:r>
+      <w:r>
+        <w:rPr>
+          <w:rStyle w:val="Hyperlink.0"/>
+        </w:rPr>
+        <w:fldChar w:fldCharType="separate" w:fldLock="0"/>
+      </w:r>
+      <w:r>
+        <w:rPr>
+          <w:rStyle w:val="Hyperlink.0"/>
+          <w:rtl w:val="0"/>
+          <w:lang w:val="en-US"/>
+        </w:rPr>
+        <w:t>t.me/vsevolodberdutin</w:t>
+      </w:r>
+      <w:r>
+        <w:rPr/>
+        <w:fldChar w:fldCharType="end" w:fldLock="0"/>
+      </w:r>
+    </w:p>
+    <w:p>
+      <w:pPr>
+        <w:pStyle w:val="Default"/>
+        <w:suppressAutoHyphens w:val="1"/>
+        <w:spacing w:before="0" w:after="320" w:line="240" w:lineRule="auto"/>
+        <w:rPr>
+          <w:rStyle w:val="None"/>
+          <w:b w:val="1"/>
+          <w:bCs w:val="1"/>
+          <w:outline w:val="0"/>
+          <w:color w:val="0f1115"/>
+          <w:u w:color="0f1115"/>
+          <w:shd w:val="clear" w:color="auto" w:fill="ffffff"/>
+          <w14:textFill>
+            <w14:solidFill>
+              <w14:srgbClr w14:val="0F1115"/>
+            </w14:solidFill>
+          </w14:textFill>
+        </w:rPr>
+      </w:pPr>
+      <w:r>
+        <w:rPr>
+          <w:rStyle w:val="None"/>
+          <w:b w:val="1"/>
+          <w:bCs w:val="1"/>
+          <w:outline w:val="0"/>
+          <w:color w:val="0f1115"/>
+          <w:u w:color="0f1115"/>
+          <w:shd w:val="clear" w:color="auto" w:fill="ffffff"/>
+          <w:rtl w:val="0"/>
+          <w:lang w:val="en-US"/>
+          <w14:textFill>
+            <w14:solidFill>
+              <w14:srgbClr w14:val="0F1115"/>
+            </w14:solidFill>
+          </w14:textFill>
+        </w:rPr>
+        <w:t>SUMMARY</w:t>
+      </w:r>
+    </w:p>
+    <w:p>
+      <w:pPr>
+        <w:pStyle w:val="Default"/>
+        <w:suppressAutoHyphens w:val="1"/>
+        <w:spacing w:before="0" w:line="240" w:lineRule="auto"/>
         <w:jc w:val="left"/>
         <w:rPr>
+          <w:shd w:val="clear" w:color="auto" w:fill="ffffff"/>
+        </w:rPr>
+      </w:pPr>
+      <w:r>
+        <w:rPr>
+          <w:rStyle w:val="None"/>
+          <w:b w:val="1"/>
+          <w:bCs w:val="1"/>
+          <w:shd w:val="clear" w:color="auto" w:fill="ffffff"/>
+          <w:rtl w:val="0"/>
+          <w:lang w:val="en-US"/>
+        </w:rPr>
+        <w:t>8+ years of experience</w:t>
+      </w:r>
+      <w:r>
+        <w:rPr>
+          <w:shd w:val="clear" w:color="auto" w:fill="ffffff"/>
+          <w:rtl w:val="0"/>
+          <w:lang w:val="en-US"/>
+        </w:rPr>
+        <w:t> </w:t>
+      </w:r>
+      <w:r>
+        <w:rPr>
+          <w:shd w:val="clear" w:color="auto" w:fill="ffffff"/>
+          <w:rtl w:val="0"/>
+          <w:lang w:val="en-US"/>
+        </w:rPr>
+        <w:t>in frontend dev, specializing in React, TypeScript, and Next.js.</w:t>
+      </w:r>
+    </w:p>
+    <w:p>
+      <w:pPr>
+        <w:pStyle w:val="Default"/>
+        <w:suppressAutoHyphens w:val="1"/>
+        <w:spacing w:before="0" w:line="240" w:lineRule="auto"/>
+        <w:jc w:val="left"/>
+        <w:rPr>
+          <w:sz w:val="8"/>
+          <w:szCs w:val="8"/>
+          <w:shd w:val="clear" w:color="auto" w:fill="ffffff"/>
+        </w:rPr>
+      </w:pPr>
+    </w:p>
+    <w:p>
+      <w:pPr>
+        <w:pStyle w:val="Default"/>
+        <w:suppressAutoHyphens w:val="1"/>
+        <w:spacing w:before="0" w:line="240" w:lineRule="auto"/>
+        <w:jc w:val="left"/>
+        <w:rPr>
+          <w:shd w:val="clear" w:color="auto" w:fill="ffffff"/>
+        </w:rPr>
+      </w:pPr>
+      <w:r>
+        <w:rPr>
+          <w:shd w:val="clear" w:color="auto" w:fill="ffffff"/>
+          <w:rtl w:val="0"/>
+          <w:lang w:val="en-US"/>
+        </w:rPr>
+        <w:t>Led distributed teams of</w:t>
+      </w:r>
+      <w:r>
+        <w:rPr>
+          <w:shd w:val="clear" w:color="auto" w:fill="ffffff"/>
+          <w:rtl w:val="0"/>
+          <w:lang w:val="en-US"/>
+        </w:rPr>
+        <w:t> </w:t>
+      </w:r>
+      <w:r>
+        <w:rPr>
+          <w:rStyle w:val="None"/>
+          <w:b w:val="1"/>
+          <w:bCs w:val="1"/>
+          <w:shd w:val="clear" w:color="auto" w:fill="ffffff"/>
+          <w:rtl w:val="0"/>
+          <w:lang w:val="en-US"/>
+        </w:rPr>
+        <w:t>3-5 engineers</w:t>
+      </w:r>
+      <w:r>
+        <w:rPr>
+          <w:shd w:val="clear" w:color="auto" w:fill="ffffff"/>
+          <w:rtl w:val="0"/>
+          <w:lang w:val="en-US"/>
+        </w:rPr>
+        <w:t>, delivering solutions for</w:t>
+      </w:r>
+      <w:r>
+        <w:rPr>
+          <w:shd w:val="clear" w:color="auto" w:fill="ffffff"/>
+          <w:rtl w:val="0"/>
+          <w:lang w:val="en-US"/>
+        </w:rPr>
+        <w:t> </w:t>
+      </w:r>
+      <w:r>
+        <w:rPr>
+          <w:rStyle w:val="None"/>
+          <w:b w:val="1"/>
+          <w:bCs w:val="1"/>
+          <w:shd w:val="clear" w:color="auto" w:fill="ffffff"/>
+          <w:rtl w:val="0"/>
+          <w:lang w:val="en-US"/>
+        </w:rPr>
+        <w:t>50,000+ internal users</w:t>
+      </w:r>
+      <w:r>
+        <w:rPr>
+          <w:shd w:val="clear" w:color="auto" w:fill="ffffff"/>
+          <w:rtl w:val="0"/>
+          <w:lang w:val="en-US"/>
+        </w:rPr>
+        <w:t> </w:t>
+      </w:r>
+      <w:r>
+        <w:rPr>
+          <w:shd w:val="clear" w:color="auto" w:fill="ffffff"/>
+          <w:rtl w:val="0"/>
+          <w:lang w:val="en-US"/>
+        </w:rPr>
+        <w:t>at Eastern Europe's largest financial institution.</w:t>
+      </w:r>
+    </w:p>
+    <w:p>
+      <w:pPr>
+        <w:pStyle w:val="Default"/>
+        <w:suppressAutoHyphens w:val="1"/>
+        <w:spacing w:before="0" w:line="240" w:lineRule="auto"/>
+        <w:jc w:val="left"/>
+        <w:rPr>
+          <w:sz w:val="8"/>
+          <w:szCs w:val="8"/>
+          <w:shd w:val="clear" w:color="auto" w:fill="ffffff"/>
+        </w:rPr>
+      </w:pPr>
+    </w:p>
+    <w:p>
+      <w:pPr>
+        <w:pStyle w:val="Default"/>
+        <w:suppressAutoHyphens w:val="1"/>
+        <w:spacing w:before="0" w:line="240" w:lineRule="auto"/>
+        <w:jc w:val="left"/>
+        <w:rPr>
+          <w:rStyle w:val="None"/>
           <w:b w:val="0"/>
           <w:bCs w:val="0"/>
-          <w:outline w:val="0"/>
-          <w:color w:val="0f1115"/>
-          <w:shd w:val="clear" w:color="auto" w:fill="ffffff"/>
-          <w14:textFill>
-            <w14:solidFill>
-              <w14:srgbClr w14:val="0F1115"/>
-            </w14:solidFill>
-          </w14:textFill>
-        </w:rPr>
-      </w:pPr>
+          <w:shd w:val="clear" w:color="auto" w:fill="ffffff"/>
+        </w:rPr>
+      </w:pPr>
+      <w:r>
+        <w:rPr>
+          <w:rStyle w:val="None"/>
+          <w:b w:val="0"/>
+          <w:bCs w:val="0"/>
+          <w:shd w:val="clear" w:color="auto" w:fill="ffffff"/>
+          <w:rtl w:val="0"/>
+          <w:lang w:val="en-US"/>
+        </w:rPr>
+        <w:t>Expertise in</w:t>
+      </w:r>
+      <w:r>
+        <w:rPr>
+          <w:rStyle w:val="None"/>
+          <w:b w:val="0"/>
+          <w:bCs w:val="0"/>
+          <w:shd w:val="clear" w:color="auto" w:fill="ffffff"/>
+          <w:rtl w:val="0"/>
+          <w:lang w:val="en-US"/>
+        </w:rPr>
+        <w:t> </w:t>
+      </w:r>
       <w:r>
         <w:rPr>
           <w:b w:val="1"/>
           <w:bCs w:val="1"/>
-          <w:outline w:val="0"/>
-          <w:color w:val="0f1115"/>
-          <w:shd w:val="clear" w:color="auto" w:fill="ffffff"/>
-          <w:rtl w:val="0"/>
-          <w:lang w:val="en-US"/>
-          <w14:textFill>
-            <w14:solidFill>
-              <w14:srgbClr w14:val="0F1115"/>
-            </w14:solidFill>
-          </w14:textFill>
-        </w:rPr>
-        <w:t>VSEVOLOD BERDUTIN</w:t>
-      </w:r>
-      <w:r>
-        <w:rPr>
+          <w:shd w:val="clear" w:color="auto" w:fill="ffffff"/>
+          <w:rtl w:val="0"/>
+          <w:lang w:val="en-US"/>
+        </w:rPr>
+        <w:t>fintech, cryptocurrency, and corporate B2B</w:t>
+      </w:r>
+      <w:r>
+        <w:rPr>
+          <w:rStyle w:val="None"/>
           <w:b w:val="0"/>
           <w:bCs w:val="0"/>
-          <w:outline w:val="0"/>
-          <w:color w:val="0f1115"/>
-          <w:shd w:val="clear" w:color="auto" w:fill="ffffff"/>
-          <w14:textFill>
-            <w14:solidFill>
-              <w14:srgbClr w14:val="0F1115"/>
-            </w14:solidFill>
-          </w14:textFill>
-        </w:rPr>
-        <w:br w:type="textWrapping"/>
-      </w:r>
-      <w:r>
-        <w:rPr>
+          <w:shd w:val="clear" w:color="auto" w:fill="ffffff"/>
+          <w:rtl w:val="0"/>
+          <w:lang w:val="en-US"/>
+        </w:rPr>
+        <w:t> </w:t>
+      </w:r>
+      <w:r>
+        <w:rPr>
+          <w:rStyle w:val="None"/>
+          <w:b w:val="0"/>
+          <w:bCs w:val="0"/>
+          <w:shd w:val="clear" w:color="auto" w:fill="ffffff"/>
+          <w:rtl w:val="0"/>
+          <w:lang w:val="en-US"/>
+        </w:rPr>
+        <w:t>applications.</w:t>
+      </w:r>
+    </w:p>
+    <w:p>
+      <w:pPr>
+        <w:pStyle w:val="Default"/>
+        <w:suppressAutoHyphens w:val="1"/>
+        <w:spacing w:before="0" w:line="240" w:lineRule="auto"/>
+        <w:jc w:val="left"/>
+        <w:rPr>
+          <w:rStyle w:val="None"/>
+          <w:sz w:val="8"/>
+          <w:szCs w:val="8"/>
+          <w:shd w:val="clear" w:color="auto" w:fill="ffffff"/>
+        </w:rPr>
+      </w:pPr>
+    </w:p>
+    <w:p>
+      <w:pPr>
+        <w:pStyle w:val="Default"/>
+        <w:suppressAutoHyphens w:val="1"/>
+        <w:spacing w:before="0" w:line="240" w:lineRule="auto"/>
+        <w:jc w:val="left"/>
+        <w:rPr>
+          <w:shd w:val="clear" w:color="auto" w:fill="ffffff"/>
+        </w:rPr>
+      </w:pPr>
+      <w:r>
+        <w:rPr>
+          <w:shd w:val="clear" w:color="auto" w:fill="ffffff"/>
+          <w:rtl w:val="0"/>
+          <w:lang w:val="en-US"/>
+        </w:rPr>
+        <w:t>Designed and orchestrated a</w:t>
+      </w:r>
+      <w:r>
+        <w:rPr>
+          <w:shd w:val="clear" w:color="auto" w:fill="ffffff"/>
+          <w:rtl w:val="0"/>
+          <w:lang w:val="en-US"/>
+        </w:rPr>
+        <w:t> </w:t>
+      </w:r>
+      <w:r>
+        <w:rPr>
+          <w:rStyle w:val="None"/>
           <w:b w:val="1"/>
           <w:bCs w:val="1"/>
-          <w:outline w:val="0"/>
-          <w:color w:val="0f1115"/>
-          <w:shd w:val="clear" w:color="auto" w:fill="ffffff"/>
-          <w:rtl w:val="0"/>
-          <w:lang w:val="en-US"/>
-          <w14:textFill>
-            <w14:solidFill>
-              <w14:srgbClr w14:val="0F1115"/>
-            </w14:solidFill>
-          </w14:textFill>
-        </w:rPr>
-        <w:t>Senior Frontend Engineer (React, TypeScript, Next.js)</w:t>
-      </w:r>
-    </w:p>
-    <w:p>
-      <w:pPr>
-        <w:pStyle w:val="Default"/>
-        <w:suppressAutoHyphens w:val="1"/>
-        <w:spacing w:before="0" w:after="320" w:line="240" w:lineRule="auto"/>
-        <w:jc w:val="left"/>
-        <w:rPr>
-          <w:outline w:val="0"/>
-          <w:color w:val="0f1115"/>
-          <w:shd w:val="clear" w:color="auto" w:fill="ffffff"/>
-          <w14:textFill>
-            <w14:solidFill>
-              <w14:srgbClr w14:val="0F1115"/>
-            </w14:solidFill>
-          </w14:textFill>
-        </w:rPr>
-      </w:pPr>
-      <w:r>
-        <w:rPr>
+          <w:shd w:val="clear" w:color="auto" w:fill="ffffff"/>
+          <w:rtl w:val="0"/>
+          <w:lang w:val="en-US"/>
+        </w:rPr>
+        <w:t>multi-agent AI system (Claude Opus 4.5)</w:t>
+      </w:r>
+      <w:r>
+        <w:rPr>
+          <w:rStyle w:val="None"/>
           <w:b w:val="1"/>
           <w:bCs w:val="1"/>
-          <w:outline w:val="0"/>
-          <w:color w:val="0f1115"/>
-          <w:shd w:val="clear" w:color="auto" w:fill="ffffff"/>
-          <w:rtl w:val="0"/>
-          <w:lang w:val="en-US"/>
-          <w14:textFill>
-            <w14:solidFill>
-              <w14:srgbClr w14:val="0F1115"/>
-            </w14:solidFill>
-          </w14:textFill>
-        </w:rPr>
-        <w:t>Phone:</w:t>
-      </w:r>
-      <w:r>
-        <w:rPr>
-          <w:outline w:val="0"/>
-          <w:color w:val="0f1115"/>
-          <w:shd w:val="clear" w:color="auto" w:fill="ffffff"/>
-          <w:rtl w:val="0"/>
-          <w:lang w:val="en-US"/>
-          <w14:textFill>
-            <w14:solidFill>
-              <w14:srgbClr w14:val="0F1115"/>
-            </w14:solidFill>
-          </w14:textFill>
-        </w:rPr>
-        <w:t> </w:t>
-      </w:r>
-      <w:r>
-        <w:rPr>
-          <w:outline w:val="0"/>
-          <w:color w:val="0f1115"/>
-          <w:shd w:val="clear" w:color="auto" w:fill="ffffff"/>
-          <w:rtl w:val="0"/>
-          <w:lang w:val="en-US"/>
-          <w14:textFill>
-            <w14:solidFill>
-              <w14:srgbClr w14:val="0F1115"/>
-            </w14:solidFill>
-          </w14:textFill>
-        </w:rPr>
-        <w:t>+972</w:t>
-      </w:r>
-      <w:r>
-        <w:rPr>
-          <w:outline w:val="0"/>
-          <w:color w:val="0f1115"/>
-          <w:shd w:val="clear" w:color="auto" w:fill="ffffff"/>
-          <w:rtl w:val="0"/>
-          <w:lang w:val="en-US"/>
-          <w14:textFill>
-            <w14:solidFill>
-              <w14:srgbClr w14:val="0F1115"/>
-            </w14:solidFill>
-          </w14:textFill>
+          <w:shd w:val="clear" w:color="auto" w:fill="ffffff"/>
+          <w:rtl w:val="0"/>
+          <w:lang w:val="en-US"/>
         </w:rPr>
         <w:t xml:space="preserve"> </w:t>
       </w:r>
       <w:r>
         <w:rPr>
-          <w:outline w:val="0"/>
-          <w:color w:val="0f1115"/>
-          <w:shd w:val="clear" w:color="auto" w:fill="ffffff"/>
-          <w:rtl w:val="0"/>
-          <w:lang w:val="en-US"/>
-          <w14:textFill>
-            <w14:solidFill>
-              <w14:srgbClr w14:val="0F1115"/>
-            </w14:solidFill>
-          </w14:textFill>
-        </w:rPr>
-        <w:t>555</w:t>
-      </w:r>
-      <w:r>
-        <w:rPr>
-          <w:outline w:val="0"/>
-          <w:color w:val="0f1115"/>
-          <w:shd w:val="clear" w:color="auto" w:fill="ffffff"/>
-          <w:rtl w:val="0"/>
-          <w:lang w:val="en-US"/>
-          <w14:textFill>
-            <w14:solidFill>
-              <w14:srgbClr w14:val="0F1115"/>
-            </w14:solidFill>
-          </w14:textFill>
-        </w:rPr>
-        <w:t xml:space="preserve"> </w:t>
-      </w:r>
-      <w:r>
-        <w:rPr>
-          <w:outline w:val="0"/>
-          <w:color w:val="0f1115"/>
-          <w:shd w:val="clear" w:color="auto" w:fill="ffffff"/>
-          <w:rtl w:val="0"/>
-          <w:lang w:val="en-US"/>
-          <w14:textFill>
-            <w14:solidFill>
-              <w14:srgbClr w14:val="0F1115"/>
-            </w14:solidFill>
-          </w14:textFill>
-        </w:rPr>
-        <w:t>07</w:t>
-      </w:r>
-      <w:r>
-        <w:rPr>
-          <w:outline w:val="0"/>
-          <w:color w:val="0f1115"/>
-          <w:shd w:val="clear" w:color="auto" w:fill="ffffff"/>
-          <w:rtl w:val="0"/>
-          <w:lang w:val="en-US"/>
-          <w14:textFill>
-            <w14:solidFill>
-              <w14:srgbClr w14:val="0F1115"/>
-            </w14:solidFill>
-          </w14:textFill>
-        </w:rPr>
-        <w:t xml:space="preserve"> </w:t>
-      </w:r>
-      <w:r>
-        <w:rPr>
-          <w:outline w:val="0"/>
-          <w:color w:val="0f1115"/>
-          <w:shd w:val="clear" w:color="auto" w:fill="ffffff"/>
-          <w:rtl w:val="0"/>
-          <w:lang w:val="en-US"/>
-          <w14:textFill>
-            <w14:solidFill>
-              <w14:srgbClr w14:val="0F1115"/>
-            </w14:solidFill>
-          </w14:textFill>
-        </w:rPr>
-        <w:t>8880</w:t>
-      </w:r>
-      <w:r>
-        <w:rPr>
-          <w:outline w:val="0"/>
-          <w:color w:val="0f1115"/>
-          <w:shd w:val="clear" w:color="auto" w:fill="ffffff"/>
-          <w14:textFill>
-            <w14:solidFill>
-              <w14:srgbClr w14:val="0F1115"/>
-            </w14:solidFill>
-          </w14:textFill>
-        </w:rPr>
-        <w:br w:type="textWrapping"/>
-      </w:r>
-      <w:r>
-        <w:rPr>
+          <w:shd w:val="clear" w:color="auto" w:fill="ffffff"/>
+          <w:rtl w:val="0"/>
+          <w:lang w:val="en-US"/>
+        </w:rPr>
+        <w:t>with 4 specialized sub-agents, enabling iterative code generation, review, and task execution via automated loops.</w:t>
+      </w:r>
+    </w:p>
+    <w:p>
+      <w:pPr>
+        <w:pStyle w:val="Default"/>
+        <w:suppressAutoHyphens w:val="1"/>
+        <w:spacing w:before="0" w:line="240" w:lineRule="auto"/>
+        <w:jc w:val="left"/>
+        <w:rPr>
+          <w:sz w:val="8"/>
+          <w:szCs w:val="8"/>
+          <w:shd w:val="clear" w:color="auto" w:fill="ffffff"/>
+        </w:rPr>
+      </w:pPr>
+    </w:p>
+    <w:p>
+      <w:pPr>
+        <w:pStyle w:val="Default"/>
+        <w:tabs>
+          <w:tab w:val="left" w:pos="560"/>
+          <w:tab w:val="left" w:pos="1120"/>
+          <w:tab w:val="left" w:pos="1680"/>
+          <w:tab w:val="left" w:pos="2240"/>
+          <w:tab w:val="left" w:pos="2800"/>
+          <w:tab w:val="left" w:pos="3360"/>
+          <w:tab w:val="left" w:pos="3920"/>
+          <w:tab w:val="left" w:pos="4480"/>
+          <w:tab w:val="left" w:pos="5040"/>
+          <w:tab w:val="left" w:pos="5600"/>
+          <w:tab w:val="left" w:pos="6160"/>
+          <w:tab w:val="left" w:pos="6720"/>
+          <w:tab w:val="left" w:pos="6740"/>
+          <w:tab w:val="left" w:pos="6760"/>
+          <w:tab w:val="left" w:pos="6780"/>
+          <w:tab w:val="left" w:pos="6800"/>
+          <w:tab w:val="left" w:pos="6820"/>
+          <w:tab w:val="left" w:pos="6840"/>
+          <w:tab w:val="left" w:pos="6860"/>
+          <w:tab w:val="left" w:pos="6880"/>
+          <w:tab w:val="left" w:pos="6900"/>
+          <w:tab w:val="left" w:pos="6920"/>
+          <w:tab w:val="left" w:pos="6940"/>
+          <w:tab w:val="left" w:pos="6960"/>
+          <w:tab w:val="left" w:pos="6980"/>
+          <w:tab w:val="left" w:pos="7000"/>
+          <w:tab w:val="left" w:pos="7020"/>
+          <w:tab w:val="left" w:pos="7040"/>
+          <w:tab w:val="left" w:pos="7060"/>
+          <w:tab w:val="left" w:pos="7080"/>
+          <w:tab w:val="left" w:pos="7100"/>
+          <w:tab w:val="left" w:pos="7120"/>
+          <w:tab w:val="left" w:pos="7140"/>
+          <w:tab w:val="left" w:pos="7160"/>
+          <w:tab w:val="left" w:pos="7180"/>
+          <w:tab w:val="left" w:pos="7200"/>
+          <w:tab w:val="left" w:pos="7220"/>
+          <w:tab w:val="left" w:pos="7240"/>
+          <w:tab w:val="left" w:pos="7260"/>
+          <w:tab w:val="left" w:pos="7280"/>
+          <w:tab w:val="left" w:pos="7300"/>
+          <w:tab w:val="left" w:pos="7320"/>
+          <w:tab w:val="left" w:pos="7340"/>
+          <w:tab w:val="left" w:pos="7360"/>
+          <w:tab w:val="left" w:pos="7380"/>
+          <w:tab w:val="left" w:pos="7400"/>
+          <w:tab w:val="left" w:pos="7420"/>
+          <w:tab w:val="left" w:pos="7440"/>
+          <w:tab w:val="left" w:pos="7460"/>
+          <w:tab w:val="left" w:pos="7480"/>
+          <w:tab w:val="left" w:pos="7500"/>
+          <w:tab w:val="left" w:pos="7520"/>
+          <w:tab w:val="left" w:pos="7540"/>
+          <w:tab w:val="left" w:pos="7560"/>
+          <w:tab w:val="left" w:pos="7580"/>
+          <w:tab w:val="left" w:pos="7600"/>
+          <w:tab w:val="left" w:pos="7620"/>
+          <w:tab w:val="left" w:pos="7640"/>
+          <w:tab w:val="left" w:pos="7660"/>
+          <w:tab w:val="left" w:pos="7680"/>
+          <w:tab w:val="left" w:pos="7700"/>
+          <w:tab w:val="left" w:pos="7720"/>
+          <w:tab w:val="left" w:pos="7740"/>
+          <w:tab w:val="left" w:pos="7760"/>
+        </w:tabs>
+        <w:suppressAutoHyphens w:val="1"/>
+        <w:spacing w:before="0" w:line="240" w:lineRule="auto"/>
+        <w:rPr>
+          <w:outline w:val="0"/>
+          <w:color w:val="0e1114"/>
+          <w14:textFill>
+            <w14:solidFill>
+              <w14:srgbClr w14:val="0F1115"/>
+            </w14:solidFill>
+          </w14:textFill>
+        </w:rPr>
+      </w:pPr>
+      <w:r>
+        <w:rPr>
+          <w:outline w:val="0"/>
+          <w:color w:val="0e1114"/>
+          <w:rtl w:val="0"/>
+          <w:lang w:val="en-US"/>
+          <w14:textFill>
+            <w14:solidFill>
+              <w14:srgbClr w14:val="0F1115"/>
+            </w14:solidFill>
+          </w14:textFill>
+        </w:rPr>
+        <w:t xml:space="preserve">Effective in international environments. English </w:t>
+      </w:r>
+      <w:r>
+        <w:rPr>
+          <w:outline w:val="0"/>
+          <w:color w:val="0e1114"/>
+          <w:rtl w:val="0"/>
+          <w:lang w:val="en-US"/>
+          <w14:textFill>
+            <w14:solidFill>
+              <w14:srgbClr w14:val="0F1115"/>
+            </w14:solidFill>
+          </w14:textFill>
+        </w:rPr>
+        <w:t xml:space="preserve">– </w:t>
+      </w:r>
+      <w:r>
+        <w:rPr>
+          <w:outline w:val="0"/>
+          <w:color w:val="0e1114"/>
+          <w:rtl w:val="0"/>
+          <w:lang w:val="en-US"/>
+          <w14:textFill>
+            <w14:solidFill>
+              <w14:srgbClr w14:val="0F1115"/>
+            </w14:solidFill>
+          </w14:textFill>
+        </w:rPr>
+        <w:t xml:space="preserve">C1, Hebrew </w:t>
+      </w:r>
+      <w:r>
+        <w:rPr>
+          <w:outline w:val="0"/>
+          <w:color w:val="0e1114"/>
+          <w:rtl w:val="0"/>
+          <w:lang w:val="en-US"/>
+          <w14:textFill>
+            <w14:solidFill>
+              <w14:srgbClr w14:val="0F1115"/>
+            </w14:solidFill>
+          </w14:textFill>
+        </w:rPr>
+        <w:t xml:space="preserve">– </w:t>
+      </w:r>
+      <w:r>
+        <w:rPr>
+          <w:outline w:val="0"/>
+          <w:color w:val="0e1114"/>
+          <w:rtl w:val="0"/>
+          <w:lang w:val="en-US"/>
+          <w14:textFill>
+            <w14:solidFill>
+              <w14:srgbClr w14:val="0F1115"/>
+            </w14:solidFill>
+          </w14:textFill>
+        </w:rPr>
+        <w:t xml:space="preserve">B1/B2, Russian </w:t>
+      </w:r>
+      <w:r>
+        <w:rPr>
+          <w:outline w:val="0"/>
+          <w:color w:val="0e1114"/>
+          <w:rtl w:val="0"/>
+          <w:lang w:val="en-US"/>
+          <w14:textFill>
+            <w14:solidFill>
+              <w14:srgbClr w14:val="0F1115"/>
+            </w14:solidFill>
+          </w14:textFill>
+        </w:rPr>
+        <w:t xml:space="preserve">– </w:t>
+      </w:r>
+      <w:r>
+        <w:rPr>
+          <w:outline w:val="0"/>
+          <w:color w:val="0e1114"/>
+          <w:rtl w:val="0"/>
+          <w:lang w:val="en-US"/>
+          <w14:textFill>
+            <w14:solidFill>
+              <w14:srgbClr w14:val="0F1115"/>
+            </w14:solidFill>
+          </w14:textFill>
+        </w:rPr>
+        <w:t>native.</w:t>
+      </w:r>
+    </w:p>
+    <w:p>
+      <w:pPr>
+        <w:pStyle w:val="Default"/>
+        <w:tabs>
+          <w:tab w:val="left" w:pos="560"/>
+          <w:tab w:val="left" w:pos="1120"/>
+          <w:tab w:val="left" w:pos="1680"/>
+          <w:tab w:val="left" w:pos="2240"/>
+          <w:tab w:val="left" w:pos="2800"/>
+          <w:tab w:val="left" w:pos="3360"/>
+          <w:tab w:val="left" w:pos="3920"/>
+          <w:tab w:val="left" w:pos="4480"/>
+          <w:tab w:val="left" w:pos="5040"/>
+          <w:tab w:val="left" w:pos="5600"/>
+          <w:tab w:val="left" w:pos="6160"/>
+          <w:tab w:val="left" w:pos="6720"/>
+          <w:tab w:val="left" w:pos="6740"/>
+          <w:tab w:val="left" w:pos="6760"/>
+          <w:tab w:val="left" w:pos="6780"/>
+          <w:tab w:val="left" w:pos="6800"/>
+          <w:tab w:val="left" w:pos="6820"/>
+          <w:tab w:val="left" w:pos="6840"/>
+          <w:tab w:val="left" w:pos="6860"/>
+          <w:tab w:val="left" w:pos="6880"/>
+          <w:tab w:val="left" w:pos="6900"/>
+          <w:tab w:val="left" w:pos="6920"/>
+          <w:tab w:val="left" w:pos="6940"/>
+          <w:tab w:val="left" w:pos="6960"/>
+          <w:tab w:val="left" w:pos="6980"/>
+          <w:tab w:val="left" w:pos="7000"/>
+          <w:tab w:val="left" w:pos="7020"/>
+          <w:tab w:val="left" w:pos="7040"/>
+          <w:tab w:val="left" w:pos="7060"/>
+          <w:tab w:val="left" w:pos="7080"/>
+          <w:tab w:val="left" w:pos="7100"/>
+          <w:tab w:val="left" w:pos="7120"/>
+          <w:tab w:val="left" w:pos="7140"/>
+          <w:tab w:val="left" w:pos="7160"/>
+          <w:tab w:val="left" w:pos="7180"/>
+          <w:tab w:val="left" w:pos="7200"/>
+          <w:tab w:val="left" w:pos="7220"/>
+          <w:tab w:val="left" w:pos="7240"/>
+          <w:tab w:val="left" w:pos="7260"/>
+          <w:tab w:val="left" w:pos="7280"/>
+          <w:tab w:val="left" w:pos="7300"/>
+          <w:tab w:val="left" w:pos="7320"/>
+          <w:tab w:val="left" w:pos="7340"/>
+          <w:tab w:val="left" w:pos="7360"/>
+          <w:tab w:val="left" w:pos="7380"/>
+          <w:tab w:val="left" w:pos="7400"/>
+          <w:tab w:val="left" w:pos="7420"/>
+          <w:tab w:val="left" w:pos="7440"/>
+          <w:tab w:val="left" w:pos="7460"/>
+          <w:tab w:val="left" w:pos="7480"/>
+          <w:tab w:val="left" w:pos="7500"/>
+          <w:tab w:val="left" w:pos="7520"/>
+          <w:tab w:val="left" w:pos="7540"/>
+          <w:tab w:val="left" w:pos="7560"/>
+          <w:tab w:val="left" w:pos="7580"/>
+          <w:tab w:val="left" w:pos="7600"/>
+          <w:tab w:val="left" w:pos="7620"/>
+          <w:tab w:val="left" w:pos="7640"/>
+          <w:tab w:val="left" w:pos="7660"/>
+          <w:tab w:val="left" w:pos="7680"/>
+          <w:tab w:val="left" w:pos="7700"/>
+          <w:tab w:val="left" w:pos="7720"/>
+          <w:tab w:val="left" w:pos="7740"/>
+          <w:tab w:val="left" w:pos="7760"/>
+        </w:tabs>
+        <w:suppressAutoHyphens w:val="1"/>
+        <w:spacing w:before="0" w:line="240" w:lineRule="auto"/>
+        <w:rPr>
+          <w:rStyle w:val="None"/>
+          <w:outline w:val="0"/>
+          <w:color w:val="0f1115"/>
+          <w:u w:color="0f1115"/>
+          <w:shd w:val="clear" w:color="auto" w:fill="ffffff"/>
+          <w14:textFill>
+            <w14:solidFill>
+              <w14:srgbClr w14:val="0F1115"/>
+            </w14:solidFill>
+          </w14:textFill>
+        </w:rPr>
+      </w:pPr>
+    </w:p>
+    <w:p>
+      <w:pPr>
+        <w:pStyle w:val="Default"/>
+        <w:suppressAutoHyphens w:val="1"/>
+        <w:spacing w:before="0" w:after="320" w:line="240" w:lineRule="auto"/>
+        <w:rPr>
+          <w:rStyle w:val="None"/>
           <w:b w:val="1"/>
           <w:bCs w:val="1"/>
           <w:outline w:val="0"/>
           <w:color w:val="0f1115"/>
-          <w:shd w:val="clear" w:color="auto" w:fill="ffffff"/>
-          <w:rtl w:val="0"/>
-          <w:lang w:val="en-US"/>
-          <w14:textFill>
-            <w14:solidFill>
-              <w14:srgbClr w14:val="0F1115"/>
-            </w14:solidFill>
-          </w14:textFill>
-        </w:rPr>
-        <w:t>Email:</w:t>
-      </w:r>
-      <w:r>
-        <w:rPr>
-          <w:outline w:val="0"/>
-          <w:color w:val="0f1115"/>
-          <w:shd w:val="clear" w:color="auto" w:fill="ffffff"/>
-          <w:rtl w:val="0"/>
-          <w:lang w:val="en-US"/>
-          <w14:textFill>
-            <w14:solidFill>
-              <w14:srgbClr w14:val="0F1115"/>
-            </w14:solidFill>
-          </w14:textFill>
-        </w:rPr>
-        <w:t> </w:t>
-      </w:r>
-      <w:r>
-        <w:rPr>
-          <w:outline w:val="0"/>
-          <w:color w:val="0f1115"/>
-          <w:shd w:val="clear" w:color="auto" w:fill="ffffff"/>
-          <w:rtl w:val="0"/>
-          <w:lang w:val="en-US"/>
-          <w14:textFill>
-            <w14:solidFill>
-              <w14:srgbClr w14:val="0F1115"/>
-            </w14:solidFill>
-          </w14:textFill>
-        </w:rPr>
-        <w:t>vsevolodberdutin@gmail.com</w:t>
-      </w:r>
-      <w:r>
-        <w:rPr>
-          <w:outline w:val="0"/>
-          <w:color w:val="0f1115"/>
-          <w:shd w:val="clear" w:color="auto" w:fill="ffffff"/>
-          <w14:textFill>
-            <w14:solidFill>
-              <w14:srgbClr w14:val="0F1115"/>
-            </w14:solidFill>
-          </w14:textFill>
-        </w:rPr>
-        <w:br w:type="textWrapping"/>
-      </w:r>
-      <w:r>
-        <w:rPr>
+          <w:u w:color="0f1115"/>
+          <w:shd w:val="clear" w:color="auto" w:fill="ffffff"/>
+          <w14:textFill>
+            <w14:solidFill>
+              <w14:srgbClr w14:val="0F1115"/>
+            </w14:solidFill>
+          </w14:textFill>
+        </w:rPr>
+      </w:pPr>
+      <w:r>
+        <w:rPr>
+          <w:rStyle w:val="None"/>
           <w:b w:val="1"/>
           <w:bCs w:val="1"/>
           <w:outline w:val="0"/>
           <w:color w:val="0f1115"/>
-          <w:shd w:val="clear" w:color="auto" w:fill="ffffff"/>
-          <w:rtl w:val="0"/>
-          <w:lang w:val="en-US"/>
-          <w14:textFill>
-            <w14:solidFill>
-              <w14:srgbClr w14:val="0F1115"/>
-            </w14:solidFill>
-          </w14:textFill>
-        </w:rPr>
-        <w:t>LinkedIn:</w:t>
-      </w:r>
-      <w:r>
-        <w:rPr>
-          <w:outline w:val="0"/>
-          <w:color w:val="0f1115"/>
-          <w:shd w:val="clear" w:color="auto" w:fill="ffffff"/>
-          <w:rtl w:val="0"/>
-          <w:lang w:val="en-US"/>
-          <w14:textFill>
-            <w14:solidFill>
-              <w14:srgbClr w14:val="0F1115"/>
-            </w14:solidFill>
-          </w14:textFill>
-        </w:rPr>
-        <w:t> </w:t>
-      </w:r>
-      <w:r>
-        <w:rPr>
-          <w:rStyle w:val="Hyperlink.0"/>
-          <w:outline w:val="0"/>
-          <w:color w:val="3964fe"/>
-          <w:shd w:val="clear" w:color="auto" w:fill="ffffff"/>
-          <w14:textFill>
-            <w14:solidFill>
-              <w14:srgbClr w14:val="3964FE"/>
-            </w14:solidFill>
-          </w14:textFill>
-        </w:rPr>
-        <w:fldChar w:fldCharType="begin" w:fldLock="0"/>
-      </w:r>
-      <w:r>
-        <w:rPr>
-          <w:rStyle w:val="Hyperlink.0"/>
-          <w:outline w:val="0"/>
-          <w:color w:val="3964fe"/>
-          <w:shd w:val="clear" w:color="auto" w:fill="ffffff"/>
-          <w14:textFill>
-            <w14:solidFill>
-              <w14:srgbClr w14:val="3964FE"/>
-            </w14:solidFill>
-          </w14:textFill>
-        </w:rPr>
-        <w:instrText xml:space="preserve"> HYPERLINK "https://linkedin.com/in/vsevolodberdutin"</w:instrText>
-      </w:r>
-      <w:r>
-        <w:rPr>
-          <w:rStyle w:val="Hyperlink.0"/>
-          <w:outline w:val="0"/>
-          <w:color w:val="3964fe"/>
-          <w:shd w:val="clear" w:color="auto" w:fill="ffffff"/>
-          <w14:textFill>
-            <w14:solidFill>
-              <w14:srgbClr w14:val="3964FE"/>
-            </w14:solidFill>
-          </w14:textFill>
-        </w:rPr>
-        <w:fldChar w:fldCharType="separate" w:fldLock="0"/>
-      </w:r>
-      <w:r>
-        <w:rPr>
-          <w:rStyle w:val="Hyperlink.0"/>
-          <w:outline w:val="0"/>
-          <w:color w:val="3964fe"/>
-          <w:shd w:val="clear" w:color="auto" w:fill="ffffff"/>
-          <w:rtl w:val="0"/>
-          <w:lang w:val="en-US"/>
-          <w14:textFill>
-            <w14:solidFill>
-              <w14:srgbClr w14:val="3964FE"/>
-            </w14:solidFill>
-          </w14:textFill>
-        </w:rPr>
-        <w:t>linkedin.com/in/vsevolodberdutin</w:t>
-      </w:r>
-      <w:r>
-        <w:rPr>
-          <w:outline w:val="0"/>
-          <w:color w:val="0f1115"/>
-          <w:shd w:val="clear" w:color="auto" w:fill="ffffff"/>
-          <w14:textFill>
-            <w14:solidFill>
-              <w14:srgbClr w14:val="0F1115"/>
-            </w14:solidFill>
-          </w14:textFill>
-        </w:rPr>
-        <w:fldChar w:fldCharType="end" w:fldLock="0"/>
-      </w:r>
-      <w:r>
-        <w:rPr>
-          <w:outline w:val="0"/>
-          <w:color w:val="0f1115"/>
-          <w:shd w:val="clear" w:color="auto" w:fill="ffffff"/>
-          <w14:textFill>
-            <w14:solidFill>
-              <w14:srgbClr w14:val="0F1115"/>
-            </w14:solidFill>
-          </w14:textFill>
-        </w:rPr>
-        <w:br w:type="textWrapping"/>
-      </w:r>
-      <w:r>
-        <w:rPr>
-          <w:rStyle w:val="None"/>
-          <w:b w:val="1"/>
-          <w:bCs w:val="1"/>
-          <w:outline w:val="0"/>
-          <w:color w:val="0f1115"/>
-          <w:shd w:val="clear" w:color="auto" w:fill="ffffff"/>
-          <w:rtl w:val="0"/>
-          <w:lang w:val="en-US"/>
-          <w14:textFill>
-            <w14:solidFill>
-              <w14:srgbClr w14:val="0F1115"/>
-            </w14:solidFill>
-          </w14:textFill>
-        </w:rPr>
-        <w:t>Telegram:</w:t>
-      </w:r>
-      <w:r>
-        <w:rPr>
-          <w:outline w:val="0"/>
-          <w:color w:val="0f1115"/>
-          <w:shd w:val="clear" w:color="auto" w:fill="ffffff"/>
-          <w:rtl w:val="0"/>
-          <w:lang w:val="en-US"/>
-          <w14:textFill>
-            <w14:solidFill>
-              <w14:srgbClr w14:val="0F1115"/>
-            </w14:solidFill>
-          </w14:textFill>
-        </w:rPr>
-        <w:t> </w:t>
-      </w:r>
-      <w:r>
-        <w:rPr>
-          <w:rStyle w:val="Hyperlink.0"/>
-          <w:outline w:val="0"/>
-          <w:color w:val="3964fe"/>
-          <w:shd w:val="clear" w:color="auto" w:fill="ffffff"/>
-          <w14:textFill>
-            <w14:solidFill>
-              <w14:srgbClr w14:val="3964FE"/>
-            </w14:solidFill>
-          </w14:textFill>
-        </w:rPr>
-        <w:fldChar w:fldCharType="begin" w:fldLock="0"/>
-      </w:r>
-      <w:r>
-        <w:rPr>
-          <w:rStyle w:val="Hyperlink.0"/>
-          <w:outline w:val="0"/>
-          <w:color w:val="3964fe"/>
-          <w:shd w:val="clear" w:color="auto" w:fill="ffffff"/>
-          <w14:textFill>
-            <w14:solidFill>
-              <w14:srgbClr w14:val="3964FE"/>
-            </w14:solidFill>
-          </w14:textFill>
-        </w:rPr>
-        <w:instrText xml:space="preserve"> HYPERLINK "https://t.me/vsevolodberdutin"</w:instrText>
-      </w:r>
-      <w:r>
-        <w:rPr>
-          <w:rStyle w:val="Hyperlink.0"/>
-          <w:outline w:val="0"/>
-          <w:color w:val="3964fe"/>
-          <w:shd w:val="clear" w:color="auto" w:fill="ffffff"/>
-          <w14:textFill>
-            <w14:solidFill>
-              <w14:srgbClr w14:val="3964FE"/>
-            </w14:solidFill>
-          </w14:textFill>
-        </w:rPr>
-        <w:fldChar w:fldCharType="separate" w:fldLock="0"/>
-      </w:r>
-      <w:r>
-        <w:rPr>
-          <w:rStyle w:val="Hyperlink.0"/>
-          <w:outline w:val="0"/>
-          <w:color w:val="3964fe"/>
-          <w:shd w:val="clear" w:color="auto" w:fill="ffffff"/>
-          <w:rtl w:val="0"/>
-          <w:lang w:val="en-US"/>
-          <w14:textFill>
-            <w14:solidFill>
-              <w14:srgbClr w14:val="3964FE"/>
-            </w14:solidFill>
-          </w14:textFill>
-        </w:rPr>
-        <w:t>t.me/vsevolodberdutin</w:t>
-      </w:r>
-      <w:r>
-        <w:rPr>
-          <w:outline w:val="0"/>
-          <w:color w:val="0f1115"/>
-          <w:shd w:val="clear" w:color="auto" w:fill="ffffff"/>
-          <w14:textFill>
-            <w14:solidFill>
-              <w14:srgbClr w14:val="0F1115"/>
-            </w14:solidFill>
-          </w14:textFill>
-        </w:rPr>
-        <w:fldChar w:fldCharType="end" w:fldLock="0"/>
-      </w:r>
-    </w:p>
-    <w:p>
-      <w:pPr>
-        <w:pStyle w:val="Default"/>
-        <w:suppressAutoHyphens w:val="1"/>
-        <w:spacing w:before="0" w:after="320" w:line="240" w:lineRule="auto"/>
-        <w:jc w:val="left"/>
-        <w:rPr>
-          <w:b w:val="1"/>
-          <w:bCs w:val="1"/>
-          <w:outline w:val="0"/>
-          <w:color w:val="0f1115"/>
-          <w:shd w:val="clear" w:color="auto" w:fill="ffffff"/>
-          <w14:textFill>
-            <w14:solidFill>
-              <w14:srgbClr w14:val="0F1115"/>
-            </w14:solidFill>
-          </w14:textFill>
-        </w:rPr>
-      </w:pPr>
-      <w:r>
-        <w:rPr>
-          <w:b w:val="1"/>
-          <w:bCs w:val="1"/>
-          <w:outline w:val="0"/>
-          <w:color w:val="0f1115"/>
-          <w:shd w:val="clear" w:color="auto" w:fill="ffffff"/>
-          <w:rtl w:val="0"/>
-          <w:lang w:val="en-US"/>
-          <w14:textFill>
-            <w14:solidFill>
-              <w14:srgbClr w14:val="0F1115"/>
-            </w14:solidFill>
-          </w14:textFill>
-        </w:rPr>
-        <w:t>SUMMARY</w:t>
-      </w:r>
-    </w:p>
-    <w:p>
-      <w:pPr>
-        <w:pStyle w:val="Default"/>
-        <w:suppressAutoHyphens w:val="1"/>
-        <w:spacing w:before="0" w:line="240" w:lineRule="auto"/>
-        <w:jc w:val="left"/>
-        <w:rPr>
-          <w:outline w:val="0"/>
-          <w:color w:val="0f1115"/>
-          <w14:textFill>
-            <w14:solidFill>
-              <w14:srgbClr w14:val="0F1115"/>
-            </w14:solidFill>
-          </w14:textFill>
-        </w:rPr>
-      </w:pPr>
-      <w:r>
-        <w:rPr>
-          <w:outline w:val="0"/>
-          <w:color w:val="0f1115"/>
-          <w:rtl w:val="0"/>
-          <w:lang w:val="en-US"/>
-          <w14:textFill>
-            <w14:solidFill>
-              <w14:srgbClr w14:val="0F1115"/>
-            </w14:solidFill>
-          </w14:textFill>
-        </w:rPr>
-        <w:t xml:space="preserve">Senior Frontend Engineer with </w:t>
-      </w:r>
-      <w:r>
-        <w:rPr>
-          <w:outline w:val="0"/>
-          <w:color w:val="0f1115"/>
-          <w:rtl w:val="0"/>
-          <w:lang w:val="en-US"/>
-          <w14:textFill>
-            <w14:solidFill>
-              <w14:srgbClr w14:val="0F1115"/>
-            </w14:solidFill>
-          </w14:textFill>
-        </w:rPr>
-        <w:t>8</w:t>
-      </w:r>
-      <w:r>
-        <w:rPr>
-          <w:outline w:val="0"/>
-          <w:color w:val="0f1115"/>
-          <w:rtl w:val="0"/>
-          <w:lang w:val="en-US"/>
-          <w14:textFill>
-            <w14:solidFill>
-              <w14:srgbClr w14:val="0F1115"/>
-            </w14:solidFill>
-          </w14:textFill>
-        </w:rPr>
-        <w:t>+ years of experience building and scaling product-grade solutions for fintech, cryptocurrency</w:t>
-      </w:r>
-      <w:r>
-        <w:rPr>
-          <w:outline w:val="0"/>
-          <w:color w:val="0f1115"/>
-          <w:rtl w:val="0"/>
-          <w:lang w:val="ru-RU"/>
-          <w14:textFill>
-            <w14:solidFill>
-              <w14:srgbClr w14:val="0F1115"/>
-            </w14:solidFill>
-          </w14:textFill>
-        </w:rPr>
-        <w:t xml:space="preserve"> </w:t>
-      </w:r>
-      <w:r>
-        <w:rPr>
-          <w:outline w:val="0"/>
-          <w:color w:val="0f1115"/>
-          <w:rtl w:val="0"/>
-          <w:lang w:val="en-US"/>
-          <w14:textFill>
-            <w14:solidFill>
-              <w14:srgbClr w14:val="0F1115"/>
-            </w14:solidFill>
-          </w14:textFill>
-        </w:rPr>
-        <w:t>startups</w:t>
-      </w:r>
-      <w:r>
-        <w:rPr>
-          <w:outline w:val="0"/>
-          <w:color w:val="0f1115"/>
-          <w:rtl w:val="0"/>
-          <w:lang w:val="en-US"/>
-          <w14:textFill>
-            <w14:solidFill>
-              <w14:srgbClr w14:val="0F1115"/>
-            </w14:solidFill>
-          </w14:textFill>
-        </w:rPr>
-        <w:t>, and corporate B2B sectors. Led distributed team</w:t>
-      </w:r>
-      <w:r>
-        <w:rPr>
-          <w:outline w:val="0"/>
-          <w:color w:val="0f1115"/>
-          <w:rtl w:val="0"/>
-          <w:lang w:val="en-US"/>
-          <w14:textFill>
-            <w14:solidFill>
-              <w14:srgbClr w14:val="0F1115"/>
-            </w14:solidFill>
-          </w14:textFill>
-        </w:rPr>
-        <w:t>s</w:t>
-      </w:r>
-      <w:r>
-        <w:rPr>
-          <w:outline w:val="0"/>
-          <w:color w:val="0f1115"/>
-          <w:rtl w:val="0"/>
-          <w:lang w:val="en-US"/>
-          <w14:textFill>
-            <w14:solidFill>
-              <w14:srgbClr w14:val="0F1115"/>
-            </w14:solidFill>
-          </w14:textFill>
-        </w:rPr>
-        <w:t xml:space="preserve"> (3-5 engineers) in developing applications for 50,000+ internal users at Eastern Europe's largest financial institution. Strong architectural and leadership skills, driving projects from MVP to legacy support with focus on stability, performance, and code quality. Combines deep frontend expertise with full-stack capabilities and AI integration (OpenAI GPT, GigaChat). Effective in international environments and fluent in English, Hebrew, and Russian.</w:t>
-      </w:r>
-    </w:p>
-    <w:p>
-      <w:pPr>
-        <w:pStyle w:val="Default"/>
-        <w:suppressAutoHyphens w:val="1"/>
-        <w:spacing w:before="0" w:after="320" w:line="240" w:lineRule="auto"/>
-        <w:jc w:val="left"/>
-        <w:rPr>
-          <w:outline w:val="0"/>
-          <w:color w:val="0f1115"/>
-          <w:shd w:val="clear" w:color="auto" w:fill="ffffff"/>
-          <w14:textFill>
-            <w14:solidFill>
-              <w14:srgbClr w14:val="0F1115"/>
-            </w14:solidFill>
-          </w14:textFill>
-        </w:rPr>
-      </w:pPr>
-    </w:p>
-    <w:p>
-      <w:pPr>
-        <w:pStyle w:val="Default"/>
-        <w:suppressAutoHyphens w:val="1"/>
-        <w:spacing w:before="0" w:after="320" w:line="240" w:lineRule="auto"/>
-        <w:jc w:val="left"/>
-        <w:rPr>
-          <w:b w:val="1"/>
-          <w:bCs w:val="1"/>
-          <w:outline w:val="0"/>
-          <w:color w:val="0f1115"/>
-          <w:shd w:val="clear" w:color="auto" w:fill="ffffff"/>
-          <w14:textFill>
-            <w14:solidFill>
-              <w14:srgbClr w14:val="0F1115"/>
-            </w14:solidFill>
-          </w14:textFill>
-        </w:rPr>
-      </w:pPr>
-      <w:r>
-        <w:rPr>
-          <w:b w:val="1"/>
-          <w:bCs w:val="1"/>
-          <w:outline w:val="0"/>
-          <w:color w:val="0f1115"/>
+          <w:u w:color="0f1115"/>
           <w:shd w:val="clear" w:color="auto" w:fill="ffffff"/>
           <w:rtl w:val="0"/>
           <w:lang w:val="en-US"/>
@@ -748,11 +1012,14 @@
           <w:numId w:val="2"/>
         </w:numPr>
         <w:suppressAutoHyphens w:val="1"/>
+        <w:bidi w:val="0"/>
         <w:spacing w:before="0" w:line="240" w:lineRule="auto"/>
-        <w:rPr>
-          <w:outline w:val="0"/>
-          <w:color w:val="0f1115"/>
-          <w:shd w:val="clear" w:color="auto" w:fill="ffffff"/>
+        <w:ind w:right="0"/>
+        <w:jc w:val="left"/>
+        <w:rPr>
+          <w:outline w:val="0"/>
+          <w:color w:val="0f1115"/>
+          <w:rtl w:val="0"/>
           <w:lang w:val="en-US"/>
           <w14:textFill>
             <w14:solidFill>
@@ -768,6 +1035,7 @@
           <w:bCs w:val="1"/>
           <w:outline w:val="0"/>
           <w:color w:val="0f1115"/>
+          <w:u w:color="0f1115"/>
           <w:shd w:val="clear" w:color="auto" w:fill="ffffff"/>
           <w:rtl w:val="0"/>
           <w:lang w:val="en-US"/>
@@ -781,8 +1049,10 @@
       </w:r>
       <w:r>
         <w:rPr>
-          <w:outline w:val="0"/>
-          <w:color w:val="0f1115"/>
+          <w:rStyle w:val="None"/>
+          <w:outline w:val="0"/>
+          <w:color w:val="0f1115"/>
+          <w:u w:color="0f1115"/>
           <w:shd w:val="clear" w:color="auto" w:fill="ffffff"/>
           <w:rtl w:val="0"/>
           <w:lang w:val="en-US"/>
@@ -796,18 +1066,54 @@
       </w:r>
       <w:r>
         <w:rPr>
-          <w:outline w:val="0"/>
-          <w:color w:val="0f1115"/>
-          <w:shd w:val="clear" w:color="auto" w:fill="ffffff"/>
-          <w:rtl w:val="0"/>
-          <w:lang w:val="en-US"/>
-          <w14:textFill>
-            <w14:solidFill>
-              <w14:srgbClr w14:val="0F1115"/>
-            </w14:solidFill>
-          </w14:textFill>
-        </w:rPr>
-        <w:t>React 18, Next.js 14, TypeScript, Redux, Zustand, HTML5, CSS3</w:t>
+          <w:rStyle w:val="None"/>
+          <w:outline w:val="0"/>
+          <w:color w:val="0f1115"/>
+          <w:u w:color="0f1115"/>
+          <w:shd w:val="clear" w:color="auto" w:fill="ffffff"/>
+          <w:rtl w:val="0"/>
+          <w:lang w:val="en-US"/>
+          <w14:textFill>
+            <w14:solidFill>
+              <w14:srgbClr w14:val="0F1115"/>
+            </w14:solidFill>
+          </w14:textFill>
+        </w:rPr>
+        <w:t>React 18, Next.js 1</w:t>
+      </w:r>
+      <w:r>
+        <w:rPr>
+          <w:rStyle w:val="None"/>
+          <w:outline w:val="0"/>
+          <w:color w:val="0f1115"/>
+          <w:u w:color="0f1115"/>
+          <w:shd w:val="clear" w:color="auto" w:fill="ffffff"/>
+          <w:rtl w:val="0"/>
+          <w:lang w:val="en-US"/>
+          <w14:textFill>
+            <w14:solidFill>
+              <w14:srgbClr w14:val="0F1115"/>
+            </w14:solidFill>
+          </w14:textFill>
+        </w:rPr>
+        <w:t>6</w:t>
+      </w:r>
+      <w:r>
+        <w:rPr>
+          <w:rStyle w:val="None"/>
+          <w:outline w:val="0"/>
+          <w:color w:val="0f1115"/>
+          <w:u w:color="0f1115"/>
+          <w:shd w:val="clear" w:color="auto" w:fill="ffffff"/>
+          <w:rtl w:val="0"/>
+          <w:lang w:val="en-US"/>
+          <w14:textFill>
+            <w14:solidFill>
+              <w14:srgbClr w14:val="0F1115"/>
+            </w14:solidFill>
+          </w14:textFill>
+        </w:rPr>
+        <w:t>, TypeScript, Redux, Zustand, HTML5, CSS3</w:t>
       </w:r>
     </w:p>
     <w:p>
@@ -818,11 +1124,14 @@
           <w:numId w:val="2"/>
         </w:numPr>
         <w:suppressAutoHyphens w:val="1"/>
+        <w:bidi w:val="0"/>
         <w:spacing w:before="0" w:line="240" w:lineRule="auto"/>
-        <w:rPr>
-          <w:outline w:val="0"/>
-          <w:color w:val="0f1115"/>
-          <w:shd w:val="clear" w:color="auto" w:fill="ffffff"/>
+        <w:ind w:right="0"/>
+        <w:jc w:val="left"/>
+        <w:rPr>
+          <w:outline w:val="0"/>
+          <w:color w:val="0f1115"/>
+          <w:rtl w:val="0"/>
           <w:lang w:val="en-US"/>
           <w14:textFill>
             <w14:solidFill>
@@ -838,6 +1147,7 @@
           <w:bCs w:val="1"/>
           <w:outline w:val="0"/>
           <w:color w:val="0f1115"/>
+          <w:u w:color="0f1115"/>
           <w:shd w:val="clear" w:color="auto" w:fill="ffffff"/>
           <w:rtl w:val="0"/>
           <w:lang w:val="en-US"/>
@@ -851,8 +1161,10 @@
       </w:r>
       <w:r>
         <w:rPr>
-          <w:outline w:val="0"/>
-          <w:color w:val="0f1115"/>
+          <w:rStyle w:val="None"/>
+          <w:outline w:val="0"/>
+          <w:color w:val="0f1115"/>
+          <w:u w:color="0f1115"/>
           <w:shd w:val="clear" w:color="auto" w:fill="ffffff"/>
           <w:rtl w:val="0"/>
           <w:lang w:val="en-US"/>
@@ -866,8 +1178,10 @@
       </w:r>
       <w:r>
         <w:rPr>
-          <w:outline w:val="0"/>
-          <w:color w:val="0f1115"/>
+          <w:rStyle w:val="None"/>
+          <w:outline w:val="0"/>
+          <w:color w:val="0f1115"/>
+          <w:u w:color="0f1115"/>
           <w:shd w:val="clear" w:color="auto" w:fill="ffffff"/>
           <w:rtl w:val="0"/>
           <w:lang w:val="en-US"/>
@@ -888,11 +1202,14 @@
           <w:numId w:val="2"/>
         </w:numPr>
         <w:suppressAutoHyphens w:val="1"/>
+        <w:bidi w:val="0"/>
         <w:spacing w:before="0" w:line="240" w:lineRule="auto"/>
-        <w:rPr>
-          <w:outline w:val="0"/>
-          <w:color w:val="0f1115"/>
-          <w:shd w:val="clear" w:color="auto" w:fill="ffffff"/>
+        <w:ind w:right="0"/>
+        <w:jc w:val="left"/>
+        <w:rPr>
+          <w:outline w:val="0"/>
+          <w:color w:val="0f1115"/>
+          <w:rtl w:val="0"/>
           <w:lang w:val="en-US"/>
           <w14:textFill>
             <w14:solidFill>
@@ -908,6 +1225,7 @@
           <w:bCs w:val="1"/>
           <w:outline w:val="0"/>
           <w:color w:val="0f1115"/>
+          <w:u w:color="0f1115"/>
           <w:shd w:val="clear" w:color="auto" w:fill="ffffff"/>
           <w:rtl w:val="0"/>
           <w:lang w:val="en-US"/>
@@ -921,8 +1239,10 @@
       </w:r>
       <w:r>
         <w:rPr>
-          <w:outline w:val="0"/>
-          <w:color w:val="0f1115"/>
+          <w:rStyle w:val="None"/>
+          <w:outline w:val="0"/>
+          <w:color w:val="0f1115"/>
+          <w:u w:color="0f1115"/>
           <w:shd w:val="clear" w:color="auto" w:fill="ffffff"/>
           <w:rtl w:val="0"/>
           <w:lang w:val="en-US"/>
@@ -936,8 +1256,10 @@
       </w:r>
       <w:r>
         <w:rPr>
-          <w:outline w:val="0"/>
-          <w:color w:val="0f1115"/>
+          <w:rStyle w:val="None"/>
+          <w:outline w:val="0"/>
+          <w:color w:val="0f1115"/>
+          <w:u w:color="0f1115"/>
           <w:shd w:val="clear" w:color="auto" w:fill="ffffff"/>
           <w:rtl w:val="0"/>
           <w:lang w:val="en-US"/>
@@ -958,11 +1280,14 @@
           <w:numId w:val="2"/>
         </w:numPr>
         <w:suppressAutoHyphens w:val="1"/>
+        <w:bidi w:val="0"/>
         <w:spacing w:before="0" w:line="240" w:lineRule="auto"/>
-        <w:rPr>
-          <w:outline w:val="0"/>
-          <w:color w:val="0f1115"/>
-          <w:shd w:val="clear" w:color="auto" w:fill="ffffff"/>
+        <w:ind w:right="0"/>
+        <w:jc w:val="left"/>
+        <w:rPr>
+          <w:outline w:val="0"/>
+          <w:color w:val="0f1115"/>
+          <w:rtl w:val="0"/>
           <w:lang w:val="en-US"/>
           <w14:textFill>
             <w14:solidFill>
@@ -978,6 +1303,7 @@
           <w:bCs w:val="1"/>
           <w:outline w:val="0"/>
           <w:color w:val="0f1115"/>
+          <w:u w:color="0f1115"/>
           <w:shd w:val="clear" w:color="auto" w:fill="ffffff"/>
           <w:rtl w:val="0"/>
           <w:lang w:val="en-US"/>
@@ -991,8 +1317,10 @@
       </w:r>
       <w:r>
         <w:rPr>
-          <w:outline w:val="0"/>
-          <w:color w:val="0f1115"/>
+          <w:rStyle w:val="None"/>
+          <w:outline w:val="0"/>
+          <w:color w:val="0f1115"/>
+          <w:u w:color="0f1115"/>
           <w:shd w:val="clear" w:color="auto" w:fill="ffffff"/>
           <w:rtl w:val="0"/>
           <w:lang w:val="en-US"/>
@@ -1006,8 +1334,10 @@
       </w:r>
       <w:r>
         <w:rPr>
-          <w:outline w:val="0"/>
-          <w:color w:val="0f1115"/>
+          <w:rStyle w:val="None"/>
+          <w:outline w:val="0"/>
+          <w:color w:val="0f1115"/>
+          <w:u w:color="0f1115"/>
           <w:shd w:val="clear" w:color="auto" w:fill="ffffff"/>
           <w:rtl w:val="0"/>
           <w:lang w:val="en-US"/>
@@ -1028,11 +1358,14 @@
           <w:numId w:val="2"/>
         </w:numPr>
         <w:suppressAutoHyphens w:val="1"/>
+        <w:bidi w:val="0"/>
         <w:spacing w:before="0" w:line="240" w:lineRule="auto"/>
-        <w:rPr>
-          <w:outline w:val="0"/>
-          <w:color w:val="0f1115"/>
-          <w:shd w:val="clear" w:color="auto" w:fill="ffffff"/>
+        <w:ind w:right="0"/>
+        <w:jc w:val="left"/>
+        <w:rPr>
+          <w:outline w:val="0"/>
+          <w:color w:val="0f1115"/>
+          <w:rtl w:val="0"/>
           <w:lang w:val="en-US"/>
           <w14:textFill>
             <w14:solidFill>
@@ -1048,6 +1381,7 @@
           <w:bCs w:val="1"/>
           <w:outline w:val="0"/>
           <w:color w:val="0f1115"/>
+          <w:u w:color="0f1115"/>
           <w:shd w:val="clear" w:color="auto" w:fill="ffffff"/>
           <w:rtl w:val="0"/>
           <w:lang w:val="en-US"/>
@@ -1061,8 +1395,10 @@
       </w:r>
       <w:r>
         <w:rPr>
-          <w:outline w:val="0"/>
-          <w:color w:val="0f1115"/>
+          <w:rStyle w:val="None"/>
+          <w:outline w:val="0"/>
+          <w:color w:val="0f1115"/>
+          <w:u w:color="0f1115"/>
           <w:shd w:val="clear" w:color="auto" w:fill="ffffff"/>
           <w:rtl w:val="0"/>
           <w:lang w:val="en-US"/>
@@ -1076,8 +1412,10 @@
       </w:r>
       <w:r>
         <w:rPr>
-          <w:outline w:val="0"/>
-          <w:color w:val="0f1115"/>
+          <w:rStyle w:val="None"/>
+          <w:outline w:val="0"/>
+          <w:color w:val="0f1115"/>
+          <w:u w:color="0f1115"/>
           <w:shd w:val="clear" w:color="auto" w:fill="ffffff"/>
           <w:rtl w:val="0"/>
           <w:lang w:val="en-US"/>
@@ -1098,11 +1436,14 @@
           <w:numId w:val="2"/>
         </w:numPr>
         <w:suppressAutoHyphens w:val="1"/>
+        <w:bidi w:val="0"/>
         <w:spacing w:before="0" w:line="240" w:lineRule="auto"/>
-        <w:rPr>
-          <w:outline w:val="0"/>
-          <w:color w:val="0f1115"/>
-          <w:shd w:val="clear" w:color="auto" w:fill="ffffff"/>
+        <w:ind w:right="0"/>
+        <w:jc w:val="left"/>
+        <w:rPr>
+          <w:outline w:val="0"/>
+          <w:color w:val="0f1115"/>
+          <w:rtl w:val="0"/>
           <w:lang w:val="en-US"/>
           <w14:textFill>
             <w14:solidFill>
@@ -1118,6 +1459,7 @@
           <w:bCs w:val="1"/>
           <w:outline w:val="0"/>
           <w:color w:val="0f1115"/>
+          <w:u w:color="0f1115"/>
           <w:shd w:val="clear" w:color="auto" w:fill="ffffff"/>
           <w:rtl w:val="0"/>
           <w:lang w:val="en-US"/>
@@ -1131,8 +1473,10 @@
       </w:r>
       <w:r>
         <w:rPr>
-          <w:outline w:val="0"/>
-          <w:color w:val="0f1115"/>
+          <w:rStyle w:val="None"/>
+          <w:outline w:val="0"/>
+          <w:color w:val="0f1115"/>
+          <w:u w:color="0f1115"/>
           <w:shd w:val="clear" w:color="auto" w:fill="ffffff"/>
           <w:rtl w:val="0"/>
           <w:lang w:val="en-US"/>
@@ -1146,8 +1490,10 @@
       </w:r>
       <w:r>
         <w:rPr>
-          <w:outline w:val="0"/>
-          <w:color w:val="0f1115"/>
+          <w:rStyle w:val="None"/>
+          <w:outline w:val="0"/>
+          <w:color w:val="0f1115"/>
+          <w:u w:color="0f1115"/>
           <w:shd w:val="clear" w:color="auto" w:fill="ffffff"/>
           <w:rtl w:val="0"/>
           <w:lang w:val="en-US"/>
@@ -1168,11 +1514,14 @@
           <w:numId w:val="2"/>
         </w:numPr>
         <w:suppressAutoHyphens w:val="1"/>
+        <w:bidi w:val="0"/>
         <w:spacing w:before="0" w:line="240" w:lineRule="auto"/>
-        <w:rPr>
-          <w:outline w:val="0"/>
-          <w:color w:val="0f1115"/>
-          <w:shd w:val="clear" w:color="auto" w:fill="ffffff"/>
+        <w:ind w:right="0"/>
+        <w:jc w:val="left"/>
+        <w:rPr>
+          <w:outline w:val="0"/>
+          <w:color w:val="0f1115"/>
+          <w:rtl w:val="0"/>
           <w:lang w:val="en-US"/>
           <w14:textFill>
             <w14:solidFill>
@@ -1188,21 +1537,43 @@
           <w:bCs w:val="1"/>
           <w:outline w:val="0"/>
           <w:color w:val="0f1115"/>
-          <w:shd w:val="clear" w:color="auto" w:fill="ffffff"/>
-          <w:rtl w:val="0"/>
-          <w:lang w:val="en-US"/>
-          <w14:textFill>
-            <w14:solidFill>
-              <w14:srgbClr w14:val="0F1115"/>
-            </w14:solidFill>
-          </w14:textFill>
-        </w:rPr>
-        <w:t>AI Integration:</w:t>
-      </w:r>
-      <w:r>
-        <w:rPr>
-          <w:outline w:val="0"/>
-          <w:color w:val="0f1115"/>
+          <w:u w:color="0f1115"/>
+          <w:shd w:val="clear" w:color="auto" w:fill="ffffff"/>
+          <w:rtl w:val="0"/>
+          <w:lang w:val="en-US"/>
+          <w14:textFill>
+            <w14:solidFill>
+              <w14:srgbClr w14:val="0F1115"/>
+            </w14:solidFill>
+          </w14:textFill>
+        </w:rPr>
+        <w:t>Monitoring</w:t>
+      </w:r>
+      <w:r>
+        <w:rPr>
+          <w:rStyle w:val="None"/>
+          <w:b w:val="1"/>
+          <w:bCs w:val="1"/>
+          <w:outline w:val="0"/>
+          <w:color w:val="0f1115"/>
+          <w:u w:color="0f1115"/>
+          <w:shd w:val="clear" w:color="auto" w:fill="ffffff"/>
+          <w:rtl w:val="0"/>
+          <w:lang w:val="en-US"/>
+          <w14:textFill>
+            <w14:solidFill>
+              <w14:srgbClr w14:val="0F1115"/>
+            </w14:solidFill>
+          </w14:textFill>
+        </w:rPr>
+        <w:t>:</w:t>
+      </w:r>
+      <w:r>
+        <w:rPr>
+          <w:rStyle w:val="None"/>
+          <w:outline w:val="0"/>
+          <w:color w:val="0f1115"/>
+          <w:u w:color="0f1115"/>
           <w:shd w:val="clear" w:color="auto" w:fill="ffffff"/>
           <w:rtl w:val="0"/>
           <w:lang w:val="en-US"/>
@@ -1216,18 +1587,71 @@
       </w:r>
       <w:r>
         <w:rPr>
-          <w:outline w:val="0"/>
-          <w:color w:val="0f1115"/>
-          <w:shd w:val="clear" w:color="auto" w:fill="ffffff"/>
-          <w:rtl w:val="0"/>
-          <w:lang w:val="en-US"/>
-          <w14:textFill>
-            <w14:solidFill>
-              <w14:srgbClr w14:val="0F1115"/>
-            </w14:solidFill>
-          </w14:textFill>
-        </w:rPr>
-        <w:t>OpenAI GPT, GigaChat API</w:t>
+          <w:rStyle w:val="None"/>
+          <w:outline w:val="0"/>
+          <w:color w:val="0f1115"/>
+          <w:u w:color="0f1115"/>
+          <w:shd w:val="clear" w:color="auto" w:fill="ffffff"/>
+          <w:rtl w:val="0"/>
+          <w:lang w:val="en-US"/>
+          <w14:textFill>
+            <w14:solidFill>
+              <w14:srgbClr w14:val="0F1115"/>
+            </w14:solidFill>
+          </w14:textFill>
+        </w:rPr>
+        <w:t>Datadog RUM</w:t>
+      </w:r>
+      <w:r>
+        <w:rPr>
+          <w:rStyle w:val="None"/>
+          <w:outline w:val="0"/>
+          <w:color w:val="0f1115"/>
+          <w:u w:color="0f1115"/>
+          <w:shd w:val="clear" w:color="auto" w:fill="ffffff"/>
+          <w:rtl w:val="0"/>
+          <w:lang w:val="en-US"/>
+          <w14:textFill>
+            <w14:solidFill>
+              <w14:srgbClr w14:val="0F1115"/>
+            </w14:solidFill>
+          </w14:textFill>
+        </w:rPr>
+        <w:t xml:space="preserve">, </w:t>
+      </w:r>
+      <w:r>
+        <w:rPr>
+          <w:rStyle w:val="None"/>
+          <w:outline w:val="0"/>
+          <w:color w:val="0f1115"/>
+          <w:u w:color="0f1115"/>
+          <w:shd w:val="clear" w:color="auto" w:fill="ffffff"/>
+          <w:rtl w:val="0"/>
+          <w:lang w:val="en-US"/>
+          <w14:textFill>
+            <w14:solidFill>
+              <w14:srgbClr w14:val="0F1115"/>
+            </w14:solidFill>
+          </w14:textFill>
+        </w:rPr>
+        <w:t>Lighthouse</w:t>
+      </w:r>
+      <w:r>
+        <w:rPr>
+          <w:rStyle w:val="None"/>
+          <w:outline w:val="0"/>
+          <w:color w:val="0f1115"/>
+          <w:u w:color="0f1115"/>
+          <w:shd w:val="clear" w:color="auto" w:fill="ffffff"/>
+          <w:rtl w:val="0"/>
+          <w:lang w:val="en-US"/>
+          <w14:textFill>
+            <w14:solidFill>
+              <w14:srgbClr w14:val="0F1115"/>
+            </w14:solidFill>
+          </w14:textFill>
+        </w:rPr>
+        <w:t xml:space="preserve"> </w:t>
       </w:r>
     </w:p>
     <w:p>
@@ -1238,11 +1662,14 @@
           <w:numId w:val="2"/>
         </w:numPr>
         <w:suppressAutoHyphens w:val="1"/>
+        <w:bidi w:val="0"/>
         <w:spacing w:before="0" w:line="240" w:lineRule="auto"/>
-        <w:rPr>
-          <w:outline w:val="0"/>
-          <w:color w:val="0f1115"/>
-          <w:shd w:val="clear" w:color="auto" w:fill="ffffff"/>
+        <w:ind w:right="0"/>
+        <w:jc w:val="left"/>
+        <w:rPr>
+          <w:outline w:val="0"/>
+          <w:color w:val="0f1115"/>
+          <w:rtl w:val="0"/>
           <w:lang w:val="en-US"/>
           <w14:textFill>
             <w14:solidFill>
@@ -1258,21 +1685,24 @@
           <w:bCs w:val="1"/>
           <w:outline w:val="0"/>
           <w:color w:val="0f1115"/>
-          <w:shd w:val="clear" w:color="auto" w:fill="ffffff"/>
-          <w:rtl w:val="0"/>
-          <w:lang w:val="en-US"/>
-          <w14:textFill>
-            <w14:solidFill>
-              <w14:srgbClr w14:val="0F1115"/>
-            </w14:solidFill>
-          </w14:textFill>
-        </w:rPr>
-        <w:t>Soft Skills:</w:t>
-      </w:r>
-      <w:r>
-        <w:rPr>
-          <w:outline w:val="0"/>
-          <w:color w:val="0f1115"/>
+          <w:u w:color="0f1115"/>
+          <w:shd w:val="clear" w:color="auto" w:fill="ffffff"/>
+          <w:rtl w:val="0"/>
+          <w:lang w:val="en-US"/>
+          <w14:textFill>
+            <w14:solidFill>
+              <w14:srgbClr w14:val="0F1115"/>
+            </w14:solidFill>
+          </w14:textFill>
+        </w:rPr>
+        <w:t>AI Integration:</w:t>
+      </w:r>
+      <w:r>
+        <w:rPr>
+          <w:rStyle w:val="None"/>
+          <w:outline w:val="0"/>
+          <w:color w:val="0f1115"/>
+          <w:u w:color="0f1115"/>
           <w:shd w:val="clear" w:color="auto" w:fill="ffffff"/>
           <w:rtl w:val="0"/>
           <w:lang w:val="en-US"/>
@@ -1286,84 +1716,165 @@
       </w:r>
       <w:r>
         <w:rPr>
-          <w:outline w:val="0"/>
-          <w:color w:val="0f1115"/>
-          <w:shd w:val="clear" w:color="auto" w:fill="ffffff"/>
-          <w:rtl w:val="0"/>
-          <w:lang w:val="en-US"/>
-          <w14:textFill>
-            <w14:solidFill>
-              <w14:srgbClr w14:val="0F1115"/>
-            </w14:solidFill>
-          </w14:textFill>
-        </w:rPr>
-        <w:t>Team Leadership, Technical Documentation, Process Standardization, Mentoring, Cross-functional Communication</w:t>
-      </w:r>
-    </w:p>
-    <w:p>
-      <w:pPr>
-        <w:pStyle w:val="Default"/>
-        <w:suppressAutoHyphens w:val="1"/>
+          <w:rStyle w:val="None"/>
+          <w:outline w:val="0"/>
+          <w:color w:val="0f1115"/>
+          <w:u w:color="0f1115"/>
+          <w:shd w:val="clear" w:color="auto" w:fill="ffffff"/>
+          <w:rtl w:val="0"/>
+          <w:lang w:val="en-US"/>
+          <w14:textFill>
+            <w14:solidFill>
+              <w14:srgbClr w14:val="0F1115"/>
+            </w14:solidFill>
+          </w14:textFill>
+        </w:rPr>
+        <w:t>Claude Opus 4.5</w:t>
+      </w:r>
+      <w:r>
+        <w:rPr>
+          <w:rStyle w:val="None"/>
+          <w:outline w:val="0"/>
+          <w:color w:val="0f1115"/>
+          <w:u w:color="0f1115"/>
+          <w:shd w:val="clear" w:color="auto" w:fill="ffffff"/>
+          <w:rtl w:val="0"/>
+          <w:lang w:val="en-US"/>
+          <w14:textFill>
+            <w14:solidFill>
+              <w14:srgbClr w14:val="0F1115"/>
+            </w14:solidFill>
+          </w14:textFill>
+        </w:rPr>
+        <w:t xml:space="preserve">, </w:t>
+      </w:r>
+      <w:r>
+        <w:rPr>
+          <w:rStyle w:val="None"/>
+          <w:outline w:val="0"/>
+          <w:color w:val="0f1115"/>
+          <w:u w:color="0f1115"/>
+          <w:shd w:val="clear" w:color="auto" w:fill="ffffff"/>
+          <w:rtl w:val="0"/>
+          <w:lang w:val="en-US"/>
+          <w14:textFill>
+            <w14:solidFill>
+              <w14:srgbClr w14:val="0F1115"/>
+            </w14:solidFill>
+          </w14:textFill>
+        </w:rPr>
+        <w:t>OpenAI GPT, GigaChat API</w:t>
+      </w:r>
+    </w:p>
+    <w:p>
+      <w:pPr>
+        <w:pStyle w:val="Default"/>
+        <w:numPr>
+          <w:ilvl w:val="0"/>
+          <w:numId w:val="2"/>
+        </w:numPr>
+        <w:suppressAutoHyphens w:val="1"/>
+        <w:bidi w:val="0"/>
         <w:spacing w:before="0" w:line="240" w:lineRule="auto"/>
+        <w:ind w:right="0"/>
         <w:jc w:val="left"/>
         <w:rPr>
           <w:outline w:val="0"/>
-          <w:color w:val="808080"/>
-          <w:shd w:val="clear" w:color="auto" w:fill="000000"/>
-          <w14:textFill>
-            <w14:solidFill>
-              <w14:srgbClr w14:val="808080"/>
-            </w14:solidFill>
-          </w14:textFill>
-        </w:rPr>
-      </w:pPr>
-    </w:p>
-    <w:p>
-      <w:pPr>
-        <w:pStyle w:val="Default"/>
-        <w:suppressAutoHyphens w:val="1"/>
-        <w:spacing w:before="0" w:after="320" w:line="240" w:lineRule="auto"/>
-        <w:jc w:val="left"/>
-        <w:rPr>
+          <w:color w:val="0f1115"/>
+          <w:rtl w:val="0"/>
+          <w:lang w:val="en-US"/>
+          <w14:textFill>
+            <w14:solidFill>
+              <w14:srgbClr w14:val="0F1115"/>
+            </w14:solidFill>
+          </w14:textFill>
+        </w:rPr>
+      </w:pPr>
+      <w:r>
+        <w:rPr>
+          <w:rStyle w:val="None"/>
           <w:b w:val="1"/>
           <w:bCs w:val="1"/>
           <w:outline w:val="0"/>
           <w:color w:val="0f1115"/>
-          <w:shd w:val="clear" w:color="auto" w:fill="ffffff"/>
-          <w14:textFill>
-            <w14:solidFill>
-              <w14:srgbClr w14:val="0F1115"/>
-            </w14:solidFill>
-          </w14:textFill>
-        </w:rPr>
-      </w:pPr>
-      <w:r>
-        <w:rPr>
+          <w:u w:color="0f1115"/>
+          <w:shd w:val="clear" w:color="auto" w:fill="ffffff"/>
+          <w:rtl w:val="0"/>
+          <w:lang w:val="en-US"/>
+          <w14:textFill>
+            <w14:solidFill>
+              <w14:srgbClr w14:val="0F1115"/>
+            </w14:solidFill>
+          </w14:textFill>
+        </w:rPr>
+        <w:t>Soft Skills:</w:t>
+      </w:r>
+      <w:r>
+        <w:rPr>
+          <w:rStyle w:val="None"/>
+          <w:outline w:val="0"/>
+          <w:color w:val="0f1115"/>
+          <w:u w:color="0f1115"/>
+          <w:shd w:val="clear" w:color="auto" w:fill="ffffff"/>
+          <w:rtl w:val="0"/>
+          <w:lang w:val="en-US"/>
+          <w14:textFill>
+            <w14:solidFill>
+              <w14:srgbClr w14:val="0F1115"/>
+            </w14:solidFill>
+          </w14:textFill>
+        </w:rPr>
+        <w:t> </w:t>
+      </w:r>
+      <w:r>
+        <w:rPr>
+          <w:rStyle w:val="None"/>
+          <w:outline w:val="0"/>
+          <w:color w:val="0f1115"/>
+          <w:u w:color="0f1115"/>
+          <w:shd w:val="clear" w:color="auto" w:fill="ffffff"/>
+          <w:rtl w:val="0"/>
+          <w:lang w:val="en-US"/>
+          <w14:textFill>
+            <w14:solidFill>
+              <w14:srgbClr w14:val="0F1115"/>
+            </w14:solidFill>
+          </w14:textFill>
+        </w:rPr>
+        <w:t>Team Leadership, Technical Documentation, Process Standardization, Mentoring, Cross-functional Communication</w:t>
+      </w:r>
+    </w:p>
+    <w:p>
+      <w:pPr>
+        <w:pStyle w:val="Default"/>
+        <w:suppressAutoHyphens w:val="1"/>
+        <w:spacing w:before="0" w:line="240" w:lineRule="auto"/>
+        <w:rPr>
+          <w:rStyle w:val="None"/>
+          <w:outline w:val="0"/>
+          <w:color w:val="808080"/>
+          <w:u w:color="808080"/>
+          <w:shd w:val="clear" w:color="auto" w:fill="000000"/>
+          <w14:textFill>
+            <w14:solidFill>
+              <w14:srgbClr w14:val="808080"/>
+            </w14:solidFill>
+          </w14:textFill>
+        </w:rPr>
+      </w:pPr>
+    </w:p>
+    <w:p>
+      <w:pPr>
+        <w:pStyle w:val="Default"/>
+        <w:suppressAutoHyphens w:val="1"/>
+        <w:spacing w:before="0" w:after="320" w:line="240" w:lineRule="auto"/>
+        <w:rPr>
+          <w:rStyle w:val="None"/>
           <w:b w:val="1"/>
           <w:bCs w:val="1"/>
           <w:outline w:val="0"/>
           <w:color w:val="0f1115"/>
-          <w:shd w:val="clear" w:color="auto" w:fill="ffffff"/>
-          <w:rtl w:val="0"/>
-          <w:lang w:val="en-US"/>
-          <w14:textFill>
-            <w14:solidFill>
-              <w14:srgbClr w14:val="0F1115"/>
-            </w14:solidFill>
-          </w14:textFill>
-        </w:rPr>
-        <w:t>PROFESSIONAL EXPERIENCE</w:t>
-      </w:r>
-    </w:p>
-    <w:p>
-      <w:pPr>
-        <w:pStyle w:val="Default"/>
-        <w:suppressAutoHyphens w:val="1"/>
-        <w:spacing w:before="0" w:after="320" w:line="240" w:lineRule="auto"/>
-        <w:jc w:val="left"/>
-        <w:rPr>
-          <w:outline w:val="0"/>
-          <w:color w:val="0f1115"/>
+          <w:u w:color="0f1115"/>
           <w:shd w:val="clear" w:color="auto" w:fill="ffffff"/>
           <w14:textFill>
             <w14:solidFill>
@@ -1379,6 +1890,45 @@
           <w:bCs w:val="1"/>
           <w:outline w:val="0"/>
           <w:color w:val="0f1115"/>
+          <w:u w:color="0f1115"/>
+          <w:shd w:val="clear" w:color="auto" w:fill="ffffff"/>
+          <w:rtl w:val="0"/>
+          <w:lang w:val="en-US"/>
+          <w14:textFill>
+            <w14:solidFill>
+              <w14:srgbClr w14:val="0F1115"/>
+            </w14:solidFill>
+          </w14:textFill>
+        </w:rPr>
+        <w:t>PROFESSIONAL EXPERIENCE</w:t>
+      </w:r>
+    </w:p>
+    <w:p>
+      <w:pPr>
+        <w:pStyle w:val="Default"/>
+        <w:suppressAutoHyphens w:val="1"/>
+        <w:spacing w:before="0" w:after="320" w:line="240" w:lineRule="auto"/>
+        <w:rPr>
+          <w:rStyle w:val="None"/>
+          <w:outline w:val="0"/>
+          <w:color w:val="0f1115"/>
+          <w:u w:color="0f1115"/>
+          <w:shd w:val="clear" w:color="auto" w:fill="ffffff"/>
+          <w14:textFill>
+            <w14:solidFill>
+              <w14:srgbClr w14:val="0F1115"/>
+            </w14:solidFill>
+          </w14:textFill>
+        </w:rPr>
+      </w:pPr>
+      <w:r>
+        <w:rPr>
+          <w:rStyle w:val="None"/>
+          <w:b w:val="1"/>
+          <w:bCs w:val="1"/>
+          <w:outline w:val="0"/>
+          <w:color w:val="0f1115"/>
+          <w:u w:color="0f1115"/>
           <w:shd w:val="clear" w:color="auto" w:fill="ffffff"/>
           <w:rtl w:val="0"/>
           <w:lang w:val="en-US"/>
@@ -1392,8 +1942,10 @@
       </w:r>
       <w:r>
         <w:rPr>
-          <w:outline w:val="0"/>
-          <w:color w:val="0f1115"/>
+          <w:rStyle w:val="None"/>
+          <w:outline w:val="0"/>
+          <w:color w:val="0f1115"/>
+          <w:u w:color="0f1115"/>
           <w:shd w:val="clear" w:color="auto" w:fill="ffffff"/>
           <w:rtl w:val="0"/>
           <w:lang w:val="en-US"/>
@@ -1407,8 +1959,10 @@
       </w:r>
       <w:r>
         <w:rPr>
-          <w:outline w:val="0"/>
-          <w:color w:val="0f1115"/>
+          <w:rStyle w:val="None"/>
+          <w:outline w:val="0"/>
+          <w:color w:val="0f1115"/>
+          <w:u w:color="0f1115"/>
           <w:shd w:val="clear" w:color="auto" w:fill="ffffff"/>
           <w:rtl w:val="0"/>
           <w:lang w:val="en-US"/>
@@ -1422,8 +1976,10 @@
       </w:r>
       <w:r>
         <w:rPr>
-          <w:outline w:val="0"/>
-          <w:color w:val="0f1115"/>
+          <w:rStyle w:val="None"/>
+          <w:outline w:val="0"/>
+          <w:color w:val="0f1115"/>
+          <w:u w:color="0f1115"/>
           <w:shd w:val="clear" w:color="auto" w:fill="ffffff"/>
           <w14:textFill>
             <w14:solidFill>
@@ -1440,6 +1996,7 @@
           <w:iCs w:val="1"/>
           <w:outline w:val="0"/>
           <w:color w:val="0f1115"/>
+          <w:u w:color="0f1115"/>
           <w:shd w:val="clear" w:color="auto" w:fill="ffffff"/>
           <w:rtl w:val="0"/>
           <w:lang w:val="en-US"/>
@@ -1458,6 +2015,7 @@
           <w:iCs w:val="1"/>
           <w:outline w:val="0"/>
           <w:color w:val="0f1115"/>
+          <w:u w:color="0f1115"/>
           <w:shd w:val="clear" w:color="auto" w:fill="ffffff"/>
           <w:rtl w:val="0"/>
           <w:lang w:val="en-US"/>
@@ -1476,6 +2034,7 @@
           <w:iCs w:val="1"/>
           <w:outline w:val="0"/>
           <w:color w:val="0f1115"/>
+          <w:u w:color="0f1115"/>
           <w:shd w:val="clear" w:color="auto" w:fill="ffffff"/>
           <w:rtl w:val="0"/>
           <w:lang w:val="en-US"/>
@@ -1489,8 +2048,10 @@
       </w:r>
       <w:r>
         <w:rPr>
-          <w:outline w:val="0"/>
-          <w:color w:val="0f1115"/>
+          <w:rStyle w:val="None"/>
+          <w:outline w:val="0"/>
+          <w:color w:val="0f1115"/>
+          <w:u w:color="0f1115"/>
           <w:shd w:val="clear" w:color="auto" w:fill="ffffff"/>
           <w14:textFill>
             <w14:solidFill>
@@ -1502,78 +2063,20 @@
       </w:r>
       <w:r>
         <w:rPr>
-          <w:outline w:val="0"/>
-          <w:color w:val="0f1115"/>
-          <w:shd w:val="clear" w:color="auto" w:fill="ffffff"/>
-          <w:rtl w:val="0"/>
-          <w:lang w:val="en-US"/>
-          <w14:textFill>
-            <w14:solidFill>
-              <w14:srgbClr w14:val="0F1115"/>
-            </w14:solidFill>
-          </w14:textFill>
-        </w:rPr>
-        <w:t>Sberbank</w:t>
-      </w:r>
-      <w:r>
-        <w:rPr>
-          <w:outline w:val="0"/>
-          <w:color w:val="0f1115"/>
-          <w:shd w:val="clear" w:color="auto" w:fill="ffffff"/>
-          <w:rtl w:val="0"/>
-          <w:lang w:val="en-US"/>
-          <w14:textFill>
-            <w14:solidFill>
-              <w14:srgbClr w14:val="0F1115"/>
-            </w14:solidFill>
-          </w14:textFill>
-        </w:rPr>
-        <w:t xml:space="preserve"> is</w:t>
-      </w:r>
-      <w:r>
-        <w:rPr>
-          <w:outline w:val="0"/>
-          <w:color w:val="0f1115"/>
-          <w:shd w:val="clear" w:color="auto" w:fill="ffffff"/>
-          <w:rtl w:val="0"/>
-          <w:lang w:val="en-US"/>
-          <w14:textFill>
-            <w14:solidFill>
-              <w14:srgbClr w14:val="0F1115"/>
-            </w14:solidFill>
-          </w14:textFill>
-        </w:rPr>
-        <w:t xml:space="preserve"> the largest </w:t>
-      </w:r>
-      <w:r>
-        <w:rPr>
-          <w:outline w:val="0"/>
-          <w:color w:val="0f1115"/>
-          <w:shd w:val="clear" w:color="auto" w:fill="ffffff"/>
-          <w:rtl w:val="0"/>
-          <w:lang w:val="en-US"/>
-          <w14:textFill>
-            <w14:solidFill>
-              <w14:srgbClr w14:val="0F1115"/>
-            </w14:solidFill>
-          </w14:textFill>
-        </w:rPr>
-        <w:t>bank</w:t>
-      </w:r>
-      <w:r>
-        <w:rPr>
-          <w:outline w:val="0"/>
-          <w:color w:val="0f1115"/>
-          <w:shd w:val="clear" w:color="auto" w:fill="ffffff"/>
-          <w:rtl w:val="0"/>
-          <w:lang w:val="en-US"/>
-          <w14:textFill>
-            <w14:solidFill>
-              <w14:srgbClr w14:val="0F1115"/>
-            </w14:solidFill>
-          </w14:textFill>
-        </w:rPr>
-        <w:t xml:space="preserve"> in Eastern Europe. Developed an internal presentation and commercial proposal builder for the corporate sales division.</w:t>
+          <w:rStyle w:val="None"/>
+          <w:outline w:val="0"/>
+          <w:color w:val="0f1115"/>
+          <w:u w:color="0f1115"/>
+          <w:shd w:val="clear" w:color="auto" w:fill="ffffff"/>
+          <w:rtl w:val="0"/>
+          <w:lang w:val="en-US"/>
+          <w14:textFill>
+            <w14:solidFill>
+              <w14:srgbClr w14:val="0F1115"/>
+            </w14:solidFill>
+          </w14:textFill>
+        </w:rPr>
+        <w:t>Sberbank is the largest bank in Eastern Europe. Developed an internal presentation and commercial proposal builder for the corporate sales division.</w:t>
       </w:r>
     </w:p>
     <w:p>
@@ -1584,23 +2087,28 @@
           <w:numId w:val="3"/>
         </w:numPr>
         <w:suppressAutoHyphens w:val="1"/>
+        <w:bidi w:val="0"/>
         <w:spacing w:before="0" w:line="240" w:lineRule="auto"/>
-        <w:rPr>
-          <w:outline w:val="0"/>
-          <w:color w:val="0f1115"/>
-          <w:shd w:val="clear" w:color="auto" w:fill="ffffff"/>
-          <w:lang w:val="en-US"/>
-          <w14:textFill>
-            <w14:solidFill>
-              <w14:srgbClr w14:val="0F1115"/>
-            </w14:solidFill>
-          </w14:textFill>
-        </w:rPr>
-      </w:pPr>
-      <w:r>
-        <w:rPr>
-          <w:outline w:val="0"/>
-          <w:color w:val="0f1115"/>
+        <w:ind w:right="0"/>
+        <w:jc w:val="left"/>
+        <w:rPr>
+          <w:outline w:val="0"/>
+          <w:color w:val="0f1115"/>
+          <w:rtl w:val="0"/>
+          <w:lang w:val="en-US"/>
+          <w14:textFill>
+            <w14:solidFill>
+              <w14:srgbClr w14:val="0F1115"/>
+            </w14:solidFill>
+          </w14:textFill>
+        </w:rPr>
+      </w:pPr>
+      <w:r>
+        <w:rPr>
+          <w:rStyle w:val="None"/>
+          <w:outline w:val="0"/>
+          <w:color w:val="0f1115"/>
+          <w:u w:color="0f1115"/>
           <w:shd w:val="clear" w:color="auto" w:fill="ffffff"/>
           <w:rtl w:val="0"/>
           <w:lang w:val="en-US"/>
@@ -1621,23 +2129,28 @@
           <w:numId w:val="3"/>
         </w:numPr>
         <w:suppressAutoHyphens w:val="1"/>
+        <w:bidi w:val="0"/>
         <w:spacing w:before="0" w:line="240" w:lineRule="auto"/>
-        <w:rPr>
-          <w:outline w:val="0"/>
-          <w:color w:val="0f1115"/>
-          <w:shd w:val="clear" w:color="auto" w:fill="ffffff"/>
-          <w:lang w:val="en-US"/>
-          <w14:textFill>
-            <w14:solidFill>
-              <w14:srgbClr w14:val="0F1115"/>
-            </w14:solidFill>
-          </w14:textFill>
-        </w:rPr>
-      </w:pPr>
-      <w:r>
-        <w:rPr>
-          <w:outline w:val="0"/>
-          <w:color w:val="0f1115"/>
+        <w:ind w:right="0"/>
+        <w:jc w:val="left"/>
+        <w:rPr>
+          <w:outline w:val="0"/>
+          <w:color w:val="0f1115"/>
+          <w:rtl w:val="0"/>
+          <w:lang w:val="en-US"/>
+          <w14:textFill>
+            <w14:solidFill>
+              <w14:srgbClr w14:val="0F1115"/>
+            </w14:solidFill>
+          </w14:textFill>
+        </w:rPr>
+      </w:pPr>
+      <w:r>
+        <w:rPr>
+          <w:rStyle w:val="None"/>
+          <w:outline w:val="0"/>
+          <w:color w:val="0f1115"/>
+          <w:u w:color="0f1115"/>
           <w:shd w:val="clear" w:color="auto" w:fill="ffffff"/>
           <w:rtl w:val="0"/>
           <w:lang w:val="en-US"/>
@@ -1658,23 +2171,28 @@
           <w:numId w:val="3"/>
         </w:numPr>
         <w:suppressAutoHyphens w:val="1"/>
+        <w:bidi w:val="0"/>
         <w:spacing w:before="0" w:line="240" w:lineRule="auto"/>
-        <w:rPr>
-          <w:outline w:val="0"/>
-          <w:color w:val="0f1115"/>
-          <w:shd w:val="clear" w:color="auto" w:fill="ffffff"/>
-          <w:lang w:val="en-US"/>
-          <w14:textFill>
-            <w14:solidFill>
-              <w14:srgbClr w14:val="0F1115"/>
-            </w14:solidFill>
-          </w14:textFill>
-        </w:rPr>
-      </w:pPr>
-      <w:r>
-        <w:rPr>
-          <w:outline w:val="0"/>
-          <w:color w:val="0f1115"/>
+        <w:ind w:right="0"/>
+        <w:jc w:val="left"/>
+        <w:rPr>
+          <w:outline w:val="0"/>
+          <w:color w:val="0f1115"/>
+          <w:rtl w:val="0"/>
+          <w:lang w:val="en-US"/>
+          <w14:textFill>
+            <w14:solidFill>
+              <w14:srgbClr w14:val="0F1115"/>
+            </w14:solidFill>
+          </w14:textFill>
+        </w:rPr>
+      </w:pPr>
+      <w:r>
+        <w:rPr>
+          <w:rStyle w:val="None"/>
+          <w:outline w:val="0"/>
+          <w:color w:val="0f1115"/>
+          <w:u w:color="0f1115"/>
           <w:shd w:val="clear" w:color="auto" w:fill="ffffff"/>
           <w:rtl w:val="0"/>
           <w:lang w:val="en-US"/>
@@ -1695,27 +2213,32 @@
           <w:numId w:val="3"/>
         </w:numPr>
         <w:suppressAutoHyphens w:val="1"/>
+        <w:bidi w:val="0"/>
         <w:spacing w:before="0" w:after="160" w:line="240" w:lineRule="auto"/>
+        <w:ind w:right="0"/>
+        <w:jc w:val="left"/>
         <w:rPr>
           <w:b w:val="1"/>
           <w:bCs w:val="1"/>
           <w:outline w:val="0"/>
           <w:color w:val="0f1115"/>
-          <w:shd w:val="clear" w:color="auto" w:fill="ffffff"/>
-          <w:lang w:val="en-US"/>
-          <w14:textFill>
-            <w14:solidFill>
-              <w14:srgbClr w14:val="0F1115"/>
-            </w14:solidFill>
-          </w14:textFill>
-        </w:rPr>
-      </w:pPr>
-      <w:r>
-        <w:rPr>
+          <w:rtl w:val="0"/>
+          <w:lang w:val="en-US"/>
+          <w14:textFill>
+            <w14:solidFill>
+              <w14:srgbClr w14:val="0F1115"/>
+            </w14:solidFill>
+          </w14:textFill>
+        </w:rPr>
+      </w:pPr>
+      <w:r>
+        <w:rPr>
+          <w:rStyle w:val="None"/>
           <w:b w:val="1"/>
           <w:bCs w:val="1"/>
           <w:outline w:val="0"/>
           <w:color w:val="0f1115"/>
+          <w:u w:color="0f1115"/>
           <w:shd w:val="clear" w:color="auto" w:fill="ffffff"/>
           <w:rtl w:val="0"/>
           <w:lang w:val="en-US"/>
@@ -1736,23 +2259,28 @@
           <w:numId w:val="3"/>
         </w:numPr>
         <w:suppressAutoHyphens w:val="1"/>
+        <w:bidi w:val="0"/>
         <w:spacing w:before="0" w:line="240" w:lineRule="auto"/>
-        <w:rPr>
-          <w:outline w:val="0"/>
-          <w:color w:val="0f1115"/>
-          <w:shd w:val="clear" w:color="auto" w:fill="ffffff"/>
-          <w:lang w:val="en-US"/>
-          <w14:textFill>
-            <w14:solidFill>
-              <w14:srgbClr w14:val="0F1115"/>
-            </w14:solidFill>
-          </w14:textFill>
-        </w:rPr>
-      </w:pPr>
-      <w:r>
-        <w:rPr>
-          <w:outline w:val="0"/>
-          <w:color w:val="0f1115"/>
+        <w:ind w:right="0"/>
+        <w:jc w:val="left"/>
+        <w:rPr>
+          <w:outline w:val="0"/>
+          <w:color w:val="0f1115"/>
+          <w:rtl w:val="0"/>
+          <w:lang w:val="en-US"/>
+          <w14:textFill>
+            <w14:solidFill>
+              <w14:srgbClr w14:val="0F1115"/>
+            </w14:solidFill>
+          </w14:textFill>
+        </w:rPr>
+      </w:pPr>
+      <w:r>
+        <w:rPr>
+          <w:rStyle w:val="None"/>
+          <w:outline w:val="0"/>
+          <w:color w:val="0f1115"/>
+          <w:u w:color="0f1115"/>
           <w:shd w:val="clear" w:color="auto" w:fill="ffffff"/>
           <w:rtl w:val="0"/>
           <w:lang w:val="en-US"/>
@@ -1766,8 +2294,10 @@
       </w:r>
       <w:r>
         <w:rPr>
-          <w:outline w:val="0"/>
-          <w:color w:val="0f1115"/>
+          <w:rStyle w:val="None"/>
+          <w:outline w:val="0"/>
+          <w:color w:val="0f1115"/>
+          <w:u w:color="0f1115"/>
           <w:shd w:val="clear" w:color="auto" w:fill="ffffff"/>
           <w:rtl w:val="0"/>
           <w:lang w:val="en-US"/>
@@ -1781,8 +2311,10 @@
       </w:r>
       <w:r>
         <w:rPr>
-          <w:outline w:val="0"/>
-          <w:color w:val="0f1115"/>
+          <w:rStyle w:val="None"/>
+          <w:outline w:val="0"/>
+          <w:color w:val="0f1115"/>
+          <w:u w:color="0f1115"/>
           <w:shd w:val="clear" w:color="auto" w:fill="ffffff"/>
           <w:rtl w:val="0"/>
           <w:lang w:val="en-US"/>
@@ -1803,23 +2335,28 @@
           <w:numId w:val="3"/>
         </w:numPr>
         <w:suppressAutoHyphens w:val="1"/>
+        <w:bidi w:val="0"/>
         <w:spacing w:before="0" w:line="240" w:lineRule="auto"/>
-        <w:rPr>
-          <w:outline w:val="0"/>
-          <w:color w:val="0f1115"/>
-          <w:shd w:val="clear" w:color="auto" w:fill="ffffff"/>
-          <w:lang w:val="en-US"/>
-          <w14:textFill>
-            <w14:solidFill>
-              <w14:srgbClr w14:val="0F1115"/>
-            </w14:solidFill>
-          </w14:textFill>
-        </w:rPr>
-      </w:pPr>
-      <w:r>
-        <w:rPr>
-          <w:outline w:val="0"/>
-          <w:color w:val="0f1115"/>
+        <w:ind w:right="0"/>
+        <w:jc w:val="left"/>
+        <w:rPr>
+          <w:outline w:val="0"/>
+          <w:color w:val="0f1115"/>
+          <w:rtl w:val="0"/>
+          <w:lang w:val="en-US"/>
+          <w14:textFill>
+            <w14:solidFill>
+              <w14:srgbClr w14:val="0F1115"/>
+            </w14:solidFill>
+          </w14:textFill>
+        </w:rPr>
+      </w:pPr>
+      <w:r>
+        <w:rPr>
+          <w:rStyle w:val="None"/>
+          <w:outline w:val="0"/>
+          <w:color w:val="0f1115"/>
+          <w:u w:color="0f1115"/>
           <w:shd w:val="clear" w:color="auto" w:fill="ffffff"/>
           <w:rtl w:val="0"/>
           <w:lang w:val="en-US"/>
@@ -1833,8 +2370,10 @@
       </w:r>
       <w:r>
         <w:rPr>
-          <w:outline w:val="0"/>
-          <w:color w:val="0f1115"/>
+          <w:rStyle w:val="None"/>
+          <w:outline w:val="0"/>
+          <w:color w:val="0f1115"/>
+          <w:u w:color="0f1115"/>
           <w:shd w:val="clear" w:color="auto" w:fill="ffffff"/>
           <w:rtl w:val="0"/>
           <w:lang w:val="en-US"/>
@@ -1848,8 +2387,10 @@
       </w:r>
       <w:r>
         <w:rPr>
-          <w:outline w:val="0"/>
-          <w:color w:val="0f1115"/>
+          <w:rStyle w:val="None"/>
+          <w:outline w:val="0"/>
+          <w:color w:val="0f1115"/>
+          <w:u w:color="0f1115"/>
           <w:shd w:val="clear" w:color="auto" w:fill="ffffff"/>
           <w:rtl w:val="0"/>
           <w:lang w:val="en-US"/>
@@ -1870,23 +2411,28 @@
           <w:numId w:val="3"/>
         </w:numPr>
         <w:suppressAutoHyphens w:val="1"/>
+        <w:bidi w:val="0"/>
         <w:spacing w:before="0" w:line="240" w:lineRule="auto"/>
-        <w:rPr>
-          <w:outline w:val="0"/>
-          <w:color w:val="0f1115"/>
-          <w:shd w:val="clear" w:color="auto" w:fill="ffffff"/>
-          <w:lang w:val="en-US"/>
-          <w14:textFill>
-            <w14:solidFill>
-              <w14:srgbClr w14:val="0F1115"/>
-            </w14:solidFill>
-          </w14:textFill>
-        </w:rPr>
-      </w:pPr>
-      <w:r>
-        <w:rPr>
-          <w:outline w:val="0"/>
-          <w:color w:val="0f1115"/>
+        <w:ind w:right="0"/>
+        <w:jc w:val="left"/>
+        <w:rPr>
+          <w:outline w:val="0"/>
+          <w:color w:val="0f1115"/>
+          <w:rtl w:val="0"/>
+          <w:lang w:val="en-US"/>
+          <w14:textFill>
+            <w14:solidFill>
+              <w14:srgbClr w14:val="0F1115"/>
+            </w14:solidFill>
+          </w14:textFill>
+        </w:rPr>
+      </w:pPr>
+      <w:r>
+        <w:rPr>
+          <w:rStyle w:val="None"/>
+          <w:outline w:val="0"/>
+          <w:color w:val="0f1115"/>
+          <w:u w:color="0f1115"/>
           <w:shd w:val="clear" w:color="auto" w:fill="ffffff"/>
           <w:rtl w:val="0"/>
           <w:lang w:val="en-US"/>
@@ -1905,8 +2451,10 @@
         <w:suppressAutoHyphens w:val="1"/>
         <w:spacing w:before="0" w:line="240" w:lineRule="auto"/>
         <w:rPr>
-          <w:outline w:val="0"/>
-          <w:color w:val="0f1115"/>
+          <w:rStyle w:val="None"/>
+          <w:outline w:val="0"/>
+          <w:color w:val="0f1115"/>
+          <w:u w:color="0f1115"/>
           <w:shd w:val="clear" w:color="auto" w:fill="ffffff"/>
           <w14:textFill>
             <w14:solidFill>
@@ -1921,10 +2469,11 @@
         <w:pStyle w:val="Default"/>
         <w:suppressAutoHyphens w:val="1"/>
         <w:spacing w:before="0" w:after="320" w:line="240" w:lineRule="auto"/>
-        <w:jc w:val="left"/>
-        <w:rPr>
-          <w:outline w:val="0"/>
-          <w:color w:val="0f1115"/>
+        <w:rPr>
+          <w:rStyle w:val="None"/>
+          <w:outline w:val="0"/>
+          <w:color w:val="0f1115"/>
+          <w:u w:color="0f1115"/>
           <w:shd w:val="clear" w:color="auto" w:fill="ffffff"/>
           <w14:textFill>
             <w14:solidFill>
@@ -1939,28 +2488,11 @@
         <w:pStyle w:val="Default"/>
         <w:suppressAutoHyphens w:val="1"/>
         <w:spacing w:before="0" w:after="320" w:line="240" w:lineRule="auto"/>
-        <w:jc w:val="left"/>
-        <w:rPr>
-          <w:outline w:val="0"/>
-          <w:color w:val="0f1115"/>
-          <w:shd w:val="clear" w:color="auto" w:fill="ffffff"/>
-          <w14:textFill>
-            <w14:solidFill>
-              <w14:srgbClr w14:val="0F1115"/>
-            </w14:solidFill>
-          </w14:textFill>
-        </w:rPr>
-      </w:pPr>
-    </w:p>
-    <w:p>
-      <w:pPr>
-        <w:pStyle w:val="Default"/>
-        <w:suppressAutoHyphens w:val="1"/>
-        <w:spacing w:before="0" w:after="320" w:line="240" w:lineRule="auto"/>
-        <w:jc w:val="left"/>
-        <w:rPr>
-          <w:outline w:val="0"/>
-          <w:color w:val="0f1115"/>
+        <w:rPr>
+          <w:rStyle w:val="None"/>
+          <w:outline w:val="0"/>
+          <w:color w:val="0f1115"/>
+          <w:u w:color="0f1115"/>
           <w:shd w:val="clear" w:color="auto" w:fill="ffffff"/>
           <w14:textFill>
             <w14:solidFill>
@@ -1976,6 +2508,7 @@
           <w:bCs w:val="1"/>
           <w:outline w:val="0"/>
           <w:color w:val="0f1115"/>
+          <w:u w:color="0f1115"/>
           <w:shd w:val="clear" w:color="auto" w:fill="ffffff"/>
           <w:rtl w:val="0"/>
           <w:lang w:val="en-US"/>
@@ -1989,8 +2522,10 @@
       </w:r>
       <w:r>
         <w:rPr>
-          <w:outline w:val="0"/>
-          <w:color w:val="0f1115"/>
+          <w:rStyle w:val="None"/>
+          <w:outline w:val="0"/>
+          <w:color w:val="0f1115"/>
+          <w:u w:color="0f1115"/>
           <w:shd w:val="clear" w:color="auto" w:fill="ffffff"/>
           <w:rtl w:val="0"/>
           <w:lang w:val="en-US"/>
@@ -2004,8 +2539,10 @@
       </w:r>
       <w:r>
         <w:rPr>
-          <w:outline w:val="0"/>
-          <w:color w:val="0f1115"/>
+          <w:rStyle w:val="None"/>
+          <w:outline w:val="0"/>
+          <w:color w:val="0f1115"/>
+          <w:u w:color="0f1115"/>
           <w:shd w:val="clear" w:color="auto" w:fill="ffffff"/>
           <w:rtl w:val="0"/>
           <w:lang w:val="en-US"/>
@@ -2019,8 +2556,10 @@
       </w:r>
       <w:r>
         <w:rPr>
-          <w:outline w:val="0"/>
-          <w:color w:val="0f1115"/>
+          <w:rStyle w:val="None"/>
+          <w:outline w:val="0"/>
+          <w:color w:val="0f1115"/>
+          <w:u w:color="0f1115"/>
           <w:shd w:val="clear" w:color="auto" w:fill="ffffff"/>
           <w14:textFill>
             <w14:solidFill>
@@ -2037,6 +2576,7 @@
           <w:iCs w:val="1"/>
           <w:outline w:val="0"/>
           <w:color w:val="0f1115"/>
+          <w:u w:color="0f1115"/>
           <w:shd w:val="clear" w:color="auto" w:fill="ffffff"/>
           <w:rtl w:val="0"/>
           <w:lang w:val="en-US"/>
@@ -2055,6 +2595,7 @@
           <w:iCs w:val="1"/>
           <w:outline w:val="0"/>
           <w:color w:val="0f1115"/>
+          <w:u w:color="0f1115"/>
           <w:shd w:val="clear" w:color="auto" w:fill="ffffff"/>
           <w:rtl w:val="0"/>
           <w:lang w:val="en-US"/>
@@ -2073,6 +2614,7 @@
           <w:iCs w:val="1"/>
           <w:outline w:val="0"/>
           <w:color w:val="0f1115"/>
+          <w:u w:color="0f1115"/>
           <w:shd w:val="clear" w:color="auto" w:fill="ffffff"/>
           <w:rtl w:val="0"/>
           <w:lang w:val="en-US"/>
@@ -2086,8 +2628,10 @@
       </w:r>
       <w:r>
         <w:rPr>
-          <w:outline w:val="0"/>
-          <w:color w:val="0f1115"/>
+          <w:rStyle w:val="None"/>
+          <w:outline w:val="0"/>
+          <w:color w:val="0f1115"/>
+          <w:u w:color="0f1115"/>
           <w:shd w:val="clear" w:color="auto" w:fill="ffffff"/>
           <w14:textFill>
             <w14:solidFill>
@@ -2099,8 +2643,10 @@
       </w:r>
       <w:r>
         <w:rPr>
-          <w:outline w:val="0"/>
-          <w:color w:val="0f1115"/>
+          <w:rStyle w:val="None"/>
+          <w:outline w:val="0"/>
+          <w:color w:val="0f1115"/>
+          <w:u w:color="0f1115"/>
           <w:shd w:val="clear" w:color="auto" w:fill="ffffff"/>
           <w:rtl w:val="0"/>
           <w:lang w:val="en-US"/>
@@ -2121,23 +2667,28 @@
           <w:numId w:val="4"/>
         </w:numPr>
         <w:suppressAutoHyphens w:val="1"/>
+        <w:bidi w:val="0"/>
         <w:spacing w:before="0" w:line="240" w:lineRule="auto"/>
-        <w:rPr>
-          <w:outline w:val="0"/>
-          <w:color w:val="0f1115"/>
-          <w:shd w:val="clear" w:color="auto" w:fill="ffffff"/>
-          <w:lang w:val="en-US"/>
-          <w14:textFill>
-            <w14:solidFill>
-              <w14:srgbClr w14:val="0F1115"/>
-            </w14:solidFill>
-          </w14:textFill>
-        </w:rPr>
-      </w:pPr>
-      <w:r>
-        <w:rPr>
-          <w:outline w:val="0"/>
-          <w:color w:val="0f1115"/>
+        <w:ind w:right="0"/>
+        <w:jc w:val="left"/>
+        <w:rPr>
+          <w:outline w:val="0"/>
+          <w:color w:val="0f1115"/>
+          <w:rtl w:val="0"/>
+          <w:lang w:val="en-US"/>
+          <w14:textFill>
+            <w14:solidFill>
+              <w14:srgbClr w14:val="0F1115"/>
+            </w14:solidFill>
+          </w14:textFill>
+        </w:rPr>
+      </w:pPr>
+      <w:r>
+        <w:rPr>
+          <w:rStyle w:val="None"/>
+          <w:outline w:val="0"/>
+          <w:color w:val="0f1115"/>
+          <w:u w:color="0f1115"/>
           <w:shd w:val="clear" w:color="auto" w:fill="ffffff"/>
           <w:rtl w:val="0"/>
           <w:lang w:val="en-US"/>
@@ -2158,23 +2709,28 @@
           <w:numId w:val="4"/>
         </w:numPr>
         <w:suppressAutoHyphens w:val="1"/>
+        <w:bidi w:val="0"/>
         <w:spacing w:before="0" w:after="160" w:line="240" w:lineRule="auto"/>
-        <w:rPr>
-          <w:outline w:val="0"/>
-          <w:color w:val="0f1115"/>
-          <w:shd w:val="clear" w:color="auto" w:fill="ffffff"/>
-          <w:lang w:val="en-US"/>
-          <w14:textFill>
-            <w14:solidFill>
-              <w14:srgbClr w14:val="0F1115"/>
-            </w14:solidFill>
-          </w14:textFill>
-        </w:rPr>
-      </w:pPr>
-      <w:r>
-        <w:rPr>
-          <w:outline w:val="0"/>
-          <w:color w:val="0f1115"/>
+        <w:ind w:right="0"/>
+        <w:jc w:val="left"/>
+        <w:rPr>
+          <w:outline w:val="0"/>
+          <w:color w:val="0f1115"/>
+          <w:rtl w:val="0"/>
+          <w:lang w:val="en-US"/>
+          <w14:textFill>
+            <w14:solidFill>
+              <w14:srgbClr w14:val="0F1115"/>
+            </w14:solidFill>
+          </w14:textFill>
+        </w:rPr>
+      </w:pPr>
+      <w:r>
+        <w:rPr>
+          <w:rStyle w:val="None"/>
+          <w:outline w:val="0"/>
+          <w:color w:val="0f1115"/>
+          <w:u w:color="0f1115"/>
           <w:shd w:val="clear" w:color="auto" w:fill="ffffff"/>
           <w:rtl w:val="0"/>
           <w:lang w:val="en-US"/>
@@ -2195,11 +2751,14 @@
           <w:numId w:val="4"/>
         </w:numPr>
         <w:suppressAutoHyphens w:val="1"/>
+        <w:bidi w:val="0"/>
         <w:spacing w:before="0" w:line="240" w:lineRule="auto"/>
-        <w:rPr>
-          <w:outline w:val="0"/>
-          <w:color w:val="0f1115"/>
-          <w:shd w:val="clear" w:color="auto" w:fill="ffffff"/>
+        <w:ind w:right="0"/>
+        <w:jc w:val="left"/>
+        <w:rPr>
+          <w:outline w:val="0"/>
+          <w:color w:val="0f1115"/>
+          <w:rtl w:val="0"/>
           <w:lang w:val="en-US"/>
           <w14:textFill>
             <w14:solidFill>
@@ -2215,6 +2774,7 @@
           <w:bCs w:val="1"/>
           <w:outline w:val="0"/>
           <w:color w:val="0f1115"/>
+          <w:u w:color="0f1115"/>
           <w:shd w:val="clear" w:color="auto" w:fill="ffffff"/>
           <w:rtl w:val="0"/>
           <w:lang w:val="en-US"/>
@@ -2228,8 +2788,10 @@
       </w:r>
       <w:r>
         <w:rPr>
-          <w:outline w:val="0"/>
-          <w:color w:val="0f1115"/>
+          <w:rStyle w:val="None"/>
+          <w:outline w:val="0"/>
+          <w:color w:val="0f1115"/>
+          <w:u w:color="0f1115"/>
           <w:shd w:val="clear" w:color="auto" w:fill="ffffff"/>
           <w:rtl w:val="0"/>
           <w:lang w:val="en-US"/>
@@ -2243,8 +2805,10 @@
       </w:r>
       <w:r>
         <w:rPr>
-          <w:outline w:val="0"/>
-          <w:color w:val="0f1115"/>
+          <w:rStyle w:val="None"/>
+          <w:outline w:val="0"/>
+          <w:color w:val="0f1115"/>
+          <w:u w:color="0f1115"/>
           <w:shd w:val="clear" w:color="auto" w:fill="ffffff"/>
           <w:rtl w:val="0"/>
           <w:lang w:val="en-US"/>
@@ -2265,11 +2829,14 @@
           <w:numId w:val="4"/>
         </w:numPr>
         <w:suppressAutoHyphens w:val="1"/>
+        <w:bidi w:val="0"/>
         <w:spacing w:before="0" w:line="240" w:lineRule="auto"/>
-        <w:rPr>
-          <w:outline w:val="0"/>
-          <w:color w:val="0f1115"/>
-          <w:shd w:val="clear" w:color="auto" w:fill="ffffff"/>
+        <w:ind w:right="0"/>
+        <w:jc w:val="left"/>
+        <w:rPr>
+          <w:outline w:val="0"/>
+          <w:color w:val="0f1115"/>
+          <w:rtl w:val="0"/>
           <w:lang w:val="en-US"/>
           <w14:textFill>
             <w14:solidFill>
@@ -2285,6 +2852,7 @@
           <w:bCs w:val="1"/>
           <w:outline w:val="0"/>
           <w:color w:val="0f1115"/>
+          <w:u w:color="0f1115"/>
           <w:shd w:val="clear" w:color="auto" w:fill="ffffff"/>
           <w:rtl w:val="0"/>
           <w:lang w:val="en-US"/>
@@ -2298,8 +2866,10 @@
       </w:r>
       <w:r>
         <w:rPr>
-          <w:outline w:val="0"/>
-          <w:color w:val="0f1115"/>
+          <w:rStyle w:val="None"/>
+          <w:outline w:val="0"/>
+          <w:color w:val="0f1115"/>
+          <w:u w:color="0f1115"/>
           <w:shd w:val="clear" w:color="auto" w:fill="ffffff"/>
           <w:rtl w:val="0"/>
           <w:lang w:val="en-US"/>
@@ -2313,8 +2883,10 @@
       </w:r>
       <w:r>
         <w:rPr>
-          <w:outline w:val="0"/>
-          <w:color w:val="0f1115"/>
+          <w:rStyle w:val="None"/>
+          <w:outline w:val="0"/>
+          <w:color w:val="0f1115"/>
+          <w:u w:color="0f1115"/>
           <w:shd w:val="clear" w:color="auto" w:fill="ffffff"/>
           <w:rtl w:val="0"/>
           <w:lang w:val="en-US"/>
@@ -2335,11 +2907,14 @@
           <w:numId w:val="4"/>
         </w:numPr>
         <w:suppressAutoHyphens w:val="1"/>
+        <w:bidi w:val="0"/>
         <w:spacing w:before="0" w:line="240" w:lineRule="auto"/>
-        <w:rPr>
-          <w:outline w:val="0"/>
-          <w:color w:val="0f1115"/>
-          <w:shd w:val="clear" w:color="auto" w:fill="ffffff"/>
+        <w:ind w:right="0"/>
+        <w:jc w:val="left"/>
+        <w:rPr>
+          <w:outline w:val="0"/>
+          <w:color w:val="0f1115"/>
+          <w:rtl w:val="0"/>
           <w:lang w:val="en-US"/>
           <w14:textFill>
             <w14:solidFill>
@@ -2355,6 +2930,7 @@
           <w:bCs w:val="1"/>
           <w:outline w:val="0"/>
           <w:color w:val="0f1115"/>
+          <w:u w:color="0f1115"/>
           <w:shd w:val="clear" w:color="auto" w:fill="ffffff"/>
           <w:rtl w:val="0"/>
           <w:lang w:val="en-US"/>
@@ -2368,8 +2944,10 @@
       </w:r>
       <w:r>
         <w:rPr>
-          <w:outline w:val="0"/>
-          <w:color w:val="0f1115"/>
+          <w:rStyle w:val="None"/>
+          <w:outline w:val="0"/>
+          <w:color w:val="0f1115"/>
+          <w:u w:color="0f1115"/>
           <w:shd w:val="clear" w:color="auto" w:fill="ffffff"/>
           <w:rtl w:val="0"/>
           <w:lang w:val="en-US"/>
@@ -2383,8 +2961,10 @@
       </w:r>
       <w:r>
         <w:rPr>
-          <w:outline w:val="0"/>
-          <w:color w:val="0f1115"/>
+          <w:rStyle w:val="None"/>
+          <w:outline w:val="0"/>
+          <w:color w:val="0f1115"/>
+          <w:u w:color="0f1115"/>
           <w:shd w:val="clear" w:color="auto" w:fill="ffffff"/>
           <w:rtl w:val="0"/>
           <w:lang w:val="en-US"/>
@@ -2405,11 +2985,14 @@
           <w:numId w:val="4"/>
         </w:numPr>
         <w:suppressAutoHyphens w:val="1"/>
+        <w:bidi w:val="0"/>
         <w:spacing w:before="0" w:line="240" w:lineRule="auto"/>
-        <w:rPr>
-          <w:outline w:val="0"/>
-          <w:color w:val="0f1115"/>
-          <w:shd w:val="clear" w:color="auto" w:fill="ffffff"/>
+        <w:ind w:right="0"/>
+        <w:jc w:val="left"/>
+        <w:rPr>
+          <w:outline w:val="0"/>
+          <w:color w:val="0f1115"/>
+          <w:rtl w:val="0"/>
           <w:lang w:val="en-US"/>
           <w14:textFill>
             <w14:solidFill>
@@ -2425,6 +3008,7 @@
           <w:bCs w:val="1"/>
           <w:outline w:val="0"/>
           <w:color w:val="0f1115"/>
+          <w:u w:color="0f1115"/>
           <w:shd w:val="clear" w:color="auto" w:fill="ffffff"/>
           <w:rtl w:val="0"/>
           <w:lang w:val="en-US"/>
@@ -2438,8 +3022,10 @@
       </w:r>
       <w:r>
         <w:rPr>
-          <w:outline w:val="0"/>
-          <w:color w:val="0f1115"/>
+          <w:rStyle w:val="None"/>
+          <w:outline w:val="0"/>
+          <w:color w:val="0f1115"/>
+          <w:u w:color="0f1115"/>
           <w:shd w:val="clear" w:color="auto" w:fill="ffffff"/>
           <w:rtl w:val="0"/>
           <w:lang w:val="en-US"/>
@@ -2453,8 +3039,10 @@
       </w:r>
       <w:r>
         <w:rPr>
-          <w:outline w:val="0"/>
-          <w:color w:val="0f1115"/>
+          <w:rStyle w:val="None"/>
+          <w:outline w:val="0"/>
+          <w:color w:val="0f1115"/>
+          <w:u w:color="0f1115"/>
           <w:shd w:val="clear" w:color="auto" w:fill="ffffff"/>
           <w:rtl w:val="0"/>
           <w:lang w:val="en-US"/>
@@ -2475,11 +3063,14 @@
           <w:numId w:val="4"/>
         </w:numPr>
         <w:suppressAutoHyphens w:val="1"/>
+        <w:bidi w:val="0"/>
         <w:spacing w:before="0" w:line="240" w:lineRule="auto"/>
-        <w:rPr>
-          <w:outline w:val="0"/>
-          <w:color w:val="0f1115"/>
-          <w:shd w:val="clear" w:color="auto" w:fill="ffffff"/>
+        <w:ind w:right="0"/>
+        <w:jc w:val="left"/>
+        <w:rPr>
+          <w:outline w:val="0"/>
+          <w:color w:val="0f1115"/>
+          <w:rtl w:val="0"/>
           <w:lang w:val="en-US"/>
           <w14:textFill>
             <w14:solidFill>
@@ -2495,6 +3086,7 @@
           <w:bCs w:val="1"/>
           <w:outline w:val="0"/>
           <w:color w:val="0f1115"/>
+          <w:u w:color="0f1115"/>
           <w:shd w:val="clear" w:color="auto" w:fill="ffffff"/>
           <w:rtl w:val="0"/>
           <w:lang w:val="en-US"/>
@@ -2508,8 +3100,10 @@
       </w:r>
       <w:r>
         <w:rPr>
-          <w:outline w:val="0"/>
-          <w:color w:val="0f1115"/>
+          <w:rStyle w:val="None"/>
+          <w:outline w:val="0"/>
+          <w:color w:val="0f1115"/>
+          <w:u w:color="0f1115"/>
           <w:shd w:val="clear" w:color="auto" w:fill="ffffff"/>
           <w:rtl w:val="0"/>
           <w:lang w:val="en-US"/>
@@ -2523,8 +3117,10 @@
       </w:r>
       <w:r>
         <w:rPr>
-          <w:outline w:val="0"/>
-          <w:color w:val="0f1115"/>
+          <w:rStyle w:val="None"/>
+          <w:outline w:val="0"/>
+          <w:color w:val="0f1115"/>
+          <w:u w:color="0f1115"/>
           <w:shd w:val="clear" w:color="auto" w:fill="ffffff"/>
           <w:rtl w:val="0"/>
           <w:lang w:val="en-US"/>
@@ -2545,23 +3141,28 @@
           <w:numId w:val="4"/>
         </w:numPr>
         <w:suppressAutoHyphens w:val="1"/>
+        <w:bidi w:val="0"/>
         <w:spacing w:before="0" w:line="240" w:lineRule="auto"/>
-        <w:rPr>
-          <w:outline w:val="0"/>
-          <w:color w:val="0f1115"/>
-          <w:shd w:val="clear" w:color="auto" w:fill="ffffff"/>
-          <w:lang w:val="en-US"/>
-          <w14:textFill>
-            <w14:solidFill>
-              <w14:srgbClr w14:val="0F1115"/>
-            </w14:solidFill>
-          </w14:textFill>
-        </w:rPr>
-      </w:pPr>
-      <w:r>
-        <w:rPr>
-          <w:outline w:val="0"/>
-          <w:color w:val="0f1115"/>
+        <w:ind w:right="0"/>
+        <w:jc w:val="left"/>
+        <w:rPr>
+          <w:outline w:val="0"/>
+          <w:color w:val="0f1115"/>
+          <w:rtl w:val="0"/>
+          <w:lang w:val="en-US"/>
+          <w14:textFill>
+            <w14:solidFill>
+              <w14:srgbClr w14:val="0F1115"/>
+            </w14:solidFill>
+          </w14:textFill>
+        </w:rPr>
+      </w:pPr>
+      <w:r>
+        <w:rPr>
+          <w:rStyle w:val="None"/>
+          <w:outline w:val="0"/>
+          <w:color w:val="0f1115"/>
+          <w:u w:color="0f1115"/>
           <w:shd w:val="clear" w:color="auto" w:fill="ffffff"/>
           <w:rtl w:val="0"/>
           <w:lang w:val="en-US"/>
@@ -2575,8 +3176,10 @@
       </w:r>
       <w:r>
         <w:rPr>
-          <w:outline w:val="0"/>
-          <w:color w:val="0f1115"/>
+          <w:rStyle w:val="None"/>
+          <w:outline w:val="0"/>
+          <w:color w:val="0f1115"/>
+          <w:u w:color="0f1115"/>
           <w:shd w:val="clear" w:color="auto" w:fill="ffffff"/>
           <w:rtl w:val="0"/>
           <w:lang w:val="en-US"/>
@@ -2595,6 +3198,7 @@
           <w:bCs w:val="1"/>
           <w:outline w:val="0"/>
           <w:color w:val="0f1115"/>
+          <w:u w:color="0f1115"/>
           <w:shd w:val="clear" w:color="auto" w:fill="ffffff"/>
           <w:rtl w:val="0"/>
           <w:lang w:val="en-US"/>
@@ -2613,6 +3217,7 @@
           <w:bCs w:val="1"/>
           <w:outline w:val="0"/>
           <w:color w:val="0f1115"/>
+          <w:u w:color="0f1115"/>
           <w:shd w:val="clear" w:color="auto" w:fill="ffffff"/>
           <w:rtl w:val="0"/>
           <w:lang w:val="en-US"/>
@@ -2626,8 +3231,10 @@
       </w:r>
       <w:r>
         <w:rPr>
-          <w:outline w:val="0"/>
-          <w:color w:val="0f1115"/>
+          <w:rStyle w:val="None"/>
+          <w:outline w:val="0"/>
+          <w:color w:val="0f1115"/>
+          <w:u w:color="0f1115"/>
           <w:shd w:val="clear" w:color="auto" w:fill="ffffff"/>
           <w:rtl w:val="0"/>
           <w:lang w:val="en-US"/>
@@ -2648,27 +3255,32 @@
           <w:numId w:val="4"/>
         </w:numPr>
         <w:suppressAutoHyphens w:val="1"/>
+        <w:bidi w:val="0"/>
         <w:spacing w:before="0" w:after="160" w:line="240" w:lineRule="auto"/>
+        <w:ind w:right="0"/>
+        <w:jc w:val="left"/>
         <w:rPr>
           <w:b w:val="1"/>
           <w:bCs w:val="1"/>
           <w:outline w:val="0"/>
           <w:color w:val="0f1115"/>
-          <w:shd w:val="clear" w:color="auto" w:fill="ffffff"/>
-          <w:lang w:val="en-US"/>
-          <w14:textFill>
-            <w14:solidFill>
-              <w14:srgbClr w14:val="0F1115"/>
-            </w14:solidFill>
-          </w14:textFill>
-        </w:rPr>
-      </w:pPr>
-      <w:r>
-        <w:rPr>
+          <w:rtl w:val="0"/>
+          <w:lang w:val="en-US"/>
+          <w14:textFill>
+            <w14:solidFill>
+              <w14:srgbClr w14:val="0F1115"/>
+            </w14:solidFill>
+          </w14:textFill>
+        </w:rPr>
+      </w:pPr>
+      <w:r>
+        <w:rPr>
+          <w:rStyle w:val="None"/>
           <w:b w:val="1"/>
           <w:bCs w:val="1"/>
           <w:outline w:val="0"/>
           <w:color w:val="0f1115"/>
+          <w:u w:color="0f1115"/>
           <w:shd w:val="clear" w:color="auto" w:fill="ffffff"/>
           <w:rtl w:val="0"/>
           <w:lang w:val="en-US"/>
@@ -2689,23 +3301,28 @@
           <w:numId w:val="4"/>
         </w:numPr>
         <w:suppressAutoHyphens w:val="1"/>
+        <w:bidi w:val="0"/>
         <w:spacing w:before="0" w:line="240" w:lineRule="auto"/>
-        <w:rPr>
-          <w:outline w:val="0"/>
-          <w:color w:val="0f1115"/>
-          <w:shd w:val="clear" w:color="auto" w:fill="ffffff"/>
-          <w:lang w:val="en-US"/>
-          <w14:textFill>
-            <w14:solidFill>
-              <w14:srgbClr w14:val="0F1115"/>
-            </w14:solidFill>
-          </w14:textFill>
-        </w:rPr>
-      </w:pPr>
-      <w:r>
-        <w:rPr>
-          <w:outline w:val="0"/>
-          <w:color w:val="0f1115"/>
+        <w:ind w:right="0"/>
+        <w:jc w:val="left"/>
+        <w:rPr>
+          <w:outline w:val="0"/>
+          <w:color w:val="0f1115"/>
+          <w:rtl w:val="0"/>
+          <w:lang w:val="en-US"/>
+          <w14:textFill>
+            <w14:solidFill>
+              <w14:srgbClr w14:val="0F1115"/>
+            </w14:solidFill>
+          </w14:textFill>
+        </w:rPr>
+      </w:pPr>
+      <w:r>
+        <w:rPr>
+          <w:rStyle w:val="None"/>
+          <w:outline w:val="0"/>
+          <w:color w:val="0f1115"/>
+          <w:u w:color="0f1115"/>
           <w:shd w:val="clear" w:color="auto" w:fill="ffffff"/>
           <w:rtl w:val="0"/>
           <w:lang w:val="en-US"/>
@@ -2719,8 +3336,10 @@
       </w:r>
       <w:r>
         <w:rPr>
-          <w:outline w:val="0"/>
-          <w:color w:val="0f1115"/>
+          <w:rStyle w:val="None"/>
+          <w:outline w:val="0"/>
+          <w:color w:val="0f1115"/>
+          <w:u w:color="0f1115"/>
           <w:shd w:val="clear" w:color="auto" w:fill="ffffff"/>
           <w:rtl w:val="0"/>
           <w:lang w:val="en-US"/>
@@ -2739,6 +3358,7 @@
           <w:bCs w:val="1"/>
           <w:outline w:val="0"/>
           <w:color w:val="0f1115"/>
+          <w:u w:color="0f1115"/>
           <w:shd w:val="clear" w:color="auto" w:fill="ffffff"/>
           <w:rtl w:val="0"/>
           <w:lang w:val="en-US"/>
@@ -2752,8 +3372,10 @@
       </w:r>
       <w:r>
         <w:rPr>
-          <w:outline w:val="0"/>
-          <w:color w:val="0f1115"/>
+          <w:rStyle w:val="None"/>
+          <w:outline w:val="0"/>
+          <w:color w:val="0f1115"/>
+          <w:u w:color="0f1115"/>
           <w:shd w:val="clear" w:color="auto" w:fill="ffffff"/>
           <w:rtl w:val="0"/>
           <w:lang w:val="en-US"/>
@@ -2767,8 +3389,10 @@
       </w:r>
       <w:r>
         <w:rPr>
-          <w:outline w:val="0"/>
-          <w:color w:val="0f1115"/>
+          <w:rStyle w:val="None"/>
+          <w:outline w:val="0"/>
+          <w:color w:val="0f1115"/>
+          <w:u w:color="0f1115"/>
           <w:shd w:val="clear" w:color="auto" w:fill="ffffff"/>
           <w:rtl w:val="0"/>
           <w:lang w:val="en-US"/>
@@ -2789,23 +3413,28 @@
           <w:numId w:val="4"/>
         </w:numPr>
         <w:suppressAutoHyphens w:val="1"/>
+        <w:bidi w:val="0"/>
         <w:spacing w:before="0" w:line="240" w:lineRule="auto"/>
-        <w:rPr>
-          <w:outline w:val="0"/>
-          <w:color w:val="0f1115"/>
-          <w:shd w:val="clear" w:color="auto" w:fill="ffffff"/>
-          <w:lang w:val="en-US"/>
-          <w14:textFill>
-            <w14:solidFill>
-              <w14:srgbClr w14:val="0F1115"/>
-            </w14:solidFill>
-          </w14:textFill>
-        </w:rPr>
-      </w:pPr>
-      <w:r>
-        <w:rPr>
-          <w:outline w:val="0"/>
-          <w:color w:val="0f1115"/>
+        <w:ind w:right="0"/>
+        <w:jc w:val="left"/>
+        <w:rPr>
+          <w:outline w:val="0"/>
+          <w:color w:val="0f1115"/>
+          <w:rtl w:val="0"/>
+          <w:lang w:val="en-US"/>
+          <w14:textFill>
+            <w14:solidFill>
+              <w14:srgbClr w14:val="0F1115"/>
+            </w14:solidFill>
+          </w14:textFill>
+        </w:rPr>
+      </w:pPr>
+      <w:r>
+        <w:rPr>
+          <w:rStyle w:val="None"/>
+          <w:outline w:val="0"/>
+          <w:color w:val="0f1115"/>
+          <w:u w:color="0f1115"/>
           <w:shd w:val="clear" w:color="auto" w:fill="ffffff"/>
           <w:rtl w:val="0"/>
           <w:lang w:val="en-US"/>
@@ -2819,8 +3448,10 @@
       </w:r>
       <w:r>
         <w:rPr>
-          <w:outline w:val="0"/>
-          <w:color w:val="0f1115"/>
+          <w:rStyle w:val="None"/>
+          <w:outline w:val="0"/>
+          <w:color w:val="0f1115"/>
+          <w:u w:color="0f1115"/>
           <w:shd w:val="clear" w:color="auto" w:fill="ffffff"/>
           <w:rtl w:val="0"/>
           <w:lang w:val="en-US"/>
@@ -2834,8 +3465,10 @@
       </w:r>
       <w:r>
         <w:rPr>
-          <w:outline w:val="0"/>
-          <w:color w:val="0f1115"/>
+          <w:rStyle w:val="None"/>
+          <w:outline w:val="0"/>
+          <w:color w:val="0f1115"/>
+          <w:u w:color="0f1115"/>
           <w:shd w:val="clear" w:color="auto" w:fill="ffffff"/>
           <w:rtl w:val="0"/>
           <w:lang w:val="en-US"/>
@@ -2849,8 +3482,10 @@
       </w:r>
       <w:r>
         <w:rPr>
-          <w:outline w:val="0"/>
-          <w:color w:val="0f1115"/>
+          <w:rStyle w:val="None"/>
+          <w:outline w:val="0"/>
+          <w:color w:val="0f1115"/>
+          <w:u w:color="0f1115"/>
           <w:shd w:val="clear" w:color="auto" w:fill="ffffff"/>
           <w:rtl w:val="0"/>
           <w:lang w:val="en-US"/>
@@ -2869,6 +3504,7 @@
           <w:bCs w:val="1"/>
           <w:outline w:val="0"/>
           <w:color w:val="0f1115"/>
+          <w:u w:color="0f1115"/>
           <w:shd w:val="clear" w:color="auto" w:fill="ffffff"/>
           <w:rtl w:val="0"/>
           <w:lang w:val="en-US"/>
@@ -2882,8 +3518,10 @@
       </w:r>
       <w:r>
         <w:rPr>
-          <w:outline w:val="0"/>
-          <w:color w:val="0f1115"/>
+          <w:rStyle w:val="None"/>
+          <w:outline w:val="0"/>
+          <w:color w:val="0f1115"/>
+          <w:u w:color="0f1115"/>
           <w:shd w:val="clear" w:color="auto" w:fill="ffffff"/>
           <w:rtl w:val="0"/>
           <w:lang w:val="en-US"/>
@@ -2897,8 +3535,10 @@
       </w:r>
       <w:r>
         <w:rPr>
-          <w:outline w:val="0"/>
-          <w:color w:val="0f1115"/>
+          <w:rStyle w:val="None"/>
+          <w:outline w:val="0"/>
+          <w:color w:val="0f1115"/>
+          <w:u w:color="0f1115"/>
           <w:shd w:val="clear" w:color="auto" w:fill="ffffff"/>
           <w:rtl w:val="0"/>
           <w:lang w:val="en-US"/>
@@ -2919,11 +3559,14 @@
           <w:numId w:val="4"/>
         </w:numPr>
         <w:suppressAutoHyphens w:val="1"/>
+        <w:bidi w:val="0"/>
         <w:spacing w:before="0" w:line="240" w:lineRule="auto"/>
-        <w:rPr>
-          <w:outline w:val="0"/>
-          <w:color w:val="0f1115"/>
-          <w:shd w:val="clear" w:color="auto" w:fill="ffffff"/>
+        <w:ind w:right="0"/>
+        <w:jc w:val="left"/>
+        <w:rPr>
+          <w:outline w:val="0"/>
+          <w:color w:val="0f1115"/>
+          <w:rtl w:val="0"/>
           <w:lang w:val="en-US"/>
           <w14:textFill>
             <w14:solidFill>
@@ -2939,6 +3582,7 @@
           <w:bCs w:val="1"/>
           <w:outline w:val="0"/>
           <w:color w:val="0f1115"/>
+          <w:u w:color="0f1115"/>
           <w:shd w:val="clear" w:color="auto" w:fill="ffffff"/>
           <w:rtl w:val="0"/>
           <w:lang w:val="en-US"/>
@@ -2952,8 +3596,10 @@
       </w:r>
       <w:r>
         <w:rPr>
-          <w:outline w:val="0"/>
-          <w:color w:val="0f1115"/>
+          <w:rStyle w:val="None"/>
+          <w:outline w:val="0"/>
+          <w:color w:val="0f1115"/>
+          <w:u w:color="0f1115"/>
           <w:shd w:val="clear" w:color="auto" w:fill="ffffff"/>
           <w:rtl w:val="0"/>
           <w:lang w:val="en-US"/>
@@ -2967,8 +3613,10 @@
       </w:r>
       <w:r>
         <w:rPr>
-          <w:outline w:val="0"/>
-          <w:color w:val="0f1115"/>
+          <w:rStyle w:val="None"/>
+          <w:outline w:val="0"/>
+          <w:color w:val="0f1115"/>
+          <w:u w:color="0f1115"/>
           <w:shd w:val="clear" w:color="auto" w:fill="ffffff"/>
           <w:rtl w:val="0"/>
           <w:lang w:val="en-US"/>
@@ -2987,8 +3635,10 @@
         <w:suppressAutoHyphens w:val="1"/>
         <w:spacing w:before="0" w:line="240" w:lineRule="auto"/>
         <w:rPr>
-          <w:outline w:val="0"/>
-          <w:color w:val="0f1115"/>
+          <w:rStyle w:val="None"/>
+          <w:outline w:val="0"/>
+          <w:color w:val="0f1115"/>
+          <w:u w:color="0f1115"/>
           <w:shd w:val="clear" w:color="auto" w:fill="ffffff"/>
           <w14:textFill>
             <w14:solidFill>
@@ -3003,10 +3653,11 @@
         <w:pStyle w:val="Default"/>
         <w:suppressAutoHyphens w:val="1"/>
         <w:spacing w:before="0" w:after="320" w:line="240" w:lineRule="auto"/>
-        <w:jc w:val="left"/>
-        <w:rPr>
-          <w:outline w:val="0"/>
-          <w:color w:val="0f1115"/>
+        <w:rPr>
+          <w:rStyle w:val="None"/>
+          <w:outline w:val="0"/>
+          <w:color w:val="0f1115"/>
+          <w:u w:color="0f1115"/>
           <w:shd w:val="clear" w:color="auto" w:fill="ffffff"/>
           <w14:textFill>
             <w14:solidFill>
@@ -3022,6 +3673,7 @@
           <w:bCs w:val="1"/>
           <w:outline w:val="0"/>
           <w:color w:val="0f1115"/>
+          <w:u w:color="0f1115"/>
           <w:shd w:val="clear" w:color="auto" w:fill="ffffff"/>
           <w:rtl w:val="0"/>
           <w:lang w:val="en-US"/>
@@ -3035,8 +3687,10 @@
       </w:r>
       <w:r>
         <w:rPr>
-          <w:outline w:val="0"/>
-          <w:color w:val="0f1115"/>
+          <w:rStyle w:val="None"/>
+          <w:outline w:val="0"/>
+          <w:color w:val="0f1115"/>
+          <w:u w:color="0f1115"/>
           <w:shd w:val="clear" w:color="auto" w:fill="ffffff"/>
           <w:rtl w:val="0"/>
           <w:lang w:val="en-US"/>
@@ -3050,8 +3704,10 @@
       </w:r>
       <w:r>
         <w:rPr>
-          <w:outline w:val="0"/>
-          <w:color w:val="0f1115"/>
+          <w:rStyle w:val="None"/>
+          <w:outline w:val="0"/>
+          <w:color w:val="0f1115"/>
+          <w:u w:color="0f1115"/>
           <w:shd w:val="clear" w:color="auto" w:fill="ffffff"/>
           <w:rtl w:val="0"/>
           <w:lang w:val="en-US"/>
@@ -3065,8 +3721,10 @@
       </w:r>
       <w:r>
         <w:rPr>
-          <w:outline w:val="0"/>
-          <w:color w:val="0f1115"/>
+          <w:rStyle w:val="None"/>
+          <w:outline w:val="0"/>
+          <w:color w:val="0f1115"/>
+          <w:u w:color="0f1115"/>
           <w:shd w:val="clear" w:color="auto" w:fill="ffffff"/>
           <w14:textFill>
             <w14:solidFill>
@@ -3083,6 +3741,7 @@
           <w:iCs w:val="1"/>
           <w:outline w:val="0"/>
           <w:color w:val="0f1115"/>
+          <w:u w:color="0f1115"/>
           <w:shd w:val="clear" w:color="auto" w:fill="ffffff"/>
           <w:rtl w:val="0"/>
           <w:lang w:val="en-US"/>
@@ -3101,6 +3760,7 @@
           <w:iCs w:val="1"/>
           <w:outline w:val="0"/>
           <w:color w:val="0f1115"/>
+          <w:u w:color="0f1115"/>
           <w:shd w:val="clear" w:color="auto" w:fill="ffffff"/>
           <w:rtl w:val="0"/>
           <w:lang w:val="en-US"/>
@@ -3119,6 +3779,7 @@
           <w:iCs w:val="1"/>
           <w:outline w:val="0"/>
           <w:color w:val="0f1115"/>
+          <w:u w:color="0f1115"/>
           <w:shd w:val="clear" w:color="auto" w:fill="ffffff"/>
           <w:rtl w:val="0"/>
           <w:lang w:val="en-US"/>
@@ -3132,8 +3793,10 @@
       </w:r>
       <w:r>
         <w:rPr>
-          <w:outline w:val="0"/>
-          <w:color w:val="0f1115"/>
+          <w:rStyle w:val="None"/>
+          <w:outline w:val="0"/>
+          <w:color w:val="0f1115"/>
+          <w:u w:color="0f1115"/>
           <w:shd w:val="clear" w:color="auto" w:fill="ffffff"/>
           <w14:textFill>
             <w14:solidFill>
@@ -3145,8 +3808,10 @@
       </w:r>
       <w:r>
         <w:rPr>
-          <w:outline w:val="0"/>
-          <w:color w:val="0f1115"/>
+          <w:rStyle w:val="None"/>
+          <w:outline w:val="0"/>
+          <w:color w:val="0f1115"/>
+          <w:u w:color="0f1115"/>
           <w:shd w:val="clear" w:color="auto" w:fill="ffffff"/>
           <w:rtl w:val="0"/>
           <w:lang w:val="en-US"/>
@@ -3167,23 +3832,28 @@
           <w:numId w:val="3"/>
         </w:numPr>
         <w:suppressAutoHyphens w:val="1"/>
+        <w:bidi w:val="0"/>
         <w:spacing w:before="0" w:line="240" w:lineRule="auto"/>
-        <w:rPr>
-          <w:outline w:val="0"/>
-          <w:color w:val="0f1115"/>
-          <w:shd w:val="clear" w:color="auto" w:fill="ffffff"/>
-          <w:lang w:val="en-US"/>
-          <w14:textFill>
-            <w14:solidFill>
-              <w14:srgbClr w14:val="0F1115"/>
-            </w14:solidFill>
-          </w14:textFill>
-        </w:rPr>
-      </w:pPr>
-      <w:r>
-        <w:rPr>
-          <w:outline w:val="0"/>
-          <w:color w:val="0f1115"/>
+        <w:ind w:right="0"/>
+        <w:jc w:val="left"/>
+        <w:rPr>
+          <w:outline w:val="0"/>
+          <w:color w:val="0f1115"/>
+          <w:rtl w:val="0"/>
+          <w:lang w:val="en-US"/>
+          <w14:textFill>
+            <w14:solidFill>
+              <w14:srgbClr w14:val="0F1115"/>
+            </w14:solidFill>
+          </w14:textFill>
+        </w:rPr>
+      </w:pPr>
+      <w:r>
+        <w:rPr>
+          <w:rStyle w:val="None"/>
+          <w:outline w:val="0"/>
+          <w:color w:val="0f1115"/>
+          <w:u w:color="0f1115"/>
           <w:shd w:val="clear" w:color="auto" w:fill="ffffff"/>
           <w:rtl w:val="0"/>
           <w:lang w:val="en-US"/>
@@ -3204,23 +3874,28 @@
           <w:numId w:val="3"/>
         </w:numPr>
         <w:suppressAutoHyphens w:val="1"/>
+        <w:bidi w:val="0"/>
         <w:spacing w:before="0" w:line="240" w:lineRule="auto"/>
-        <w:rPr>
-          <w:outline w:val="0"/>
-          <w:color w:val="0f1115"/>
-          <w:shd w:val="clear" w:color="auto" w:fill="ffffff"/>
-          <w:lang w:val="en-US"/>
-          <w14:textFill>
-            <w14:solidFill>
-              <w14:srgbClr w14:val="0F1115"/>
-            </w14:solidFill>
-          </w14:textFill>
-        </w:rPr>
-      </w:pPr>
-      <w:r>
-        <w:rPr>
-          <w:outline w:val="0"/>
-          <w:color w:val="0f1115"/>
+        <w:ind w:right="0"/>
+        <w:jc w:val="left"/>
+        <w:rPr>
+          <w:outline w:val="0"/>
+          <w:color w:val="0f1115"/>
+          <w:rtl w:val="0"/>
+          <w:lang w:val="en-US"/>
+          <w14:textFill>
+            <w14:solidFill>
+              <w14:srgbClr w14:val="0F1115"/>
+            </w14:solidFill>
+          </w14:textFill>
+        </w:rPr>
+      </w:pPr>
+      <w:r>
+        <w:rPr>
+          <w:rStyle w:val="None"/>
+          <w:outline w:val="0"/>
+          <w:color w:val="0f1115"/>
+          <w:u w:color="0f1115"/>
           <w:shd w:val="clear" w:color="auto" w:fill="ffffff"/>
           <w:rtl w:val="0"/>
           <w:lang w:val="en-US"/>
@@ -3241,23 +3916,28 @@
           <w:numId w:val="3"/>
         </w:numPr>
         <w:suppressAutoHyphens w:val="1"/>
+        <w:bidi w:val="0"/>
         <w:spacing w:before="0" w:line="240" w:lineRule="auto"/>
-        <w:rPr>
-          <w:outline w:val="0"/>
-          <w:color w:val="0f1115"/>
-          <w:shd w:val="clear" w:color="auto" w:fill="ffffff"/>
-          <w:lang w:val="en-US"/>
-          <w14:textFill>
-            <w14:solidFill>
-              <w14:srgbClr w14:val="0F1115"/>
-            </w14:solidFill>
-          </w14:textFill>
-        </w:rPr>
-      </w:pPr>
-      <w:r>
-        <w:rPr>
-          <w:outline w:val="0"/>
-          <w:color w:val="0f1115"/>
+        <w:ind w:right="0"/>
+        <w:jc w:val="left"/>
+        <w:rPr>
+          <w:outline w:val="0"/>
+          <w:color w:val="0f1115"/>
+          <w:rtl w:val="0"/>
+          <w:lang w:val="en-US"/>
+          <w14:textFill>
+            <w14:solidFill>
+              <w14:srgbClr w14:val="0F1115"/>
+            </w14:solidFill>
+          </w14:textFill>
+        </w:rPr>
+      </w:pPr>
+      <w:r>
+        <w:rPr>
+          <w:rStyle w:val="None"/>
+          <w:outline w:val="0"/>
+          <w:color w:val="0f1115"/>
+          <w:u w:color="0f1115"/>
           <w:shd w:val="clear" w:color="auto" w:fill="ffffff"/>
           <w:rtl w:val="0"/>
           <w:lang w:val="en-US"/>
@@ -3278,27 +3958,32 @@
           <w:numId w:val="3"/>
         </w:numPr>
         <w:suppressAutoHyphens w:val="1"/>
+        <w:bidi w:val="0"/>
         <w:spacing w:before="0" w:after="160" w:line="240" w:lineRule="auto"/>
+        <w:ind w:right="0"/>
+        <w:jc w:val="left"/>
         <w:rPr>
           <w:b w:val="1"/>
           <w:bCs w:val="1"/>
           <w:outline w:val="0"/>
           <w:color w:val="0f1115"/>
-          <w:shd w:val="clear" w:color="auto" w:fill="ffffff"/>
-          <w:lang w:val="en-US"/>
-          <w14:textFill>
-            <w14:solidFill>
-              <w14:srgbClr w14:val="0F1115"/>
-            </w14:solidFill>
-          </w14:textFill>
-        </w:rPr>
-      </w:pPr>
-      <w:r>
-        <w:rPr>
+          <w:rtl w:val="0"/>
+          <w:lang w:val="en-US"/>
+          <w14:textFill>
+            <w14:solidFill>
+              <w14:srgbClr w14:val="0F1115"/>
+            </w14:solidFill>
+          </w14:textFill>
+        </w:rPr>
+      </w:pPr>
+      <w:r>
+        <w:rPr>
+          <w:rStyle w:val="None"/>
           <w:b w:val="1"/>
           <w:bCs w:val="1"/>
           <w:outline w:val="0"/>
           <w:color w:val="0f1115"/>
+          <w:u w:color="0f1115"/>
           <w:shd w:val="clear" w:color="auto" w:fill="ffffff"/>
           <w:rtl w:val="0"/>
           <w:lang w:val="en-US"/>
@@ -3319,23 +4004,28 @@
           <w:numId w:val="3"/>
         </w:numPr>
         <w:suppressAutoHyphens w:val="1"/>
+        <w:bidi w:val="0"/>
         <w:spacing w:before="0" w:line="240" w:lineRule="auto"/>
-        <w:rPr>
-          <w:outline w:val="0"/>
-          <w:color w:val="0f1115"/>
-          <w:shd w:val="clear" w:color="auto" w:fill="ffffff"/>
-          <w:lang w:val="en-US"/>
-          <w14:textFill>
-            <w14:solidFill>
-              <w14:srgbClr w14:val="0F1115"/>
-            </w14:solidFill>
-          </w14:textFill>
-        </w:rPr>
-      </w:pPr>
-      <w:r>
-        <w:rPr>
-          <w:outline w:val="0"/>
-          <w:color w:val="0f1115"/>
+        <w:ind w:right="0"/>
+        <w:jc w:val="left"/>
+        <w:rPr>
+          <w:outline w:val="0"/>
+          <w:color w:val="0f1115"/>
+          <w:rtl w:val="0"/>
+          <w:lang w:val="en-US"/>
+          <w14:textFill>
+            <w14:solidFill>
+              <w14:srgbClr w14:val="0F1115"/>
+            </w14:solidFill>
+          </w14:textFill>
+        </w:rPr>
+      </w:pPr>
+      <w:r>
+        <w:rPr>
+          <w:rStyle w:val="None"/>
+          <w:outline w:val="0"/>
+          <w:color w:val="0f1115"/>
+          <w:u w:color="0f1115"/>
           <w:shd w:val="clear" w:color="auto" w:fill="ffffff"/>
           <w:rtl w:val="0"/>
           <w:lang w:val="en-US"/>
@@ -3356,23 +4046,28 @@
           <w:numId w:val="3"/>
         </w:numPr>
         <w:suppressAutoHyphens w:val="1"/>
+        <w:bidi w:val="0"/>
         <w:spacing w:before="0" w:line="240" w:lineRule="auto"/>
-        <w:rPr>
-          <w:outline w:val="0"/>
-          <w:color w:val="0f1115"/>
-          <w:shd w:val="clear" w:color="auto" w:fill="ffffff"/>
-          <w:lang w:val="en-US"/>
-          <w14:textFill>
-            <w14:solidFill>
-              <w14:srgbClr w14:val="0F1115"/>
-            </w14:solidFill>
-          </w14:textFill>
-        </w:rPr>
-      </w:pPr>
-      <w:r>
-        <w:rPr>
-          <w:outline w:val="0"/>
-          <w:color w:val="0f1115"/>
+        <w:ind w:right="0"/>
+        <w:jc w:val="left"/>
+        <w:rPr>
+          <w:outline w:val="0"/>
+          <w:color w:val="0f1115"/>
+          <w:rtl w:val="0"/>
+          <w:lang w:val="en-US"/>
+          <w14:textFill>
+            <w14:solidFill>
+              <w14:srgbClr w14:val="0F1115"/>
+            </w14:solidFill>
+          </w14:textFill>
+        </w:rPr>
+      </w:pPr>
+      <w:r>
+        <w:rPr>
+          <w:rStyle w:val="None"/>
+          <w:outline w:val="0"/>
+          <w:color w:val="0f1115"/>
+          <w:u w:color="0f1115"/>
           <w:shd w:val="clear" w:color="auto" w:fill="ffffff"/>
           <w:rtl w:val="0"/>
           <w:lang w:val="en-US"/>
@@ -3386,8 +4081,10 @@
       </w:r>
       <w:r>
         <w:rPr>
-          <w:outline w:val="0"/>
-          <w:color w:val="0f1115"/>
+          <w:rStyle w:val="None"/>
+          <w:outline w:val="0"/>
+          <w:color w:val="0f1115"/>
+          <w:u w:color="0f1115"/>
           <w:shd w:val="clear" w:color="auto" w:fill="ffffff"/>
           <w:rtl w:val="0"/>
           <w:lang w:val="en-US"/>
@@ -3401,8 +4098,10 @@
       </w:r>
       <w:r>
         <w:rPr>
-          <w:outline w:val="0"/>
-          <w:color w:val="0f1115"/>
+          <w:rStyle w:val="None"/>
+          <w:outline w:val="0"/>
+          <w:color w:val="0f1115"/>
+          <w:u w:color="0f1115"/>
           <w:shd w:val="clear" w:color="auto" w:fill="ffffff"/>
           <w:rtl w:val="0"/>
           <w:lang w:val="en-US"/>
@@ -3421,8 +4120,10 @@
         <w:suppressAutoHyphens w:val="1"/>
         <w:spacing w:before="0" w:line="240" w:lineRule="auto"/>
         <w:rPr>
-          <w:outline w:val="0"/>
-          <w:color w:val="0f1115"/>
+          <w:rStyle w:val="None"/>
+          <w:outline w:val="0"/>
+          <w:color w:val="0f1115"/>
+          <w:u w:color="0f1115"/>
           <w:shd w:val="clear" w:color="auto" w:fill="ffffff"/>
           <w14:textFill>
             <w14:solidFill>
@@ -3437,10 +4138,11 @@
         <w:pStyle w:val="Default"/>
         <w:suppressAutoHyphens w:val="1"/>
         <w:spacing w:before="0" w:after="320" w:line="240" w:lineRule="auto"/>
-        <w:jc w:val="left"/>
-        <w:rPr>
-          <w:outline w:val="0"/>
-          <w:color w:val="0f1115"/>
+        <w:rPr>
+          <w:rStyle w:val="None"/>
+          <w:outline w:val="0"/>
+          <w:color w:val="0f1115"/>
+          <w:u w:color="0f1115"/>
           <w:shd w:val="clear" w:color="auto" w:fill="ffffff"/>
           <w14:textFill>
             <w14:solidFill>
@@ -3456,6 +4158,7 @@
           <w:bCs w:val="1"/>
           <w:outline w:val="0"/>
           <w:color w:val="0f1115"/>
+          <w:u w:color="0f1115"/>
           <w:shd w:val="clear" w:color="auto" w:fill="ffffff"/>
           <w:rtl w:val="0"/>
           <w:lang w:val="en-US"/>
@@ -3469,8 +4172,10 @@
       </w:r>
       <w:r>
         <w:rPr>
-          <w:outline w:val="0"/>
-          <w:color w:val="0f1115"/>
+          <w:rStyle w:val="None"/>
+          <w:outline w:val="0"/>
+          <w:color w:val="0f1115"/>
+          <w:u w:color="0f1115"/>
           <w:shd w:val="clear" w:color="auto" w:fill="ffffff"/>
           <w:rtl w:val="0"/>
           <w:lang w:val="en-US"/>
@@ -3484,8 +4189,10 @@
       </w:r>
       <w:r>
         <w:rPr>
-          <w:outline w:val="0"/>
-          <w:color w:val="0f1115"/>
+          <w:rStyle w:val="None"/>
+          <w:outline w:val="0"/>
+          <w:color w:val="0f1115"/>
+          <w:u w:color="0f1115"/>
           <w:shd w:val="clear" w:color="auto" w:fill="ffffff"/>
           <w:rtl w:val="0"/>
           <w:lang w:val="en-US"/>
@@ -3499,8 +4206,10 @@
       </w:r>
       <w:r>
         <w:rPr>
-          <w:outline w:val="0"/>
-          <w:color w:val="0f1115"/>
+          <w:rStyle w:val="None"/>
+          <w:outline w:val="0"/>
+          <w:color w:val="0f1115"/>
+          <w:u w:color="0f1115"/>
           <w:shd w:val="clear" w:color="auto" w:fill="ffffff"/>
           <w14:textFill>
             <w14:solidFill>
@@ -3512,8 +4221,10 @@
       </w:r>
       <w:r>
         <w:rPr>
-          <w:outline w:val="0"/>
-          <w:color w:val="0f1115"/>
+          <w:rStyle w:val="None"/>
+          <w:outline w:val="0"/>
+          <w:color w:val="0f1115"/>
+          <w:u w:color="0f1115"/>
           <w:shd w:val="clear" w:color="auto" w:fill="ffffff"/>
           <w:rtl w:val="0"/>
           <w:lang w:val="en-US"/>
@@ -3527,8 +4238,10 @@
       </w:r>
       <w:r>
         <w:rPr>
-          <w:outline w:val="0"/>
-          <w:color w:val="0f1115"/>
+          <w:rStyle w:val="None"/>
+          <w:outline w:val="0"/>
+          <w:color w:val="0f1115"/>
+          <w:u w:color="0f1115"/>
           <w:shd w:val="clear" w:color="auto" w:fill="ffffff"/>
           <w:rtl w:val="0"/>
           <w:lang w:val="en-US"/>
@@ -3542,8 +4255,10 @@
       </w:r>
       <w:r>
         <w:rPr>
-          <w:outline w:val="0"/>
-          <w:color w:val="0f1115"/>
+          <w:rStyle w:val="None"/>
+          <w:outline w:val="0"/>
+          <w:color w:val="0f1115"/>
+          <w:u w:color="0f1115"/>
           <w:shd w:val="clear" w:color="auto" w:fill="ffffff"/>
           <w:rtl w:val="0"/>
           <w:lang w:val="en-US"/>
@@ -3557,8 +4272,10 @@
       </w:r>
       <w:r>
         <w:rPr>
-          <w:outline w:val="0"/>
-          <w:color w:val="0f1115"/>
+          <w:rStyle w:val="None"/>
+          <w:outline w:val="0"/>
+          <w:color w:val="0f1115"/>
+          <w:u w:color="0f1115"/>
           <w:shd w:val="clear" w:color="auto" w:fill="ffffff"/>
           <w14:textFill>
             <w14:solidFill>
@@ -3570,8 +4287,10 @@
       </w:r>
       <w:r>
         <w:rPr>
-          <w:outline w:val="0"/>
-          <w:color w:val="0f1115"/>
+          <w:rStyle w:val="None"/>
+          <w:outline w:val="0"/>
+          <w:color w:val="0f1115"/>
+          <w:u w:color="0f1115"/>
           <w:shd w:val="clear" w:color="auto" w:fill="ffffff"/>
           <w:rtl w:val="0"/>
           <w:lang w:val="en-US"/>
@@ -3592,23 +4311,28 @@
           <w:numId w:val="3"/>
         </w:numPr>
         <w:suppressAutoHyphens w:val="1"/>
+        <w:bidi w:val="0"/>
         <w:spacing w:before="0" w:line="240" w:lineRule="auto"/>
-        <w:rPr>
-          <w:outline w:val="0"/>
-          <w:color w:val="0f1115"/>
-          <w:shd w:val="clear" w:color="auto" w:fill="ffffff"/>
-          <w:lang w:val="en-US"/>
-          <w14:textFill>
-            <w14:solidFill>
-              <w14:srgbClr w14:val="0F1115"/>
-            </w14:solidFill>
-          </w14:textFill>
-        </w:rPr>
-      </w:pPr>
-      <w:r>
-        <w:rPr>
-          <w:outline w:val="0"/>
-          <w:color w:val="0f1115"/>
+        <w:ind w:right="0"/>
+        <w:jc w:val="left"/>
+        <w:rPr>
+          <w:outline w:val="0"/>
+          <w:color w:val="0f1115"/>
+          <w:rtl w:val="0"/>
+          <w:lang w:val="en-US"/>
+          <w14:textFill>
+            <w14:solidFill>
+              <w14:srgbClr w14:val="0F1115"/>
+            </w14:solidFill>
+          </w14:textFill>
+        </w:rPr>
+      </w:pPr>
+      <w:r>
+        <w:rPr>
+          <w:rStyle w:val="None"/>
+          <w:outline w:val="0"/>
+          <w:color w:val="0f1115"/>
+          <w:u w:color="0f1115"/>
           <w:shd w:val="clear" w:color="auto" w:fill="ffffff"/>
           <w:rtl w:val="0"/>
           <w:lang w:val="en-US"/>
@@ -3629,23 +4353,28 @@
           <w:numId w:val="3"/>
         </w:numPr>
         <w:suppressAutoHyphens w:val="1"/>
+        <w:bidi w:val="0"/>
         <w:spacing w:before="0" w:line="240" w:lineRule="auto"/>
-        <w:rPr>
-          <w:outline w:val="0"/>
-          <w:color w:val="0f1115"/>
-          <w:shd w:val="clear" w:color="auto" w:fill="ffffff"/>
-          <w:lang w:val="en-US"/>
-          <w14:textFill>
-            <w14:solidFill>
-              <w14:srgbClr w14:val="0F1115"/>
-            </w14:solidFill>
-          </w14:textFill>
-        </w:rPr>
-      </w:pPr>
-      <w:r>
-        <w:rPr>
-          <w:outline w:val="0"/>
-          <w:color w:val="0f1115"/>
+        <w:ind w:right="0"/>
+        <w:jc w:val="left"/>
+        <w:rPr>
+          <w:outline w:val="0"/>
+          <w:color w:val="0f1115"/>
+          <w:rtl w:val="0"/>
+          <w:lang w:val="en-US"/>
+          <w14:textFill>
+            <w14:solidFill>
+              <w14:srgbClr w14:val="0F1115"/>
+            </w14:solidFill>
+          </w14:textFill>
+        </w:rPr>
+      </w:pPr>
+      <w:r>
+        <w:rPr>
+          <w:rStyle w:val="None"/>
+          <w:outline w:val="0"/>
+          <w:color w:val="0f1115"/>
+          <w:u w:color="0f1115"/>
           <w:shd w:val="clear" w:color="auto" w:fill="ffffff"/>
           <w:rtl w:val="0"/>
           <w:lang w:val="en-US"/>
@@ -3666,23 +4395,28 @@
           <w:numId w:val="3"/>
         </w:numPr>
         <w:suppressAutoHyphens w:val="1"/>
+        <w:bidi w:val="0"/>
         <w:spacing w:before="0" w:line="240" w:lineRule="auto"/>
-        <w:rPr>
-          <w:outline w:val="0"/>
-          <w:color w:val="0f1115"/>
-          <w:shd w:val="clear" w:color="auto" w:fill="ffffff"/>
-          <w:lang w:val="en-US"/>
-          <w14:textFill>
-            <w14:solidFill>
-              <w14:srgbClr w14:val="0F1115"/>
-            </w14:solidFill>
-          </w14:textFill>
-        </w:rPr>
-      </w:pPr>
-      <w:r>
-        <w:rPr>
-          <w:outline w:val="0"/>
-          <w:color w:val="0f1115"/>
+        <w:ind w:right="0"/>
+        <w:jc w:val="left"/>
+        <w:rPr>
+          <w:outline w:val="0"/>
+          <w:color w:val="0f1115"/>
+          <w:rtl w:val="0"/>
+          <w:lang w:val="en-US"/>
+          <w14:textFill>
+            <w14:solidFill>
+              <w14:srgbClr w14:val="0F1115"/>
+            </w14:solidFill>
+          </w14:textFill>
+        </w:rPr>
+      </w:pPr>
+      <w:r>
+        <w:rPr>
+          <w:rStyle w:val="None"/>
+          <w:outline w:val="0"/>
+          <w:color w:val="0f1115"/>
+          <w:u w:color="0f1115"/>
           <w:shd w:val="clear" w:color="auto" w:fill="ffffff"/>
           <w:rtl w:val="0"/>
           <w:lang w:val="en-US"/>
@@ -3703,27 +4437,32 @@
           <w:numId w:val="3"/>
         </w:numPr>
         <w:suppressAutoHyphens w:val="1"/>
+        <w:bidi w:val="0"/>
         <w:spacing w:before="0" w:after="160" w:line="240" w:lineRule="auto"/>
+        <w:ind w:right="0"/>
+        <w:jc w:val="left"/>
         <w:rPr>
           <w:b w:val="1"/>
           <w:bCs w:val="1"/>
           <w:outline w:val="0"/>
           <w:color w:val="0f1115"/>
-          <w:shd w:val="clear" w:color="auto" w:fill="ffffff"/>
-          <w:lang w:val="en-US"/>
-          <w14:textFill>
-            <w14:solidFill>
-              <w14:srgbClr w14:val="0F1115"/>
-            </w14:solidFill>
-          </w14:textFill>
-        </w:rPr>
-      </w:pPr>
-      <w:r>
-        <w:rPr>
+          <w:rtl w:val="0"/>
+          <w:lang w:val="en-US"/>
+          <w14:textFill>
+            <w14:solidFill>
+              <w14:srgbClr w14:val="0F1115"/>
+            </w14:solidFill>
+          </w14:textFill>
+        </w:rPr>
+      </w:pPr>
+      <w:r>
+        <w:rPr>
+          <w:rStyle w:val="None"/>
           <w:b w:val="1"/>
           <w:bCs w:val="1"/>
           <w:outline w:val="0"/>
           <w:color w:val="0f1115"/>
+          <w:u w:color="0f1115"/>
           <w:shd w:val="clear" w:color="auto" w:fill="ffffff"/>
           <w:rtl w:val="0"/>
           <w:lang w:val="en-US"/>
@@ -3744,23 +4483,28 @@
           <w:numId w:val="3"/>
         </w:numPr>
         <w:suppressAutoHyphens w:val="1"/>
+        <w:bidi w:val="0"/>
         <w:spacing w:before="0" w:line="240" w:lineRule="auto"/>
-        <w:rPr>
-          <w:outline w:val="0"/>
-          <w:color w:val="0f1115"/>
-          <w:shd w:val="clear" w:color="auto" w:fill="ffffff"/>
-          <w:lang w:val="en-US"/>
-          <w14:textFill>
-            <w14:solidFill>
-              <w14:srgbClr w14:val="0F1115"/>
-            </w14:solidFill>
-          </w14:textFill>
-        </w:rPr>
-      </w:pPr>
-      <w:r>
-        <w:rPr>
-          <w:outline w:val="0"/>
-          <w:color w:val="0f1115"/>
+        <w:ind w:right="0"/>
+        <w:jc w:val="left"/>
+        <w:rPr>
+          <w:outline w:val="0"/>
+          <w:color w:val="0f1115"/>
+          <w:rtl w:val="0"/>
+          <w:lang w:val="en-US"/>
+          <w14:textFill>
+            <w14:solidFill>
+              <w14:srgbClr w14:val="0F1115"/>
+            </w14:solidFill>
+          </w14:textFill>
+        </w:rPr>
+      </w:pPr>
+      <w:r>
+        <w:rPr>
+          <w:rStyle w:val="None"/>
+          <w:outline w:val="0"/>
+          <w:color w:val="0f1115"/>
+          <w:u w:color="0f1115"/>
           <w:shd w:val="clear" w:color="auto" w:fill="ffffff"/>
           <w:rtl w:val="0"/>
           <w:lang w:val="en-US"/>
@@ -3781,23 +4525,28 @@
           <w:numId w:val="3"/>
         </w:numPr>
         <w:suppressAutoHyphens w:val="1"/>
+        <w:bidi w:val="0"/>
         <w:spacing w:before="0" w:line="240" w:lineRule="auto"/>
-        <w:rPr>
-          <w:outline w:val="0"/>
-          <w:color w:val="0f1115"/>
-          <w:shd w:val="clear" w:color="auto" w:fill="ffffff"/>
-          <w:lang w:val="en-US"/>
-          <w14:textFill>
-            <w14:solidFill>
-              <w14:srgbClr w14:val="0F1115"/>
-            </w14:solidFill>
-          </w14:textFill>
-        </w:rPr>
-      </w:pPr>
-      <w:r>
-        <w:rPr>
-          <w:outline w:val="0"/>
-          <w:color w:val="0f1115"/>
+        <w:ind w:right="0"/>
+        <w:jc w:val="left"/>
+        <w:rPr>
+          <w:outline w:val="0"/>
+          <w:color w:val="0f1115"/>
+          <w:rtl w:val="0"/>
+          <w:lang w:val="en-US"/>
+          <w14:textFill>
+            <w14:solidFill>
+              <w14:srgbClr w14:val="0F1115"/>
+            </w14:solidFill>
+          </w14:textFill>
+        </w:rPr>
+      </w:pPr>
+      <w:r>
+        <w:rPr>
+          <w:rStyle w:val="None"/>
+          <w:outline w:val="0"/>
+          <w:color w:val="0f1115"/>
+          <w:u w:color="0f1115"/>
           <w:shd w:val="clear" w:color="auto" w:fill="ffffff"/>
           <w:rtl w:val="0"/>
           <w:lang w:val="en-US"/>
@@ -3815,10 +4564,11 @@
         <w:pStyle w:val="Default"/>
         <w:suppressAutoHyphens w:val="1"/>
         <w:spacing w:before="0" w:line="240" w:lineRule="auto"/>
-        <w:jc w:val="left"/>
-        <w:rPr>
+        <w:rPr>
+          <w:rStyle w:val="None"/>
           <w:outline w:val="0"/>
           <w:color w:val="808080"/>
+          <w:u w:color="808080"/>
           <w:shd w:val="clear" w:color="auto" w:fill="000000"/>
           <w14:textFill>
             <w14:solidFill>
@@ -3833,10 +4583,11 @@
         <w:pStyle w:val="Default"/>
         <w:suppressAutoHyphens w:val="1"/>
         <w:spacing w:before="0" w:line="240" w:lineRule="auto"/>
-        <w:jc w:val="left"/>
-        <w:rPr>
+        <w:rPr>
+          <w:rStyle w:val="None"/>
           <w:outline w:val="0"/>
           <w:color w:val="808080"/>
+          <w:u w:color="808080"/>
           <w:shd w:val="clear" w:color="auto" w:fill="000000"/>
           <w14:textFill>
             <w14:solidFill>
@@ -3851,10 +4602,11 @@
         <w:pStyle w:val="Default"/>
         <w:suppressAutoHyphens w:val="1"/>
         <w:spacing w:before="0" w:line="240" w:lineRule="auto"/>
-        <w:jc w:val="left"/>
-        <w:rPr>
+        <w:rPr>
+          <w:rStyle w:val="None"/>
           <w:outline w:val="0"/>
           <w:color w:val="808080"/>
+          <w:u w:color="808080"/>
           <w:shd w:val="clear" w:color="auto" w:fill="000000"/>
           <w14:textFill>
             <w14:solidFill>
@@ -3869,10 +4621,11 @@
         <w:pStyle w:val="Default"/>
         <w:suppressAutoHyphens w:val="1"/>
         <w:spacing w:before="0" w:after="320" w:line="240" w:lineRule="auto"/>
-        <w:jc w:val="left"/>
-        <w:rPr>
-          <w:outline w:val="0"/>
-          <w:color w:val="0f1115"/>
+        <w:rPr>
+          <w:rStyle w:val="None"/>
+          <w:outline w:val="0"/>
+          <w:color w:val="0f1115"/>
+          <w:u w:color="0f1115"/>
           <w:shd w:val="clear" w:color="auto" w:fill="ffffff"/>
           <w14:textFill>
             <w14:solidFill>
@@ -3888,6 +4641,7 @@
           <w:bCs w:val="1"/>
           <w:outline w:val="0"/>
           <w:color w:val="0f1115"/>
+          <w:u w:color="0f1115"/>
           <w:shd w:val="clear" w:color="auto" w:fill="ffffff"/>
           <w:rtl w:val="0"/>
           <w:lang w:val="en-US"/>
@@ -3901,8 +4655,10 @@
       </w:r>
       <w:r>
         <w:rPr>
-          <w:outline w:val="0"/>
-          <w:color w:val="0f1115"/>
+          <w:rStyle w:val="None"/>
+          <w:outline w:val="0"/>
+          <w:color w:val="0f1115"/>
+          <w:u w:color="0f1115"/>
           <w:shd w:val="clear" w:color="auto" w:fill="ffffff"/>
           <w:rtl w:val="0"/>
           <w:lang w:val="en-US"/>
@@ -3916,8 +4672,10 @@
       </w:r>
       <w:r>
         <w:rPr>
-          <w:outline w:val="0"/>
-          <w:color w:val="0f1115"/>
+          <w:rStyle w:val="None"/>
+          <w:outline w:val="0"/>
+          <w:color w:val="0f1115"/>
+          <w:u w:color="0f1115"/>
           <w:shd w:val="clear" w:color="auto" w:fill="ffffff"/>
           <w:rtl w:val="0"/>
           <w:lang w:val="en-US"/>
@@ -3931,8 +4689,10 @@
       </w:r>
       <w:r>
         <w:rPr>
-          <w:outline w:val="0"/>
-          <w:color w:val="0f1115"/>
+          <w:rStyle w:val="None"/>
+          <w:outline w:val="0"/>
+          <w:color w:val="0f1115"/>
+          <w:u w:color="0f1115"/>
           <w:shd w:val="clear" w:color="auto" w:fill="ffffff"/>
           <w14:textFill>
             <w14:solidFill>
@@ -3944,8 +4704,10 @@
       </w:r>
       <w:r>
         <w:rPr>
-          <w:outline w:val="0"/>
-          <w:color w:val="0f1115"/>
+          <w:rStyle w:val="None"/>
+          <w:outline w:val="0"/>
+          <w:color w:val="0f1115"/>
+          <w:u w:color="0f1115"/>
           <w:shd w:val="clear" w:color="auto" w:fill="ffffff"/>
           <w:rtl w:val="0"/>
           <w:lang w:val="en-US"/>
@@ -3959,8 +4721,10 @@
       </w:r>
       <w:r>
         <w:rPr>
-          <w:outline w:val="0"/>
-          <w:color w:val="0f1115"/>
+          <w:rStyle w:val="None"/>
+          <w:outline w:val="0"/>
+          <w:color w:val="0f1115"/>
+          <w:u w:color="0f1115"/>
           <w:shd w:val="clear" w:color="auto" w:fill="ffffff"/>
           <w:rtl w:val="0"/>
           <w:lang w:val="en-US"/>
@@ -3974,8 +4738,10 @@
       </w:r>
       <w:r>
         <w:rPr>
-          <w:outline w:val="0"/>
-          <w:color w:val="0f1115"/>
+          <w:rStyle w:val="None"/>
+          <w:outline w:val="0"/>
+          <w:color w:val="0f1115"/>
+          <w:u w:color="0f1115"/>
           <w:shd w:val="clear" w:color="auto" w:fill="ffffff"/>
           <w:rtl w:val="0"/>
           <w:lang w:val="en-US"/>
@@ -3989,8 +4755,10 @@
       </w:r>
       <w:r>
         <w:rPr>
-          <w:outline w:val="0"/>
-          <w:color w:val="0f1115"/>
+          <w:rStyle w:val="None"/>
+          <w:outline w:val="0"/>
+          <w:color w:val="0f1115"/>
+          <w:u w:color="0f1115"/>
           <w:shd w:val="clear" w:color="auto" w:fill="ffffff"/>
           <w14:textFill>
             <w14:solidFill>
@@ -4002,8 +4770,10 @@
       </w:r>
       <w:r>
         <w:rPr>
-          <w:outline w:val="0"/>
-          <w:color w:val="0f1115"/>
+          <w:rStyle w:val="None"/>
+          <w:outline w:val="0"/>
+          <w:color w:val="0f1115"/>
+          <w:u w:color="0f1115"/>
           <w:shd w:val="clear" w:color="auto" w:fill="ffffff"/>
           <w:rtl w:val="0"/>
           <w:lang w:val="en-US"/>
@@ -4021,26 +4791,31 @@
         <w:pStyle w:val="Default"/>
         <w:numPr>
           <w:ilvl w:val="0"/>
-          <w:numId w:val="5"/>
+          <w:numId w:val="2"/>
         </w:numPr>
         <w:suppressAutoHyphens w:val="1"/>
+        <w:bidi w:val="0"/>
         <w:spacing w:before="0" w:line="240" w:lineRule="auto"/>
-        <w:rPr>
-          <w:outline w:val="0"/>
-          <w:color w:val="0f1115"/>
-          <w:shd w:val="clear" w:color="auto" w:fill="ffffff"/>
-          <w:lang w:val="en-US"/>
-          <w14:textFill>
-            <w14:solidFill>
-              <w14:srgbClr w14:val="0F1115"/>
-            </w14:solidFill>
-          </w14:textFill>
-        </w:rPr>
-      </w:pPr>
-      <w:r>
-        <w:rPr>
-          <w:outline w:val="0"/>
-          <w:color w:val="0f1115"/>
+        <w:ind w:right="0"/>
+        <w:jc w:val="left"/>
+        <w:rPr>
+          <w:outline w:val="0"/>
+          <w:color w:val="0f1115"/>
+          <w:rtl w:val="0"/>
+          <w:lang w:val="en-US"/>
+          <w14:textFill>
+            <w14:solidFill>
+              <w14:srgbClr w14:val="0F1115"/>
+            </w14:solidFill>
+          </w14:textFill>
+        </w:rPr>
+      </w:pPr>
+      <w:r>
+        <w:rPr>
+          <w:rStyle w:val="None"/>
+          <w:outline w:val="0"/>
+          <w:color w:val="0f1115"/>
+          <w:u w:color="0f1115"/>
           <w:shd w:val="clear" w:color="auto" w:fill="ffffff"/>
           <w:rtl w:val="0"/>
           <w:lang w:val="en-US"/>
@@ -4059,8 +4834,10 @@
         <w:suppressAutoHyphens w:val="1"/>
         <w:spacing w:before="0" w:line="240" w:lineRule="auto"/>
         <w:rPr>
-          <w:outline w:val="0"/>
-          <w:color w:val="0f1115"/>
+          <w:rStyle w:val="None"/>
+          <w:outline w:val="0"/>
+          <w:color w:val="0f1115"/>
+          <w:u w:color="0f1115"/>
           <w:shd w:val="clear" w:color="auto" w:fill="ffffff"/>
           <w14:textFill>
             <w14:solidFill>
@@ -4076,8 +4853,10 @@
         <w:suppressAutoHyphens w:val="1"/>
         <w:spacing w:before="0" w:line="240" w:lineRule="auto"/>
         <w:rPr>
-          <w:outline w:val="0"/>
-          <w:color w:val="0f1115"/>
+          <w:rStyle w:val="None"/>
+          <w:outline w:val="0"/>
+          <w:color w:val="0f1115"/>
+          <w:u w:color="0f1115"/>
           <w:shd w:val="clear" w:color="auto" w:fill="ffffff"/>
           <w14:textFill>
             <w14:solidFill>
@@ -4092,10 +4871,11 @@
         <w:pStyle w:val="Default"/>
         <w:suppressAutoHyphens w:val="1"/>
         <w:spacing w:before="0" w:after="320" w:line="240" w:lineRule="auto"/>
-        <w:jc w:val="left"/>
-        <w:rPr>
-          <w:outline w:val="0"/>
-          <w:color w:val="0f1115"/>
+        <w:rPr>
+          <w:rStyle w:val="None"/>
+          <w:outline w:val="0"/>
+          <w:color w:val="0f1115"/>
+          <w:u w:color="0f1115"/>
           <w:shd w:val="clear" w:color="auto" w:fill="ffffff"/>
           <w14:textFill>
             <w14:solidFill>
@@ -4111,6 +4891,7 @@
           <w:bCs w:val="1"/>
           <w:outline w:val="0"/>
           <w:color w:val="0f1115"/>
+          <w:u w:color="0f1115"/>
           <w:shd w:val="clear" w:color="auto" w:fill="ffffff"/>
           <w:rtl w:val="0"/>
           <w:lang w:val="en-US"/>
@@ -4124,8 +4905,10 @@
       </w:r>
       <w:r>
         <w:rPr>
-          <w:outline w:val="0"/>
-          <w:color w:val="0f1115"/>
+          <w:rStyle w:val="None"/>
+          <w:outline w:val="0"/>
+          <w:color w:val="0f1115"/>
+          <w:u w:color="0f1115"/>
           <w:shd w:val="clear" w:color="auto" w:fill="ffffff"/>
           <w:rtl w:val="0"/>
           <w:lang w:val="en-US"/>
@@ -4139,8 +4922,10 @@
       </w:r>
       <w:r>
         <w:rPr>
-          <w:outline w:val="0"/>
-          <w:color w:val="0f1115"/>
+          <w:rStyle w:val="None"/>
+          <w:outline w:val="0"/>
+          <w:color w:val="0f1115"/>
+          <w:u w:color="0f1115"/>
           <w:shd w:val="clear" w:color="auto" w:fill="ffffff"/>
           <w:rtl w:val="0"/>
           <w:lang w:val="en-US"/>
@@ -4154,8 +4939,10 @@
       </w:r>
       <w:r>
         <w:rPr>
-          <w:outline w:val="0"/>
-          <w:color w:val="0f1115"/>
+          <w:rStyle w:val="None"/>
+          <w:outline w:val="0"/>
+          <w:color w:val="0f1115"/>
+          <w:u w:color="0f1115"/>
           <w:shd w:val="clear" w:color="auto" w:fill="ffffff"/>
           <w14:textFill>
             <w14:solidFill>
@@ -4167,8 +4954,10 @@
       </w:r>
       <w:r>
         <w:rPr>
-          <w:outline w:val="0"/>
-          <w:color w:val="0f1115"/>
+          <w:rStyle w:val="None"/>
+          <w:outline w:val="0"/>
+          <w:color w:val="0f1115"/>
+          <w:u w:color="0f1115"/>
           <w:shd w:val="clear" w:color="auto" w:fill="ffffff"/>
           <w:rtl w:val="0"/>
           <w:lang w:val="en-US"/>
@@ -4182,8 +4971,10 @@
       </w:r>
       <w:r>
         <w:rPr>
-          <w:outline w:val="0"/>
-          <w:color w:val="0f1115"/>
+          <w:rStyle w:val="None"/>
+          <w:outline w:val="0"/>
+          <w:color w:val="0f1115"/>
+          <w:u w:color="0f1115"/>
           <w:shd w:val="clear" w:color="auto" w:fill="ffffff"/>
           <w:rtl w:val="0"/>
           <w:lang w:val="en-US"/>
@@ -4197,8 +4988,10 @@
       </w:r>
       <w:r>
         <w:rPr>
-          <w:outline w:val="0"/>
-          <w:color w:val="0f1115"/>
+          <w:rStyle w:val="None"/>
+          <w:outline w:val="0"/>
+          <w:color w:val="0f1115"/>
+          <w:u w:color="0f1115"/>
           <w:shd w:val="clear" w:color="auto" w:fill="ffffff"/>
           <w:rtl w:val="0"/>
           <w:lang w:val="en-US"/>
@@ -4212,8 +5005,10 @@
       </w:r>
       <w:r>
         <w:rPr>
-          <w:outline w:val="0"/>
-          <w:color w:val="0f1115"/>
+          <w:rStyle w:val="None"/>
+          <w:outline w:val="0"/>
+          <w:color w:val="0f1115"/>
+          <w:u w:color="0f1115"/>
           <w:shd w:val="clear" w:color="auto" w:fill="ffffff"/>
           <w14:textFill>
             <w14:solidFill>
@@ -4225,8 +5020,10 @@
       </w:r>
       <w:r>
         <w:rPr>
-          <w:outline w:val="0"/>
-          <w:color w:val="0f1115"/>
+          <w:rStyle w:val="None"/>
+          <w:outline w:val="0"/>
+          <w:color w:val="0f1115"/>
+          <w:u w:color="0f1115"/>
           <w:shd w:val="clear" w:color="auto" w:fill="ffffff"/>
           <w:rtl w:val="0"/>
           <w:lang w:val="en-US"/>
@@ -4244,26 +5041,31 @@
         <w:pStyle w:val="Default"/>
         <w:numPr>
           <w:ilvl w:val="0"/>
-          <w:numId w:val="5"/>
+          <w:numId w:val="2"/>
         </w:numPr>
         <w:suppressAutoHyphens w:val="1"/>
+        <w:bidi w:val="0"/>
         <w:spacing w:before="0" w:line="240" w:lineRule="auto"/>
-        <w:rPr>
-          <w:outline w:val="0"/>
-          <w:color w:val="0f1115"/>
-          <w:shd w:val="clear" w:color="auto" w:fill="ffffff"/>
-          <w:lang w:val="en-US"/>
-          <w14:textFill>
-            <w14:solidFill>
-              <w14:srgbClr w14:val="0F1115"/>
-            </w14:solidFill>
-          </w14:textFill>
-        </w:rPr>
-      </w:pPr>
-      <w:r>
-        <w:rPr>
-          <w:outline w:val="0"/>
-          <w:color w:val="0f1115"/>
+        <w:ind w:right="0"/>
+        <w:jc w:val="left"/>
+        <w:rPr>
+          <w:outline w:val="0"/>
+          <w:color w:val="0f1115"/>
+          <w:rtl w:val="0"/>
+          <w:lang w:val="en-US"/>
+          <w14:textFill>
+            <w14:solidFill>
+              <w14:srgbClr w14:val="0F1115"/>
+            </w14:solidFill>
+          </w14:textFill>
+        </w:rPr>
+      </w:pPr>
+      <w:r>
+        <w:rPr>
+          <w:rStyle w:val="None"/>
+          <w:outline w:val="0"/>
+          <w:color w:val="0f1115"/>
+          <w:u w:color="0f1115"/>
           <w:shd w:val="clear" w:color="auto" w:fill="ffffff"/>
           <w:rtl w:val="0"/>
           <w:lang w:val="en-US"/>
@@ -4287,11 +5089,13 @@
         <w:spacing w:before="0" w:line="240" w:lineRule="auto"/>
         <w:ind w:left="720" w:hanging="720"/>
         <w:rPr>
+          <w:rStyle w:val="None"/>
           <w:rFonts w:ascii="Helvetica" w:cs="Helvetica" w:hAnsi="Helvetica" w:eastAsia="Helvetica"/>
           <w:outline w:val="0"/>
           <w:color w:val="0f1115"/>
           <w:sz w:val="32"/>
           <w:szCs w:val="32"/>
+          <w:u w:color="0f1115"/>
           <w:shd w:val="clear" w:color="auto" w:fill="ffffff"/>
           <w14:textFill>
             <w14:solidFill>
@@ -4306,26 +5110,29 @@
         <w:pStyle w:val="Default"/>
         <w:suppressAutoHyphens w:val="1"/>
         <w:spacing w:before="0" w:after="320" w:line="240" w:lineRule="auto"/>
-        <w:jc w:val="left"/>
-        <w:rPr>
+        <w:rPr>
+          <w:rStyle w:val="None"/>
           <w:b w:val="1"/>
           <w:bCs w:val="1"/>
           <w:outline w:val="0"/>
           <w:color w:val="0f1115"/>
-          <w:shd w:val="clear" w:color="auto" w:fill="ffffff"/>
-          <w14:textFill>
-            <w14:solidFill>
-              <w14:srgbClr w14:val="0F1115"/>
-            </w14:solidFill>
-          </w14:textFill>
-        </w:rPr>
-      </w:pPr>
-      <w:r>
-        <w:rPr>
+          <w:u w:color="0f1115"/>
+          <w:shd w:val="clear" w:color="auto" w:fill="ffffff"/>
+          <w14:textFill>
+            <w14:solidFill>
+              <w14:srgbClr w14:val="0F1115"/>
+            </w14:solidFill>
+          </w14:textFill>
+        </w:rPr>
+      </w:pPr>
+      <w:r>
+        <w:rPr>
+          <w:rStyle w:val="None"/>
           <w:b w:val="1"/>
           <w:bCs w:val="1"/>
           <w:outline w:val="0"/>
           <w:color w:val="0f1115"/>
+          <w:u w:color="0f1115"/>
           <w:shd w:val="clear" w:color="auto" w:fill="ffffff"/>
           <w:rtl w:val="0"/>
           <w:lang w:val="en-US"/>
@@ -4346,11 +5153,14 @@
           <w:numId w:val="2"/>
         </w:numPr>
         <w:suppressAutoHyphens w:val="1"/>
+        <w:bidi w:val="0"/>
         <w:spacing w:before="0" w:line="240" w:lineRule="auto"/>
-        <w:rPr>
-          <w:outline w:val="0"/>
-          <w:color w:val="0f1115"/>
-          <w:shd w:val="clear" w:color="auto" w:fill="ffffff"/>
+        <w:ind w:right="0"/>
+        <w:jc w:val="left"/>
+        <w:rPr>
+          <w:outline w:val="0"/>
+          <w:color w:val="0f1115"/>
+          <w:rtl w:val="0"/>
           <w:lang w:val="en-US"/>
           <w14:textFill>
             <w14:solidFill>
@@ -4366,6 +5176,7 @@
           <w:bCs w:val="1"/>
           <w:outline w:val="0"/>
           <w:color w:val="0f1115"/>
+          <w:u w:color="0f1115"/>
           <w:shd w:val="clear" w:color="auto" w:fill="ffffff"/>
           <w:rtl w:val="0"/>
           <w:lang w:val="en-US"/>
@@ -4379,8 +5190,10 @@
       </w:r>
       <w:r>
         <w:rPr>
-          <w:outline w:val="0"/>
-          <w:color w:val="0f1115"/>
+          <w:rStyle w:val="None"/>
+          <w:outline w:val="0"/>
+          <w:color w:val="0f1115"/>
+          <w:u w:color="0f1115"/>
           <w:shd w:val="clear" w:color="auto" w:fill="ffffff"/>
           <w14:textFill>
             <w14:solidFill>
@@ -4392,8 +5205,10 @@
       </w:r>
       <w:r>
         <w:rPr>
-          <w:outline w:val="0"/>
-          <w:color w:val="0f1115"/>
+          <w:rStyle w:val="None"/>
+          <w:outline w:val="0"/>
+          <w:color w:val="0f1115"/>
+          <w:u w:color="0f1115"/>
           <w:shd w:val="clear" w:color="auto" w:fill="ffffff"/>
           <w:rtl w:val="0"/>
           <w:lang w:val="en-US"/>
@@ -4407,8 +5222,10 @@
       </w:r>
       <w:r>
         <w:rPr>
-          <w:outline w:val="0"/>
-          <w:color w:val="0f1115"/>
+          <w:rStyle w:val="None"/>
+          <w:outline w:val="0"/>
+          <w:color w:val="0f1115"/>
+          <w:u w:color="0f1115"/>
           <w:shd w:val="clear" w:color="auto" w:fill="ffffff"/>
           <w:rtl w:val="0"/>
           <w:lang w:val="en-US"/>
@@ -4422,8 +5239,10 @@
       </w:r>
       <w:r>
         <w:rPr>
-          <w:outline w:val="0"/>
-          <w:color w:val="0f1115"/>
+          <w:rStyle w:val="None"/>
+          <w:outline w:val="0"/>
+          <w:color w:val="0f1115"/>
+          <w:u w:color="0f1115"/>
           <w:shd w:val="clear" w:color="auto" w:fill="ffffff"/>
           <w:rtl w:val="0"/>
           <w:lang w:val="en-US"/>
@@ -4444,11 +5263,14 @@
           <w:numId w:val="2"/>
         </w:numPr>
         <w:suppressAutoHyphens w:val="1"/>
+        <w:bidi w:val="0"/>
         <w:spacing w:before="0" w:line="240" w:lineRule="auto"/>
-        <w:rPr>
-          <w:outline w:val="0"/>
-          <w:color w:val="0f1115"/>
-          <w:shd w:val="clear" w:color="auto" w:fill="ffffff"/>
+        <w:ind w:right="0"/>
+        <w:jc w:val="left"/>
+        <w:rPr>
+          <w:outline w:val="0"/>
+          <w:color w:val="0f1115"/>
+          <w:rtl w:val="0"/>
           <w:lang w:val="en-US"/>
           <w14:textFill>
             <w14:solidFill>
@@ -4464,6 +5286,7 @@
           <w:bCs w:val="1"/>
           <w:outline w:val="0"/>
           <w:color w:val="0f1115"/>
+          <w:u w:color="0f1115"/>
           <w:shd w:val="clear" w:color="auto" w:fill="ffffff"/>
           <w:rtl w:val="0"/>
           <w:lang w:val="en-US"/>
@@ -4477,8 +5300,10 @@
       </w:r>
       <w:r>
         <w:rPr>
-          <w:outline w:val="0"/>
-          <w:color w:val="0f1115"/>
+          <w:rStyle w:val="None"/>
+          <w:outline w:val="0"/>
+          <w:color w:val="0f1115"/>
+          <w:u w:color="0f1115"/>
           <w:shd w:val="clear" w:color="auto" w:fill="ffffff"/>
           <w14:textFill>
             <w14:solidFill>
@@ -4490,8 +5315,10 @@
       </w:r>
       <w:r>
         <w:rPr>
-          <w:outline w:val="0"/>
-          <w:color w:val="0f1115"/>
+          <w:rStyle w:val="None"/>
+          <w:outline w:val="0"/>
+          <w:color w:val="0f1115"/>
+          <w:u w:color="0f1115"/>
           <w:shd w:val="clear" w:color="auto" w:fill="ffffff"/>
           <w:rtl w:val="0"/>
           <w:lang w:val="en-US"/>
@@ -4509,10 +5336,11 @@
         <w:pStyle w:val="Default"/>
         <w:suppressAutoHyphens w:val="1"/>
         <w:spacing w:before="0" w:line="240" w:lineRule="auto"/>
-        <w:jc w:val="left"/>
-        <w:rPr>
+        <w:rPr>
+          <w:rStyle w:val="None"/>
           <w:outline w:val="0"/>
           <w:color w:val="808080"/>
+          <w:u w:color="808080"/>
           <w:shd w:val="clear" w:color="auto" w:fill="000000"/>
           <w14:textFill>
             <w14:solidFill>
@@ -4527,26 +5355,29 @@
         <w:pStyle w:val="Default"/>
         <w:suppressAutoHyphens w:val="1"/>
         <w:spacing w:before="0" w:after="320" w:line="240" w:lineRule="auto"/>
-        <w:jc w:val="left"/>
-        <w:rPr>
+        <w:rPr>
+          <w:rStyle w:val="None"/>
           <w:b w:val="1"/>
           <w:bCs w:val="1"/>
           <w:outline w:val="0"/>
           <w:color w:val="0f1115"/>
-          <w:shd w:val="clear" w:color="auto" w:fill="ffffff"/>
-          <w14:textFill>
-            <w14:solidFill>
-              <w14:srgbClr w14:val="0F1115"/>
-            </w14:solidFill>
-          </w14:textFill>
-        </w:rPr>
-      </w:pPr>
-      <w:r>
-        <w:rPr>
+          <w:u w:color="0f1115"/>
+          <w:shd w:val="clear" w:color="auto" w:fill="ffffff"/>
+          <w14:textFill>
+            <w14:solidFill>
+              <w14:srgbClr w14:val="0F1115"/>
+            </w14:solidFill>
+          </w14:textFill>
+        </w:rPr>
+      </w:pPr>
+      <w:r>
+        <w:rPr>
+          <w:rStyle w:val="None"/>
           <w:b w:val="1"/>
           <w:bCs w:val="1"/>
           <w:outline w:val="0"/>
           <w:color w:val="0f1115"/>
+          <w:u w:color="0f1115"/>
           <w:shd w:val="clear" w:color="auto" w:fill="ffffff"/>
           <w:rtl w:val="0"/>
           <w:lang w:val="en-US"/>
@@ -4567,27 +5398,32 @@
           <w:numId w:val="2"/>
         </w:numPr>
         <w:suppressAutoHyphens w:val="1"/>
+        <w:bidi w:val="0"/>
         <w:spacing w:before="0" w:line="240" w:lineRule="auto"/>
+        <w:ind w:right="0"/>
+        <w:jc w:val="left"/>
         <w:rPr>
           <w:b w:val="1"/>
           <w:bCs w:val="1"/>
           <w:outline w:val="0"/>
           <w:color w:val="0f1115"/>
-          <w:shd w:val="clear" w:color="auto" w:fill="ffffff"/>
-          <w:lang w:val="en-US"/>
-          <w14:textFill>
-            <w14:solidFill>
-              <w14:srgbClr w14:val="0F1115"/>
-            </w14:solidFill>
-          </w14:textFill>
-        </w:rPr>
-      </w:pPr>
-      <w:r>
-        <w:rPr>
+          <w:rtl w:val="0"/>
+          <w:lang w:val="en-US"/>
+          <w14:textFill>
+            <w14:solidFill>
+              <w14:srgbClr w14:val="0F1115"/>
+            </w14:solidFill>
+          </w14:textFill>
+        </w:rPr>
+      </w:pPr>
+      <w:r>
+        <w:rPr>
+          <w:rStyle w:val="None"/>
           <w:b w:val="1"/>
           <w:bCs w:val="1"/>
           <w:outline w:val="0"/>
           <w:color w:val="0f1115"/>
+          <w:u w:color="0f1115"/>
           <w:shd w:val="clear" w:color="auto" w:fill="ffffff"/>
           <w:rtl w:val="0"/>
           <w:lang w:val="en-US"/>
@@ -4606,6 +5442,7 @@
           <w:bCs w:val="0"/>
           <w:outline w:val="0"/>
           <w:color w:val="0f1115"/>
+          <w:u w:color="0f1115"/>
           <w:shd w:val="clear" w:color="auto" w:fill="ffffff"/>
           <w:rtl w:val="0"/>
           <w:lang w:val="en-US"/>
@@ -4624,6 +5461,7 @@
           <w:bCs w:val="0"/>
           <w:outline w:val="0"/>
           <w:color w:val="0f1115"/>
+          <w:u w:color="0f1115"/>
           <w:shd w:val="clear" w:color="auto" w:fill="ffffff"/>
           <w:rtl w:val="0"/>
           <w:lang w:val="en-US"/>
@@ -4644,11 +5482,14 @@
           <w:numId w:val="2"/>
         </w:numPr>
         <w:suppressAutoHyphens w:val="1"/>
+        <w:bidi w:val="0"/>
         <w:spacing w:before="0" w:line="240" w:lineRule="auto"/>
-        <w:rPr>
-          <w:outline w:val="0"/>
-          <w:color w:val="0f1115"/>
-          <w:shd w:val="clear" w:color="auto" w:fill="ffffff"/>
+        <w:ind w:right="0"/>
+        <w:jc w:val="left"/>
+        <w:rPr>
+          <w:outline w:val="0"/>
+          <w:color w:val="0f1115"/>
+          <w:rtl w:val="0"/>
           <w:lang w:val="en-US"/>
           <w14:textFill>
             <w14:solidFill>
@@ -4664,6 +5505,7 @@
           <w:bCs w:val="1"/>
           <w:outline w:val="0"/>
           <w:color w:val="0f1115"/>
+          <w:u w:color="0f1115"/>
           <w:shd w:val="clear" w:color="auto" w:fill="ffffff"/>
           <w:rtl w:val="0"/>
           <w:lang w:val="en-US"/>
@@ -4677,8 +5519,10 @@
       </w:r>
       <w:r>
         <w:rPr>
-          <w:outline w:val="0"/>
-          <w:color w:val="0f1115"/>
+          <w:rStyle w:val="None"/>
+          <w:outline w:val="0"/>
+          <w:color w:val="0f1115"/>
+          <w:u w:color="0f1115"/>
           <w:shd w:val="clear" w:color="auto" w:fill="ffffff"/>
           <w:rtl w:val="0"/>
           <w:lang w:val="en-US"/>
@@ -4692,8 +5536,10 @@
       </w:r>
       <w:r>
         <w:rPr>
-          <w:outline w:val="0"/>
-          <w:color w:val="0f1115"/>
+          <w:rStyle w:val="None"/>
+          <w:outline w:val="0"/>
+          <w:color w:val="0f1115"/>
+          <w:u w:color="0f1115"/>
           <w:shd w:val="clear" w:color="auto" w:fill="ffffff"/>
           <w:rtl w:val="0"/>
           <w:lang w:val="ru-RU"/>
@@ -4707,48 +5553,20 @@
       </w:r>
       <w:r>
         <w:rPr>
-          <w:outline w:val="0"/>
-          <w:color w:val="0f1115"/>
-          <w:shd w:val="clear" w:color="auto" w:fill="ffffff"/>
-          <w:rtl w:val="0"/>
-          <w:lang w:val="en-US"/>
-          <w14:textFill>
-            <w14:solidFill>
-              <w14:srgbClr w14:val="0F1115"/>
-            </w14:solidFill>
-          </w14:textFill>
-        </w:rPr>
-        <w:t>Advanced (</w:t>
-      </w:r>
-      <w:r>
-        <w:rPr>
-          <w:outline w:val="0"/>
-          <w:color w:val="0f1115"/>
-          <w:shd w:val="clear" w:color="auto" w:fill="ffffff"/>
-          <w:rtl w:val="0"/>
-          <w:lang w:val="en-US"/>
-          <w14:textFill>
-            <w14:solidFill>
-              <w14:srgbClr w14:val="0F1115"/>
-            </w14:solidFill>
-          </w14:textFill>
-        </w:rPr>
-        <w:t>C1</w:t>
-      </w:r>
-      <w:r>
-        <w:rPr>
-          <w:outline w:val="0"/>
-          <w:color w:val="0f1115"/>
-          <w:shd w:val="clear" w:color="auto" w:fill="ffffff"/>
-          <w:rtl w:val="0"/>
-          <w:lang w:val="en-US"/>
-          <w14:textFill>
-            <w14:solidFill>
-              <w14:srgbClr w14:val="0F1115"/>
-            </w14:solidFill>
-          </w14:textFill>
-        </w:rPr>
-        <w:t>)</w:t>
+          <w:rStyle w:val="None"/>
+          <w:outline w:val="0"/>
+          <w:color w:val="0f1115"/>
+          <w:u w:color="0f1115"/>
+          <w:shd w:val="clear" w:color="auto" w:fill="ffffff"/>
+          <w:rtl w:val="0"/>
+          <w:lang w:val="en-US"/>
+          <w14:textFill>
+            <w14:solidFill>
+              <w14:srgbClr w14:val="0F1115"/>
+            </w14:solidFill>
+          </w14:textFill>
+        </w:rPr>
+        <w:t>Advanced (C1)</w:t>
       </w:r>
     </w:p>
     <w:p>
@@ -4759,11 +5577,14 @@
           <w:numId w:val="2"/>
         </w:numPr>
         <w:suppressAutoHyphens w:val="1"/>
+        <w:bidi w:val="0"/>
         <w:spacing w:before="0" w:line="240" w:lineRule="auto"/>
-        <w:rPr>
-          <w:outline w:val="0"/>
-          <w:color w:val="0f1115"/>
-          <w:shd w:val="clear" w:color="auto" w:fill="ffffff"/>
+        <w:ind w:right="0"/>
+        <w:jc w:val="left"/>
+        <w:rPr>
+          <w:outline w:val="0"/>
+          <w:color w:val="0f1115"/>
+          <w:rtl w:val="0"/>
           <w:lang w:val="en-US"/>
           <w14:textFill>
             <w14:solidFill>
@@ -4779,6 +5600,7 @@
           <w:bCs w:val="1"/>
           <w:outline w:val="0"/>
           <w:color w:val="0f1115"/>
+          <w:u w:color="0f1115"/>
           <w:shd w:val="clear" w:color="auto" w:fill="ffffff"/>
           <w:rtl w:val="0"/>
           <w:lang w:val="en-US"/>
@@ -4792,8 +5614,10 @@
       </w:r>
       <w:r>
         <w:rPr>
-          <w:outline w:val="0"/>
-          <w:color w:val="0f1115"/>
+          <w:rStyle w:val="None"/>
+          <w:outline w:val="0"/>
+          <w:color w:val="0f1115"/>
+          <w:u w:color="0f1115"/>
           <w:shd w:val="clear" w:color="auto" w:fill="ffffff"/>
           <w:rtl w:val="0"/>
           <w:lang w:val="en-US"/>
@@ -4807,33 +5631,20 @@
       </w:r>
       <w:r>
         <w:rPr>
-          <w:outline w:val="0"/>
-          <w:color w:val="0f1115"/>
-          <w:shd w:val="clear" w:color="auto" w:fill="ffffff"/>
-          <w:rtl w:val="0"/>
-          <w:lang w:val="en-US"/>
-          <w14:textFill>
-            <w14:solidFill>
-              <w14:srgbClr w14:val="0F1115"/>
-            </w14:solidFill>
-          </w14:textFill>
-        </w:rPr>
-        <w:t xml:space="preserve">Intermediate </w:t>
-      </w:r>
-      <w:r>
-        <w:rPr>
-          <w:outline w:val="0"/>
-          <w:color w:val="0f1115"/>
-          <w:shd w:val="clear" w:color="auto" w:fill="ffffff"/>
-          <w:rtl w:val="0"/>
-          <w:lang w:val="en-US"/>
-          <w14:textFill>
-            <w14:solidFill>
-              <w14:srgbClr w14:val="0F1115"/>
-            </w14:solidFill>
-          </w14:textFill>
-        </w:rPr>
-        <w:t>(B1/B2)</w:t>
+          <w:rStyle w:val="None"/>
+          <w:outline w:val="0"/>
+          <w:color w:val="0f1115"/>
+          <w:u w:color="0f1115"/>
+          <w:shd w:val="clear" w:color="auto" w:fill="ffffff"/>
+          <w:rtl w:val="0"/>
+          <w:lang w:val="en-US"/>
+          <w14:textFill>
+            <w14:solidFill>
+              <w14:srgbClr w14:val="0F1115"/>
+            </w14:solidFill>
+          </w14:textFill>
+        </w:rPr>
+        <w:t>Intermediate (B1/B2)</w:t>
       </w:r>
     </w:p>
     <w:p>
@@ -4841,10 +5652,11 @@
         <w:pStyle w:val="Default"/>
         <w:suppressAutoHyphens w:val="1"/>
         <w:spacing w:before="0" w:line="240" w:lineRule="auto"/>
-        <w:jc w:val="left"/>
-        <w:rPr>
+        <w:rPr>
+          <w:rStyle w:val="None"/>
           <w:outline w:val="0"/>
           <w:color w:val="808080"/>
+          <w:u w:color="808080"/>
           <w:shd w:val="clear" w:color="auto" w:fill="000000"/>
           <w14:textFill>
             <w14:solidFill>
@@ -4859,14 +5671,15 @@
         <w:pStyle w:val="Default"/>
         <w:suppressAutoHyphens w:val="1"/>
         <w:spacing w:before="0" w:line="240" w:lineRule="auto"/>
-        <w:jc w:val="left"/>
-      </w:pPr>
-      <w:r>
-        <w:rPr>
+      </w:pPr>
+      <w:r>
+        <w:rPr>
+          <w:rStyle w:val="None"/>
           <w:i w:val="1"/>
           <w:iCs w:val="1"/>
           <w:outline w:val="0"/>
           <w:color w:val="0f1115"/>
+          <w:u w:color="0f1115"/>
           <w:shd w:val="clear" w:color="auto" w:fill="ffffff"/>
           <w:rtl w:val="0"/>
           <w:lang w:val="en-US"/>
@@ -4877,21 +5690,6 @@
           </w14:textFill>
         </w:rPr>
         <w:t>Recommendations available upon request.</w:t>
-      </w:r>
-      <w:r>
-        <w:rPr>
-          <w:rStyle w:val="None"/>
-          <w:i w:val="0"/>
-          <w:iCs w:val="0"/>
-          <w:outline w:val="0"/>
-          <w:color w:val="0f1115"/>
-          <w:shd w:val="clear" w:color="auto" w:fill="ffffff"/>
-          <w14:textFill>
-            <w14:solidFill>
-              <w14:srgbClr w14:val="0F1115"/>
-            </w14:solidFill>
-          </w14:textFill>
-        </w:rPr>
       </w:r>
     </w:p>
     <w:sectPr>
@@ -4949,7 +5747,7 @@
         <w:ind w:left="720" w:hanging="500"/>
       </w:pPr>
       <w:rPr>
-        <w:rFonts w:ascii="TimesNewRomanPSMT" w:cs="TimesNewRomanPSMT" w:hAnsi="TimesNewRomanPSMT" w:eastAsia="TimesNewRomanPSMT"/>
+        <w:rFonts w:ascii="Times New Roman" w:cs="Times New Roman" w:hAnsi="Times New Roman" w:eastAsia="Times New Roman"/>
         <w:b w:val="0"/>
         <w:bCs w:val="0"/>
         <w:i w:val="0"/>
@@ -4980,7 +5778,7 @@
         <w:ind w:left="815" w:hanging="375"/>
       </w:pPr>
       <w:rPr>
-        <w:rFonts w:ascii="TimesNewRomanPSMT" w:cs="TimesNewRomanPSMT" w:hAnsi="TimesNewRomanPSMT" w:eastAsia="TimesNewRomanPSMT"/>
+        <w:rFonts w:ascii="Times New Roman" w:cs="Times New Roman" w:hAnsi="Times New Roman" w:eastAsia="Times New Roman"/>
         <w:b w:val="0"/>
         <w:bCs w:val="0"/>
         <w:i w:val="0"/>
@@ -5011,7 +5809,7 @@
         <w:ind w:left="1035" w:hanging="375"/>
       </w:pPr>
       <w:rPr>
-        <w:rFonts w:ascii="TimesNewRomanPSMT" w:cs="TimesNewRomanPSMT" w:hAnsi="TimesNewRomanPSMT" w:eastAsia="TimesNewRomanPSMT"/>
+        <w:rFonts w:ascii="Times New Roman" w:cs="Times New Roman" w:hAnsi="Times New Roman" w:eastAsia="Times New Roman"/>
         <w:b w:val="0"/>
         <w:bCs w:val="0"/>
         <w:i w:val="0"/>
@@ -5042,7 +5840,7 @@
         <w:ind w:left="1255" w:hanging="375"/>
       </w:pPr>
       <w:rPr>
-        <w:rFonts w:ascii="TimesNewRomanPSMT" w:cs="TimesNewRomanPSMT" w:hAnsi="TimesNewRomanPSMT" w:eastAsia="TimesNewRomanPSMT"/>
+        <w:rFonts w:ascii="Times New Roman" w:cs="Times New Roman" w:hAnsi="Times New Roman" w:eastAsia="Times New Roman"/>
         <w:b w:val="0"/>
         <w:bCs w:val="0"/>
         <w:i w:val="0"/>
@@ -5073,7 +5871,7 @@
         <w:ind w:left="1475" w:hanging="375"/>
       </w:pPr>
       <w:rPr>
-        <w:rFonts w:ascii="TimesNewRomanPSMT" w:cs="TimesNewRomanPSMT" w:hAnsi="TimesNewRomanPSMT" w:eastAsia="TimesNewRomanPSMT"/>
+        <w:rFonts w:ascii="Times New Roman" w:cs="Times New Roman" w:hAnsi="Times New Roman" w:eastAsia="Times New Roman"/>
         <w:b w:val="0"/>
         <w:bCs w:val="0"/>
         <w:i w:val="0"/>
@@ -5104,7 +5902,7 @@
         <w:ind w:left="1695" w:hanging="375"/>
       </w:pPr>
       <w:rPr>
-        <w:rFonts w:ascii="TimesNewRomanPSMT" w:cs="TimesNewRomanPSMT" w:hAnsi="TimesNewRomanPSMT" w:eastAsia="TimesNewRomanPSMT"/>
+        <w:rFonts w:ascii="Times New Roman" w:cs="Times New Roman" w:hAnsi="Times New Roman" w:eastAsia="Times New Roman"/>
         <w:b w:val="0"/>
         <w:bCs w:val="0"/>
         <w:i w:val="0"/>
@@ -5135,7 +5933,7 @@
         <w:ind w:left="1915" w:hanging="375"/>
       </w:pPr>
       <w:rPr>
-        <w:rFonts w:ascii="TimesNewRomanPSMT" w:cs="TimesNewRomanPSMT" w:hAnsi="TimesNewRomanPSMT" w:eastAsia="TimesNewRomanPSMT"/>
+        <w:rFonts w:ascii="Times New Roman" w:cs="Times New Roman" w:hAnsi="Times New Roman" w:eastAsia="Times New Roman"/>
         <w:b w:val="0"/>
         <w:bCs w:val="0"/>
         <w:i w:val="0"/>
@@ -5166,7 +5964,7 @@
         <w:ind w:left="2135" w:hanging="375"/>
       </w:pPr>
       <w:rPr>
-        <w:rFonts w:ascii="TimesNewRomanPSMT" w:cs="TimesNewRomanPSMT" w:hAnsi="TimesNewRomanPSMT" w:eastAsia="TimesNewRomanPSMT"/>
+        <w:rFonts w:ascii="Times New Roman" w:cs="Times New Roman" w:hAnsi="Times New Roman" w:eastAsia="Times New Roman"/>
         <w:b w:val="0"/>
         <w:bCs w:val="0"/>
         <w:i w:val="0"/>
@@ -5197,7 +5995,7 @@
         <w:ind w:left="2355" w:hanging="375"/>
       </w:pPr>
       <w:rPr>
-        <w:rFonts w:ascii="TimesNewRomanPSMT" w:cs="TimesNewRomanPSMT" w:hAnsi="TimesNewRomanPSMT" w:eastAsia="TimesNewRomanPSMT"/>
+        <w:rFonts w:ascii="Times New Roman" w:cs="Times New Roman" w:hAnsi="Times New Roman" w:eastAsia="Times New Roman"/>
         <w:b w:val="0"/>
         <w:bCs w:val="0"/>
         <w:i w:val="0"/>
@@ -5238,7 +6036,7 @@
           <w:ind w:left="720" w:hanging="500"/>
         </w:pPr>
         <w:rPr>
-          <w:rFonts w:ascii="TimesNewRomanPSMT" w:cs="TimesNewRomanPSMT" w:hAnsi="TimesNewRomanPSMT" w:eastAsia="TimesNewRomanPSMT"/>
+          <w:rFonts w:ascii="Times New Roman" w:cs="Times New Roman" w:hAnsi="Times New Roman" w:eastAsia="Times New Roman"/>
           <w:b w:val="0"/>
           <w:bCs w:val="0"/>
           <w:i w:val="0"/>
@@ -5271,7 +6069,7 @@
           <w:ind w:left="1440" w:hanging="500"/>
         </w:pPr>
         <w:rPr>
-          <w:rFonts w:ascii="TimesNewRomanPSMT" w:cs="TimesNewRomanPSMT" w:hAnsi="TimesNewRomanPSMT" w:eastAsia="TimesNewRomanPSMT"/>
+          <w:rFonts w:ascii="Times New Roman" w:cs="Times New Roman" w:hAnsi="Times New Roman" w:eastAsia="Times New Roman"/>
           <w:b w:val="0"/>
           <w:bCs w:val="0"/>
           <w:i w:val="0"/>
@@ -5304,7 +6102,7 @@
           <w:ind w:left="2035" w:hanging="375"/>
         </w:pPr>
         <w:rPr>
-          <w:rFonts w:ascii="TimesNewRomanPSMT" w:cs="TimesNewRomanPSMT" w:hAnsi="TimesNewRomanPSMT" w:eastAsia="TimesNewRomanPSMT"/>
+          <w:rFonts w:ascii="Times New Roman" w:cs="Times New Roman" w:hAnsi="Times New Roman" w:eastAsia="Times New Roman"/>
           <w:b w:val="0"/>
           <w:bCs w:val="0"/>
           <w:i w:val="0"/>
@@ -5337,7 +6135,7 @@
           <w:ind w:left="2755" w:hanging="375"/>
         </w:pPr>
         <w:rPr>
-          <w:rFonts w:ascii="TimesNewRomanPSMT" w:cs="TimesNewRomanPSMT" w:hAnsi="TimesNewRomanPSMT" w:eastAsia="TimesNewRomanPSMT"/>
+          <w:rFonts w:ascii="Times New Roman" w:cs="Times New Roman" w:hAnsi="Times New Roman" w:eastAsia="Times New Roman"/>
           <w:b w:val="0"/>
           <w:bCs w:val="0"/>
           <w:i w:val="0"/>
@@ -5370,7 +6168,7 @@
           <w:ind w:left="3475" w:hanging="375"/>
         </w:pPr>
         <w:rPr>
-          <w:rFonts w:ascii="TimesNewRomanPSMT" w:cs="TimesNewRomanPSMT" w:hAnsi="TimesNewRomanPSMT" w:eastAsia="TimesNewRomanPSMT"/>
+          <w:rFonts w:ascii="Times New Roman" w:cs="Times New Roman" w:hAnsi="Times New Roman" w:eastAsia="Times New Roman"/>
           <w:b w:val="0"/>
           <w:bCs w:val="0"/>
           <w:i w:val="0"/>
@@ -5403,7 +6201,7 @@
           <w:ind w:left="4195" w:hanging="375"/>
         </w:pPr>
         <w:rPr>
-          <w:rFonts w:ascii="TimesNewRomanPSMT" w:cs="TimesNewRomanPSMT" w:hAnsi="TimesNewRomanPSMT" w:eastAsia="TimesNewRomanPSMT"/>
+          <w:rFonts w:ascii="Times New Roman" w:cs="Times New Roman" w:hAnsi="Times New Roman" w:eastAsia="Times New Roman"/>
           <w:b w:val="0"/>
           <w:bCs w:val="0"/>
           <w:i w:val="0"/>
@@ -5436,7 +6234,7 @@
           <w:ind w:left="4915" w:hanging="375"/>
         </w:pPr>
         <w:rPr>
-          <w:rFonts w:ascii="TimesNewRomanPSMT" w:cs="TimesNewRomanPSMT" w:hAnsi="TimesNewRomanPSMT" w:eastAsia="TimesNewRomanPSMT"/>
+          <w:rFonts w:ascii="Times New Roman" w:cs="Times New Roman" w:hAnsi="Times New Roman" w:eastAsia="Times New Roman"/>
           <w:b w:val="0"/>
           <w:bCs w:val="0"/>
           <w:i w:val="0"/>
@@ -5469,7 +6267,7 @@
           <w:ind w:left="5635" w:hanging="375"/>
         </w:pPr>
         <w:rPr>
-          <w:rFonts w:ascii="TimesNewRomanPSMT" w:cs="TimesNewRomanPSMT" w:hAnsi="TimesNewRomanPSMT" w:eastAsia="TimesNewRomanPSMT"/>
+          <w:rFonts w:ascii="Times New Roman" w:cs="Times New Roman" w:hAnsi="Times New Roman" w:eastAsia="Times New Roman"/>
           <w:b w:val="0"/>
           <w:bCs w:val="0"/>
           <w:i w:val="0"/>
@@ -5502,7 +6300,7 @@
           <w:ind w:left="6355" w:hanging="375"/>
         </w:pPr>
         <w:rPr>
-          <w:rFonts w:ascii="TimesNewRomanPSMT" w:cs="TimesNewRomanPSMT" w:hAnsi="TimesNewRomanPSMT" w:eastAsia="TimesNewRomanPSMT"/>
+          <w:rFonts w:ascii="Times New Roman" w:cs="Times New Roman" w:hAnsi="Times New Roman" w:eastAsia="Times New Roman"/>
           <w:b w:val="0"/>
           <w:bCs w:val="0"/>
           <w:i w:val="0"/>
@@ -5538,7 +6336,7 @@
           <w:ind w:left="720" w:hanging="500"/>
         </w:pPr>
         <w:rPr>
-          <w:rFonts w:ascii="TimesNewRomanPSMT" w:cs="TimesNewRomanPSMT" w:hAnsi="TimesNewRomanPSMT" w:eastAsia="TimesNewRomanPSMT"/>
+          <w:rFonts w:ascii="Times New Roman" w:cs="Times New Roman" w:hAnsi="Times New Roman" w:eastAsia="Times New Roman"/>
           <w:b w:val="0"/>
           <w:bCs w:val="0"/>
           <w:i w:val="0"/>
@@ -5571,7 +6369,7 @@
           <w:ind w:left="1440" w:hanging="500"/>
         </w:pPr>
         <w:rPr>
-          <w:rFonts w:ascii="TimesNewRomanPSMT" w:cs="TimesNewRomanPSMT" w:hAnsi="TimesNewRomanPSMT" w:eastAsia="TimesNewRomanPSMT"/>
+          <w:rFonts w:ascii="Times New Roman" w:cs="Times New Roman" w:hAnsi="Times New Roman" w:eastAsia="Times New Roman"/>
           <w:b w:val="0"/>
           <w:bCs w:val="0"/>
           <w:i w:val="0"/>
@@ -5604,7 +6402,7 @@
           <w:ind w:left="2035" w:hanging="375"/>
         </w:pPr>
         <w:rPr>
-          <w:rFonts w:ascii="TimesNewRomanPSMT" w:cs="TimesNewRomanPSMT" w:hAnsi="TimesNewRomanPSMT" w:eastAsia="TimesNewRomanPSMT"/>
+          <w:rFonts w:ascii="Times New Roman" w:cs="Times New Roman" w:hAnsi="Times New Roman" w:eastAsia="Times New Roman"/>
           <w:b w:val="0"/>
           <w:bCs w:val="0"/>
           <w:i w:val="0"/>
@@ -5637,7 +6435,7 @@
           <w:ind w:left="2755" w:hanging="375"/>
         </w:pPr>
         <w:rPr>
-          <w:rFonts w:ascii="TimesNewRomanPSMT" w:cs="TimesNewRomanPSMT" w:hAnsi="TimesNewRomanPSMT" w:eastAsia="TimesNewRomanPSMT"/>
+          <w:rFonts w:ascii="Times New Roman" w:cs="Times New Roman" w:hAnsi="Times New Roman" w:eastAsia="Times New Roman"/>
           <w:b w:val="0"/>
           <w:bCs w:val="0"/>
           <w:i w:val="0"/>
@@ -5670,7 +6468,7 @@
           <w:ind w:left="3475" w:hanging="375"/>
         </w:pPr>
         <w:rPr>
-          <w:rFonts w:ascii="TimesNewRomanPSMT" w:cs="TimesNewRomanPSMT" w:hAnsi="TimesNewRomanPSMT" w:eastAsia="TimesNewRomanPSMT"/>
+          <w:rFonts w:ascii="Times New Roman" w:cs="Times New Roman" w:hAnsi="Times New Roman" w:eastAsia="Times New Roman"/>
           <w:b w:val="0"/>
           <w:bCs w:val="0"/>
           <w:i w:val="0"/>
@@ -5703,7 +6501,7 @@
           <w:ind w:left="4195" w:hanging="375"/>
         </w:pPr>
         <w:rPr>
-          <w:rFonts w:ascii="TimesNewRomanPSMT" w:cs="TimesNewRomanPSMT" w:hAnsi="TimesNewRomanPSMT" w:eastAsia="TimesNewRomanPSMT"/>
+          <w:rFonts w:ascii="Times New Roman" w:cs="Times New Roman" w:hAnsi="Times New Roman" w:eastAsia="Times New Roman"/>
           <w:b w:val="0"/>
           <w:bCs w:val="0"/>
           <w:i w:val="0"/>
@@ -5736,7 +6534,7 @@
           <w:ind w:left="4915" w:hanging="375"/>
         </w:pPr>
         <w:rPr>
-          <w:rFonts w:ascii="TimesNewRomanPSMT" w:cs="TimesNewRomanPSMT" w:hAnsi="TimesNewRomanPSMT" w:eastAsia="TimesNewRomanPSMT"/>
+          <w:rFonts w:ascii="Times New Roman" w:cs="Times New Roman" w:hAnsi="Times New Roman" w:eastAsia="Times New Roman"/>
           <w:b w:val="0"/>
           <w:bCs w:val="0"/>
           <w:i w:val="0"/>
@@ -5769,7 +6567,7 @@
           <w:ind w:left="5635" w:hanging="375"/>
         </w:pPr>
         <w:rPr>
-          <w:rFonts w:ascii="TimesNewRomanPSMT" w:cs="TimesNewRomanPSMT" w:hAnsi="TimesNewRomanPSMT" w:eastAsia="TimesNewRomanPSMT"/>
+          <w:rFonts w:ascii="Times New Roman" w:cs="Times New Roman" w:hAnsi="Times New Roman" w:eastAsia="Times New Roman"/>
           <w:b w:val="0"/>
           <w:bCs w:val="0"/>
           <w:i w:val="0"/>
@@ -5802,307 +6600,7 @@
           <w:ind w:left="6355" w:hanging="375"/>
         </w:pPr>
         <w:rPr>
-          <w:rFonts w:ascii="TimesNewRomanPSMT" w:cs="TimesNewRomanPSMT" w:hAnsi="TimesNewRomanPSMT" w:eastAsia="TimesNewRomanPSMT"/>
-          <w:b w:val="0"/>
-          <w:bCs w:val="0"/>
-          <w:i w:val="0"/>
-          <w:iCs w:val="0"/>
-          <w:caps w:val="0"/>
-          <w:smallCaps w:val="0"/>
-          <w:strike w:val="0"/>
-          <w:dstrike w:val="0"/>
-          <w:outline w:val="0"/>
-          <w:emboss w:val="0"/>
-          <w:imprint w:val="0"/>
-          <w:color w:val="0f1115"/>
-          <w:spacing w:val="0"/>
-          <w:w w:val="100"/>
-          <w:kern w:val="0"/>
-          <w:position w:val="0"/>
-          <w:highlight w:val="none"/>
-          <w:vertAlign w:val="baseline"/>
-        </w:rPr>
-      </w:lvl>
-    </w:lvlOverride>
-  </w:num>
-  <w:num w:numId="5">
-    <w:abstractNumId w:val="0"/>
-    <w:lvlOverride w:ilvl="0">
-      <w:lvl w:ilvl="0">
-        <w:start w:val="1"/>
-        <w:numFmt w:val="bullet"/>
-        <w:suff w:val="tab"/>
-        <w:lvlText w:val="•"/>
-        <w:lvlJc w:val="left"/>
-        <w:pPr>
-          <w:ind w:left="720" w:hanging="500"/>
-        </w:pPr>
-        <w:rPr>
-          <w:rFonts w:ascii="TimesNewRomanPSMT" w:cs="TimesNewRomanPSMT" w:hAnsi="TimesNewRomanPSMT" w:eastAsia="TimesNewRomanPSMT"/>
-          <w:b w:val="0"/>
-          <w:bCs w:val="0"/>
-          <w:i w:val="0"/>
-          <w:iCs w:val="0"/>
-          <w:caps w:val="0"/>
-          <w:smallCaps w:val="0"/>
-          <w:strike w:val="0"/>
-          <w:dstrike w:val="0"/>
-          <w:outline w:val="0"/>
-          <w:emboss w:val="0"/>
-          <w:imprint w:val="0"/>
-          <w:color w:val="0f1115"/>
-          <w:spacing w:val="0"/>
-          <w:w w:val="100"/>
-          <w:kern w:val="0"/>
-          <w:position w:val="0"/>
-          <w:highlight w:val="none"/>
-          <w:vertAlign w:val="baseline"/>
-        </w:rPr>
-      </w:lvl>
-    </w:lvlOverride>
-    <w:lvlOverride w:ilvl="1">
-      <w:lvl w:ilvl="1">
-        <w:start w:val="1"/>
-        <w:numFmt w:val="bullet"/>
-        <w:suff w:val="tab"/>
-        <w:lvlText w:val="•"/>
-        <w:lvlJc w:val="left"/>
-        <w:pPr>
-          <w:ind w:left="815" w:hanging="375"/>
-        </w:pPr>
-        <w:rPr>
-          <w:rFonts w:ascii="TimesNewRomanPSMT" w:cs="TimesNewRomanPSMT" w:hAnsi="TimesNewRomanPSMT" w:eastAsia="TimesNewRomanPSMT"/>
-          <w:b w:val="0"/>
-          <w:bCs w:val="0"/>
-          <w:i w:val="0"/>
-          <w:iCs w:val="0"/>
-          <w:caps w:val="0"/>
-          <w:smallCaps w:val="0"/>
-          <w:strike w:val="0"/>
-          <w:dstrike w:val="0"/>
-          <w:outline w:val="0"/>
-          <w:emboss w:val="0"/>
-          <w:imprint w:val="0"/>
-          <w:color w:val="0f1115"/>
-          <w:spacing w:val="0"/>
-          <w:w w:val="100"/>
-          <w:kern w:val="0"/>
-          <w:position w:val="0"/>
-          <w:highlight w:val="none"/>
-          <w:vertAlign w:val="baseline"/>
-        </w:rPr>
-      </w:lvl>
-    </w:lvlOverride>
-    <w:lvlOverride w:ilvl="2">
-      <w:lvl w:ilvl="2">
-        <w:start w:val="1"/>
-        <w:numFmt w:val="bullet"/>
-        <w:suff w:val="tab"/>
-        <w:lvlText w:val="•"/>
-        <w:lvlJc w:val="left"/>
-        <w:pPr>
-          <w:ind w:left="1035" w:hanging="375"/>
-        </w:pPr>
-        <w:rPr>
-          <w:rFonts w:ascii="TimesNewRomanPSMT" w:cs="TimesNewRomanPSMT" w:hAnsi="TimesNewRomanPSMT" w:eastAsia="TimesNewRomanPSMT"/>
-          <w:b w:val="0"/>
-          <w:bCs w:val="0"/>
-          <w:i w:val="0"/>
-          <w:iCs w:val="0"/>
-          <w:caps w:val="0"/>
-          <w:smallCaps w:val="0"/>
-          <w:strike w:val="0"/>
-          <w:dstrike w:val="0"/>
-          <w:outline w:val="0"/>
-          <w:emboss w:val="0"/>
-          <w:imprint w:val="0"/>
-          <w:color w:val="0f1115"/>
-          <w:spacing w:val="0"/>
-          <w:w w:val="100"/>
-          <w:kern w:val="0"/>
-          <w:position w:val="0"/>
-          <w:highlight w:val="none"/>
-          <w:vertAlign w:val="baseline"/>
-        </w:rPr>
-      </w:lvl>
-    </w:lvlOverride>
-    <w:lvlOverride w:ilvl="3">
-      <w:lvl w:ilvl="3">
-        <w:start w:val="1"/>
-        <w:numFmt w:val="bullet"/>
-        <w:suff w:val="tab"/>
-        <w:lvlText w:val="•"/>
-        <w:lvlJc w:val="left"/>
-        <w:pPr>
-          <w:ind w:left="1255" w:hanging="375"/>
-        </w:pPr>
-        <w:rPr>
-          <w:rFonts w:ascii="TimesNewRomanPSMT" w:cs="TimesNewRomanPSMT" w:hAnsi="TimesNewRomanPSMT" w:eastAsia="TimesNewRomanPSMT"/>
-          <w:b w:val="0"/>
-          <w:bCs w:val="0"/>
-          <w:i w:val="0"/>
-          <w:iCs w:val="0"/>
-          <w:caps w:val="0"/>
-          <w:smallCaps w:val="0"/>
-          <w:strike w:val="0"/>
-          <w:dstrike w:val="0"/>
-          <w:outline w:val="0"/>
-          <w:emboss w:val="0"/>
-          <w:imprint w:val="0"/>
-          <w:color w:val="0f1115"/>
-          <w:spacing w:val="0"/>
-          <w:w w:val="100"/>
-          <w:kern w:val="0"/>
-          <w:position w:val="0"/>
-          <w:highlight w:val="none"/>
-          <w:vertAlign w:val="baseline"/>
-        </w:rPr>
-      </w:lvl>
-    </w:lvlOverride>
-    <w:lvlOverride w:ilvl="4">
-      <w:lvl w:ilvl="4">
-        <w:start w:val="1"/>
-        <w:numFmt w:val="bullet"/>
-        <w:suff w:val="tab"/>
-        <w:lvlText w:val="•"/>
-        <w:lvlJc w:val="left"/>
-        <w:pPr>
-          <w:ind w:left="1475" w:hanging="375"/>
-        </w:pPr>
-        <w:rPr>
-          <w:rFonts w:ascii="TimesNewRomanPSMT" w:cs="TimesNewRomanPSMT" w:hAnsi="TimesNewRomanPSMT" w:eastAsia="TimesNewRomanPSMT"/>
-          <w:b w:val="0"/>
-          <w:bCs w:val="0"/>
-          <w:i w:val="0"/>
-          <w:iCs w:val="0"/>
-          <w:caps w:val="0"/>
-          <w:smallCaps w:val="0"/>
-          <w:strike w:val="0"/>
-          <w:dstrike w:val="0"/>
-          <w:outline w:val="0"/>
-          <w:emboss w:val="0"/>
-          <w:imprint w:val="0"/>
-          <w:color w:val="0f1115"/>
-          <w:spacing w:val="0"/>
-          <w:w w:val="100"/>
-          <w:kern w:val="0"/>
-          <w:position w:val="0"/>
-          <w:highlight w:val="none"/>
-          <w:vertAlign w:val="baseline"/>
-        </w:rPr>
-      </w:lvl>
-    </w:lvlOverride>
-    <w:lvlOverride w:ilvl="5">
-      <w:lvl w:ilvl="5">
-        <w:start w:val="1"/>
-        <w:numFmt w:val="bullet"/>
-        <w:suff w:val="tab"/>
-        <w:lvlText w:val="•"/>
-        <w:lvlJc w:val="left"/>
-        <w:pPr>
-          <w:ind w:left="1695" w:hanging="375"/>
-        </w:pPr>
-        <w:rPr>
-          <w:rFonts w:ascii="TimesNewRomanPSMT" w:cs="TimesNewRomanPSMT" w:hAnsi="TimesNewRomanPSMT" w:eastAsia="TimesNewRomanPSMT"/>
-          <w:b w:val="0"/>
-          <w:bCs w:val="0"/>
-          <w:i w:val="0"/>
-          <w:iCs w:val="0"/>
-          <w:caps w:val="0"/>
-          <w:smallCaps w:val="0"/>
-          <w:strike w:val="0"/>
-          <w:dstrike w:val="0"/>
-          <w:outline w:val="0"/>
-          <w:emboss w:val="0"/>
-          <w:imprint w:val="0"/>
-          <w:color w:val="0f1115"/>
-          <w:spacing w:val="0"/>
-          <w:w w:val="100"/>
-          <w:kern w:val="0"/>
-          <w:position w:val="0"/>
-          <w:highlight w:val="none"/>
-          <w:vertAlign w:val="baseline"/>
-        </w:rPr>
-      </w:lvl>
-    </w:lvlOverride>
-    <w:lvlOverride w:ilvl="6">
-      <w:lvl w:ilvl="6">
-        <w:start w:val="1"/>
-        <w:numFmt w:val="bullet"/>
-        <w:suff w:val="tab"/>
-        <w:lvlText w:val="•"/>
-        <w:lvlJc w:val="left"/>
-        <w:pPr>
-          <w:ind w:left="1915" w:hanging="375"/>
-        </w:pPr>
-        <w:rPr>
-          <w:rFonts w:ascii="TimesNewRomanPSMT" w:cs="TimesNewRomanPSMT" w:hAnsi="TimesNewRomanPSMT" w:eastAsia="TimesNewRomanPSMT"/>
-          <w:b w:val="0"/>
-          <w:bCs w:val="0"/>
-          <w:i w:val="0"/>
-          <w:iCs w:val="0"/>
-          <w:caps w:val="0"/>
-          <w:smallCaps w:val="0"/>
-          <w:strike w:val="0"/>
-          <w:dstrike w:val="0"/>
-          <w:outline w:val="0"/>
-          <w:emboss w:val="0"/>
-          <w:imprint w:val="0"/>
-          <w:color w:val="0f1115"/>
-          <w:spacing w:val="0"/>
-          <w:w w:val="100"/>
-          <w:kern w:val="0"/>
-          <w:position w:val="0"/>
-          <w:highlight w:val="none"/>
-          <w:vertAlign w:val="baseline"/>
-        </w:rPr>
-      </w:lvl>
-    </w:lvlOverride>
-    <w:lvlOverride w:ilvl="7">
-      <w:lvl w:ilvl="7">
-        <w:start w:val="1"/>
-        <w:numFmt w:val="bullet"/>
-        <w:suff w:val="tab"/>
-        <w:lvlText w:val="•"/>
-        <w:lvlJc w:val="left"/>
-        <w:pPr>
-          <w:ind w:left="2135" w:hanging="375"/>
-        </w:pPr>
-        <w:rPr>
-          <w:rFonts w:ascii="TimesNewRomanPSMT" w:cs="TimesNewRomanPSMT" w:hAnsi="TimesNewRomanPSMT" w:eastAsia="TimesNewRomanPSMT"/>
-          <w:b w:val="0"/>
-          <w:bCs w:val="0"/>
-          <w:i w:val="0"/>
-          <w:iCs w:val="0"/>
-          <w:caps w:val="0"/>
-          <w:smallCaps w:val="0"/>
-          <w:strike w:val="0"/>
-          <w:dstrike w:val="0"/>
-          <w:outline w:val="0"/>
-          <w:emboss w:val="0"/>
-          <w:imprint w:val="0"/>
-          <w:color w:val="0f1115"/>
-          <w:spacing w:val="0"/>
-          <w:w w:val="100"/>
-          <w:kern w:val="0"/>
-          <w:position w:val="0"/>
-          <w:highlight w:val="none"/>
-          <w:vertAlign w:val="baseline"/>
-        </w:rPr>
-      </w:lvl>
-    </w:lvlOverride>
-    <w:lvlOverride w:ilvl="8">
-      <w:lvl w:ilvl="8">
-        <w:start w:val="1"/>
-        <w:numFmt w:val="bullet"/>
-        <w:suff w:val="tab"/>
-        <w:lvlText w:val="•"/>
-        <w:lvlJc w:val="left"/>
-        <w:pPr>
-          <w:ind w:left="2355" w:hanging="375"/>
-        </w:pPr>
-        <w:rPr>
-          <w:rFonts w:ascii="TimesNewRomanPSMT" w:cs="TimesNewRomanPSMT" w:hAnsi="TimesNewRomanPSMT" w:eastAsia="TimesNewRomanPSMT"/>
+          <w:rFonts w:ascii="Times New Roman" w:cs="Times New Roman" w:hAnsi="Times New Roman" w:eastAsia="Times New Roman"/>
           <w:b w:val="0"/>
           <w:bCs w:val="0"/>
           <w:i w:val="0"/>
@@ -6342,6 +6840,8 @@
     <w:rPr>
       <w:outline w:val="0"/>
       <w:color w:val="3964fe"/>
+      <w:u w:color="3964fe"/>
+      <w:shd w:val="clear" w:color="auto" w:fill="ffffff"/>
       <w14:textFill>
         <w14:solidFill>
           <w14:srgbClr w14:val="3964FE"/>
